--- a/backend/documents/BIT.docx
+++ b/backend/documents/BIT.docx
@@ -1,29 +1,29 @@
 
 <file path=word/document.xml><?xml version="1.0" encoding="utf-8"?>
-<w:document xmlns:mc="http://schemas.openxmlformats.org/markup-compatibility/2006" xmlns:o="urn:schemas-microsoft-com:office:office" xmlns:r="http://schemas.openxmlformats.org/officeDocument/2006/relationships" xmlns:m="http://schemas.openxmlformats.org/officeDocument/2006/math" xmlns:v="urn:schemas-microsoft-com:vml" xmlns:wp="http://schemas.openxmlformats.org/drawingml/2006/wordprocessingDrawing" xmlns:w10="urn:schemas-microsoft-com:office:word" xmlns:w="http://schemas.openxmlformats.org/wordprocessingml/2006/main" xmlns:wne="http://schemas.microsoft.com/office/word/2006/wordml" xmlns:sl="http://schemas.openxmlformats.org/schemaLibrary/2006/main" xmlns:a="http://schemas.openxmlformats.org/drawingml/2006/main" xmlns:pic="http://schemas.openxmlformats.org/drawingml/2006/picture" xmlns:c="http://schemas.openxmlformats.org/drawingml/2006/chart" xmlns:lc="http://schemas.openxmlformats.org/drawingml/2006/lockedCanvas" xmlns:dgm="http://schemas.openxmlformats.org/drawingml/2006/diagram" xmlns:wps="http://schemas.microsoft.com/office/word/2010/wordprocessingShape" xmlns:wpg="http://schemas.microsoft.com/office/word/2010/wordprocessingGroup" xmlns:w14="http://schemas.microsoft.com/office/word/2010/wordml" xmlns:w15="http://schemas.microsoft.com/office/word/2012/wordml" xmlns:w16="http://schemas.microsoft.com/office/word/2018/wordml" xmlns:w16cex="http://schemas.microsoft.com/office/word/2018/wordml/cex" xmlns:w16cid="http://schemas.microsoft.com/office/word/2016/wordml/cid" xmlns="http://schemas.microsoft.com/office/tasks/2019/documenttasks" xmlns:cr="http://schemas.microsoft.com/office/comments/2020/reactions">
+<w:document xmlns:wpc="http://schemas.microsoft.com/office/word/2010/wordprocessingCanvas" xmlns:mc="http://schemas.openxmlformats.org/markup-compatibility/2006" xmlns:o="urn:schemas-microsoft-com:office:office" xmlns:r="http://schemas.openxmlformats.org/officeDocument/2006/relationships" xmlns:m="http://schemas.openxmlformats.org/officeDocument/2006/math" xmlns:v="urn:schemas-microsoft-com:vml" xmlns:wp14="http://schemas.microsoft.com/office/word/2010/wordprocessingDrawing" xmlns:wp="http://schemas.openxmlformats.org/drawingml/2006/wordprocessingDrawing" xmlns:w="http://schemas.openxmlformats.org/wordprocessingml/2006/main" xmlns:w14="http://schemas.microsoft.com/office/word/2010/wordml" xmlns:w10="urn:schemas-microsoft-com:office:word" xmlns:w15="http://schemas.microsoft.com/office/word/2012/wordml" xmlns:wpg="http://schemas.microsoft.com/office/word/2010/wordprocessingGroup" xmlns:wpi="http://schemas.microsoft.com/office/word/2010/wordprocessingInk" xmlns:wne="http://schemas.microsoft.com/office/word/2006/wordml" xmlns:wps="http://schemas.microsoft.com/office/word/2010/wordprocessingShape" xmlns:wpsCustomData="http://www.wps.cn/officeDocument/2013/wpsCustomData" mc:Ignorable="w14 w15 wp14">
   <w:body>
     <w:p>
       <w:pPr>
-        <w:pStyle w:val="Heading1"/>
+        <w:pStyle w:val="2"/>
         <w:keepNext w:val="0"/>
         <w:keepLines w:val="0"/>
-        <w:spacing w:before="480" w:lineRule="auto"/>
-        <w:rPr>
-          <w:b w:val="1"/>
+        <w:spacing w:before="480"/>
+        <w:rPr>
+          <w:b/>
           <w:sz w:val="46"/>
           <w:szCs w:val="46"/>
         </w:rPr>
       </w:pPr>
-      <w:bookmarkStart w:colFirst="0" w:colLast="0" w:name="_3rvzn7pjrvfn" w:id="0"/>
+      <w:bookmarkStart w:id="0" w:name="_3rvzn7pjrvfn" w:colFirst="0" w:colLast="0"/>
       <w:bookmarkEnd w:id="0"/>
       <w:r>
         <w:rPr>
-          <w:b w:val="1"/>
+          <w:b/>
           <w:sz w:val="46"/>
           <w:szCs w:val="46"/>
           <w:rtl w:val="0"/>
         </w:rPr>
-        <w:t xml:space="preserve">🏛️ Bannari Amman Institute of Technology (BIT) – Overview and Analysis</w:t>
+        <w:t>🏛️ Bannari Amman Institute of Technology (BIT) – Overview and Analysis</w:t>
       </w:r>
     </w:p>
     <w:p>
@@ -35,54 +35,57 @@
       </w:pPr>
       <w:r>
         <w:pict>
-          <v:rect style="width:0.0pt;height:1.5pt" o:hr="t" o:hrstd="t" o:hralign="center" fillcolor="#A0A0A0" stroked="f"/>
+          <v:rect id="_x0000_i1025" o:spt="1" style="height:1.5pt;width:0pt;" fillcolor="#A0A0A0" filled="t" stroked="f" coordsize="21600,21600" o:hr="t" o:hrstd="t" o:hralign="center">
+            <v:path/>
+            <v:fill on="t" focussize="0,0"/>
+            <v:stroke on="f"/>
+            <v:imagedata o:title=""/>
+            <o:lock v:ext="edit"/>
+            <w10:wrap type="none"/>
+            <w10:anchorlock/>
+          </v:rect>
         </w:pict>
       </w:r>
-      <w:r>
-        <w:rPr>
-          <w:rtl w:val="0"/>
-        </w:rPr>
-      </w:r>
-    </w:p>
-    <w:p>
-      <w:pPr>
-        <w:pStyle w:val="Heading2"/>
+    </w:p>
+    <w:p>
+      <w:pPr>
+        <w:pStyle w:val="3"/>
         <w:keepNext w:val="0"/>
         <w:keepLines w:val="0"/>
-        <w:spacing w:after="80" w:lineRule="auto"/>
-        <w:rPr>
-          <w:b w:val="1"/>
+        <w:spacing w:after="80"/>
+        <w:rPr>
+          <w:b/>
           <w:sz w:val="34"/>
           <w:szCs w:val="34"/>
         </w:rPr>
       </w:pPr>
-      <w:bookmarkStart w:colFirst="0" w:colLast="0" w:name="_6shdofgsruez" w:id="1"/>
+      <w:bookmarkStart w:id="1" w:name="_6shdofgsruez" w:colFirst="0" w:colLast="0"/>
       <w:bookmarkEnd w:id="1"/>
       <w:r>
         <w:rPr>
-          <w:b w:val="1"/>
+          <w:b/>
           <w:sz w:val="34"/>
           <w:szCs w:val="34"/>
           <w:rtl w:val="0"/>
         </w:rPr>
-        <w:t xml:space="preserve">1. Introduction</w:t>
-      </w:r>
-    </w:p>
-    <w:p>
-      <w:pPr>
-        <w:spacing w:after="240" w:before="240" w:lineRule="auto"/>
-        <w:rPr>
-          <w:sz w:val="28"/>
-          <w:szCs w:val="28"/>
-        </w:rPr>
-      </w:pPr>
-      <w:r>
-        <w:rPr>
-          <w:sz w:val="28"/>
-          <w:szCs w:val="28"/>
-          <w:rtl w:val="0"/>
-        </w:rPr>
-        <w:t xml:space="preserve">Bannari Amman Institute of Technology (BIT), located in Sathyamangalam, Tamil Nadu, is one of India’s premier autonomous engineering institutions. The college focuses on holistic education that balances academic excellence, innovation, and social responsibility.</w:t>
+        <w:t>1. Introduction</w:t>
+      </w:r>
+    </w:p>
+    <w:p>
+      <w:pPr>
+        <w:spacing w:before="240" w:after="240"/>
+        <w:rPr>
+          <w:sz w:val="28"/>
+          <w:szCs w:val="28"/>
+        </w:rPr>
+      </w:pPr>
+      <w:r>
+        <w:rPr>
+          <w:sz w:val="28"/>
+          <w:szCs w:val="28"/>
+          <w:rtl w:val="0"/>
+        </w:rPr>
+        <w:t>Bannari Amman Institute of Technology (BIT), located in Sathyamangalam, Tamil Nadu, is one of India’s premier autonomous engineering institutions. The college focuses on holistic education that balances academic excellence, innovation, and social responsibility.</w:t>
       </w:r>
     </w:p>
     <w:p>
@@ -94,63 +97,66 @@
       </w:pPr>
       <w:r>
         <w:pict>
-          <v:rect style="width:0.0pt;height:1.5pt" o:hr="t" o:hrstd="t" o:hralign="center" fillcolor="#A0A0A0" stroked="f"/>
+          <v:rect id="_x0000_i1026" o:spt="1" style="height:1.5pt;width:0pt;" fillcolor="#A0A0A0" filled="t" stroked="f" coordsize="21600,21600" o:hr="t" o:hrstd="t" o:hralign="center">
+            <v:path/>
+            <v:fill on="t" focussize="0,0"/>
+            <v:stroke on="f"/>
+            <v:imagedata o:title=""/>
+            <o:lock v:ext="edit"/>
+            <w10:wrap type="none"/>
+            <w10:anchorlock/>
+          </v:rect>
         </w:pict>
       </w:r>
-      <w:r>
-        <w:rPr>
-          <w:rtl w:val="0"/>
-        </w:rPr>
-      </w:r>
-    </w:p>
-    <w:p>
-      <w:pPr>
-        <w:pStyle w:val="Heading2"/>
+    </w:p>
+    <w:p>
+      <w:pPr>
+        <w:pStyle w:val="3"/>
         <w:keepNext w:val="0"/>
         <w:keepLines w:val="0"/>
-        <w:spacing w:after="80" w:lineRule="auto"/>
-        <w:rPr>
-          <w:b w:val="1"/>
+        <w:spacing w:after="80"/>
+        <w:rPr>
+          <w:b/>
           <w:sz w:val="34"/>
           <w:szCs w:val="34"/>
         </w:rPr>
       </w:pPr>
-      <w:bookmarkStart w:colFirst="0" w:colLast="0" w:name="_n9gm9y1vv1kp" w:id="2"/>
+      <w:bookmarkStart w:id="2" w:name="_n9gm9y1vv1kp" w:colFirst="0" w:colLast="0"/>
       <w:bookmarkEnd w:id="2"/>
       <w:r>
         <w:rPr>
-          <w:b w:val="1"/>
+          <w:b/>
           <w:sz w:val="34"/>
           <w:szCs w:val="34"/>
           <w:rtl w:val="0"/>
         </w:rPr>
-        <w:t xml:space="preserve">2. Chairman’s Message</w:t>
-      </w:r>
-    </w:p>
-    <w:p>
-      <w:pPr>
-        <w:spacing w:after="240" w:before="240" w:lineRule="auto"/>
-        <w:rPr>
-          <w:sz w:val="28"/>
-          <w:szCs w:val="28"/>
-        </w:rPr>
-      </w:pPr>
-      <w:r>
-        <w:rPr>
-          <w:b w:val="1"/>
-          <w:sz w:val="28"/>
-          <w:szCs w:val="28"/>
-          <w:rtl w:val="0"/>
-        </w:rPr>
-        <w:t xml:space="preserve">Thiru S. V. Balasubramaniam</w:t>
-      </w:r>
-      <w:r>
-        <w:rPr>
-          <w:sz w:val="28"/>
-          <w:szCs w:val="28"/>
-          <w:rtl w:val="0"/>
-        </w:rPr>
-        <w:t xml:space="preserve">, Chairman of Bannari Amman Group, emphasizes two key aspects of education:</w:t>
+        <w:t>2. Chairman’s Message</w:t>
+      </w:r>
+    </w:p>
+    <w:p>
+      <w:pPr>
+        <w:spacing w:before="240" w:after="240"/>
+        <w:rPr>
+          <w:sz w:val="28"/>
+          <w:szCs w:val="28"/>
+        </w:rPr>
+      </w:pPr>
+      <w:r>
+        <w:rPr>
+          <w:b/>
+          <w:sz w:val="28"/>
+          <w:szCs w:val="28"/>
+          <w:rtl w:val="0"/>
+        </w:rPr>
+        <w:t>Thiru S. V. Balasubramaniam</w:t>
+      </w:r>
+      <w:r>
+        <w:rPr>
+          <w:sz w:val="28"/>
+          <w:szCs w:val="28"/>
+          <w:rtl w:val="0"/>
+        </w:rPr>
+        <w:t>, Chairman of Bannari Amman Group, emphasizes two key aspects of education:</w:t>
       </w:r>
     </w:p>
     <w:p>
@@ -159,7 +165,7 @@
           <w:ilvl w:val="0"/>
           <w:numId w:val="1"/>
         </w:numPr>
-        <w:spacing w:after="0" w:afterAutospacing="0" w:before="240" w:lineRule="auto"/>
+        <w:spacing w:before="240" w:after="0" w:afterAutospacing="0"/>
         <w:ind w:left="720" w:hanging="360"/>
         <w:rPr>
           <w:sz w:val="28"/>
@@ -168,12 +174,20 @@
       </w:pPr>
       <w:r>
         <w:rPr>
-          <w:b w:val="1"/>
-          <w:sz w:val="28"/>
-          <w:szCs w:val="28"/>
-          <w:rtl w:val="0"/>
-        </w:rPr>
-        <w:t xml:space="preserve">“One that teaches how to make a living, and another that teaches how to live.”</w:t>
+          <w:b/>
+          <w:sz w:val="28"/>
+          <w:szCs w:val="28"/>
+          <w:rtl w:val="0"/>
+        </w:rPr>
+        <w:t>“One that teaches how to make a living, and another that teaches how to live.”</w:t>
+      </w:r>
+      <w:r>
+        <w:rPr>
+          <w:b/>
+          <w:sz w:val="28"/>
+          <w:szCs w:val="28"/>
+          <w:rtl w:val="0"/>
+        </w:rPr>
         <w:br w:type="textWrapping"/>
       </w:r>
     </w:p>
@@ -183,7 +197,7 @@
           <w:ilvl w:val="0"/>
           <w:numId w:val="1"/>
         </w:numPr>
-        <w:spacing w:after="0" w:afterAutospacing="0" w:before="0" w:beforeAutospacing="0" w:lineRule="auto"/>
+        <w:spacing w:before="0" w:beforeAutospacing="0" w:after="0" w:afterAutospacing="0"/>
         <w:ind w:left="720" w:hanging="360"/>
         <w:rPr>
           <w:sz w:val="28"/>
@@ -196,7 +210,14 @@
           <w:szCs w:val="28"/>
           <w:rtl w:val="0"/>
         </w:rPr>
-        <w:t xml:space="preserve">BIT aims to develop students not just academically but also personally and ethically.</w:t>
+        <w:t>BIT aims to develop students not just academically but also personally and ethically.</w:t>
+      </w:r>
+      <w:r>
+        <w:rPr>
+          <w:sz w:val="28"/>
+          <w:szCs w:val="28"/>
+          <w:rtl w:val="0"/>
+        </w:rPr>
         <w:br w:type="textWrapping"/>
       </w:r>
     </w:p>
@@ -206,7 +227,7 @@
           <w:ilvl w:val="0"/>
           <w:numId w:val="1"/>
         </w:numPr>
-        <w:spacing w:after="0" w:afterAutospacing="0" w:before="0" w:beforeAutospacing="0" w:lineRule="auto"/>
+        <w:spacing w:before="0" w:beforeAutospacing="0" w:after="0" w:afterAutospacing="0"/>
         <w:ind w:left="720" w:hanging="360"/>
         <w:rPr>
           <w:sz w:val="28"/>
@@ -223,20 +244,27 @@
       </w:r>
       <w:r>
         <w:rPr>
-          <w:b w:val="1"/>
-          <w:sz w:val="28"/>
-          <w:szCs w:val="28"/>
-          <w:rtl w:val="0"/>
-        </w:rPr>
-        <w:t xml:space="preserve">learning over studying</w:t>
-      </w:r>
-      <w:r>
-        <w:rPr>
-          <w:sz w:val="28"/>
-          <w:szCs w:val="28"/>
-          <w:rtl w:val="0"/>
-        </w:rPr>
-        <w:t xml:space="preserve">, encouraging curiosity and lifelong growth.</w:t>
+          <w:b/>
+          <w:sz w:val="28"/>
+          <w:szCs w:val="28"/>
+          <w:rtl w:val="0"/>
+        </w:rPr>
+        <w:t>learning over studying</w:t>
+      </w:r>
+      <w:r>
+        <w:rPr>
+          <w:sz w:val="28"/>
+          <w:szCs w:val="28"/>
+          <w:rtl w:val="0"/>
+        </w:rPr>
+        <w:t>, encouraging curiosity and lifelong growth.</w:t>
+      </w:r>
+      <w:r>
+        <w:rPr>
+          <w:sz w:val="28"/>
+          <w:szCs w:val="28"/>
+          <w:rtl w:val="0"/>
+        </w:rPr>
         <w:br w:type="textWrapping"/>
       </w:r>
     </w:p>
@@ -246,7 +274,7 @@
           <w:ilvl w:val="0"/>
           <w:numId w:val="1"/>
         </w:numPr>
-        <w:spacing w:after="0" w:afterAutospacing="0" w:before="0" w:beforeAutospacing="0" w:lineRule="auto"/>
+        <w:spacing w:before="0" w:beforeAutospacing="0" w:after="0" w:afterAutospacing="0"/>
         <w:ind w:left="720" w:hanging="360"/>
         <w:rPr>
           <w:sz w:val="28"/>
@@ -263,20 +291,27 @@
       </w:r>
       <w:r>
         <w:rPr>
-          <w:b w:val="1"/>
-          <w:sz w:val="28"/>
-          <w:szCs w:val="28"/>
-          <w:rtl w:val="0"/>
-        </w:rPr>
-        <w:t xml:space="preserve">holistic experience</w:t>
-      </w:r>
-      <w:r>
-        <w:rPr>
-          <w:sz w:val="28"/>
-          <w:szCs w:val="28"/>
-          <w:rtl w:val="0"/>
-        </w:rPr>
-        <w:t xml:space="preserve">, blending academics with life skills and global exposure.</w:t>
+          <w:b/>
+          <w:sz w:val="28"/>
+          <w:szCs w:val="28"/>
+          <w:rtl w:val="0"/>
+        </w:rPr>
+        <w:t>holistic experience</w:t>
+      </w:r>
+      <w:r>
+        <w:rPr>
+          <w:sz w:val="28"/>
+          <w:szCs w:val="28"/>
+          <w:rtl w:val="0"/>
+        </w:rPr>
+        <w:t>, blending academics with life skills and global exposure.</w:t>
+      </w:r>
+      <w:r>
+        <w:rPr>
+          <w:sz w:val="28"/>
+          <w:szCs w:val="28"/>
+          <w:rtl w:val="0"/>
+        </w:rPr>
         <w:br w:type="textWrapping"/>
       </w:r>
     </w:p>
@@ -286,7 +321,7 @@
           <w:ilvl w:val="0"/>
           <w:numId w:val="1"/>
         </w:numPr>
-        <w:spacing w:after="240" w:before="0" w:beforeAutospacing="0" w:lineRule="auto"/>
+        <w:spacing w:before="0" w:beforeAutospacing="0" w:after="240"/>
         <w:ind w:left="720" w:hanging="360"/>
         <w:rPr>
           <w:sz w:val="28"/>
@@ -303,12 +338,12 @@
       </w:r>
       <w:r>
         <w:rPr>
-          <w:b w:val="1"/>
-          <w:sz w:val="28"/>
-          <w:szCs w:val="28"/>
-          <w:rtl w:val="0"/>
-        </w:rPr>
-        <w:t xml:space="preserve">“Knowledge Era,”</w:t>
+          <w:b/>
+          <w:sz w:val="28"/>
+          <w:szCs w:val="28"/>
+          <w:rtl w:val="0"/>
+        </w:rPr>
+        <w:t>“Knowledge Era,”</w:t>
       </w:r>
       <w:r>
         <w:rPr>
@@ -320,12 +355,12 @@
       </w:r>
       <w:r>
         <w:rPr>
-          <w:b w:val="1"/>
-          <w:sz w:val="28"/>
-          <w:szCs w:val="28"/>
-          <w:rtl w:val="0"/>
-        </w:rPr>
-        <w:t xml:space="preserve">brainpower and specialization</w:t>
+          <w:b/>
+          <w:sz w:val="28"/>
+          <w:szCs w:val="28"/>
+          <w:rtl w:val="0"/>
+        </w:rPr>
+        <w:t>brainpower and specialization</w:t>
       </w:r>
       <w:r>
         <w:rPr>
@@ -334,6 +369,13 @@
           <w:rtl w:val="0"/>
         </w:rPr>
         <w:t xml:space="preserve"> drive success.</w:t>
+      </w:r>
+      <w:r>
+        <w:rPr>
+          <w:sz w:val="28"/>
+          <w:szCs w:val="28"/>
+          <w:rtl w:val="0"/>
+        </w:rPr>
         <w:br w:type="textWrapping"/>
       </w:r>
     </w:p>
@@ -346,55 +388,58 @@
       </w:pPr>
       <w:r>
         <w:pict>
-          <v:rect style="width:0.0pt;height:1.5pt" o:hr="t" o:hrstd="t" o:hralign="center" fillcolor="#A0A0A0" stroked="f"/>
+          <v:rect id="_x0000_i1027" o:spt="1" style="height:1.5pt;width:0pt;" fillcolor="#A0A0A0" filled="t" stroked="f" coordsize="21600,21600" o:hr="t" o:hrstd="t" o:hralign="center">
+            <v:path/>
+            <v:fill on="t" focussize="0,0"/>
+            <v:stroke on="f"/>
+            <v:imagedata o:title=""/>
+            <o:lock v:ext="edit"/>
+            <w10:wrap type="none"/>
+            <w10:anchorlock/>
+          </v:rect>
         </w:pict>
       </w:r>
-      <w:r>
-        <w:rPr>
-          <w:rtl w:val="0"/>
-        </w:rPr>
-      </w:r>
-    </w:p>
-    <w:p>
-      <w:pPr>
-        <w:pStyle w:val="Heading2"/>
+    </w:p>
+    <w:p>
+      <w:pPr>
+        <w:pStyle w:val="3"/>
         <w:keepNext w:val="0"/>
         <w:keepLines w:val="0"/>
-        <w:spacing w:after="80" w:lineRule="auto"/>
-        <w:rPr>
-          <w:b w:val="1"/>
+        <w:spacing w:after="80"/>
+        <w:rPr>
+          <w:b/>
           <w:sz w:val="34"/>
           <w:szCs w:val="34"/>
         </w:rPr>
       </w:pPr>
-      <w:bookmarkStart w:colFirst="0" w:colLast="0" w:name="_vkikisb1azri" w:id="3"/>
+      <w:bookmarkStart w:id="3" w:name="_vkikisb1azri" w:colFirst="0" w:colLast="0"/>
       <w:bookmarkEnd w:id="3"/>
       <w:r>
         <w:rPr>
-          <w:b w:val="1"/>
+          <w:b/>
           <w:sz w:val="34"/>
           <w:szCs w:val="34"/>
           <w:rtl w:val="0"/>
         </w:rPr>
-        <w:t xml:space="preserve">3. Principal’s Message</w:t>
-      </w:r>
-    </w:p>
-    <w:p>
-      <w:pPr>
-        <w:spacing w:after="240" w:before="240" w:lineRule="auto"/>
-        <w:rPr>
-          <w:sz w:val="28"/>
-          <w:szCs w:val="28"/>
-        </w:rPr>
-      </w:pPr>
-      <w:r>
-        <w:rPr>
-          <w:b w:val="1"/>
-          <w:sz w:val="28"/>
-          <w:szCs w:val="28"/>
-          <w:rtl w:val="0"/>
-        </w:rPr>
-        <w:t xml:space="preserve">Dr. C. Palanisamy</w:t>
+        <w:t>3. Principal’s Message</w:t>
+      </w:r>
+    </w:p>
+    <w:p>
+      <w:pPr>
+        <w:spacing w:before="240" w:after="240"/>
+        <w:rPr>
+          <w:sz w:val="28"/>
+          <w:szCs w:val="28"/>
+        </w:rPr>
+      </w:pPr>
+      <w:r>
+        <w:rPr>
+          <w:b/>
+          <w:sz w:val="28"/>
+          <w:szCs w:val="28"/>
+          <w:rtl w:val="0"/>
+        </w:rPr>
+        <w:t>Dr. C. Palanisamy</w:t>
       </w:r>
       <w:r>
         <w:rPr>
@@ -406,29 +451,29 @@
       </w:r>
       <w:r>
         <w:rPr>
-          <w:b w:val="1"/>
-          <w:sz w:val="28"/>
-          <w:szCs w:val="28"/>
-          <w:rtl w:val="0"/>
-        </w:rPr>
-        <w:t xml:space="preserve">creativity, innovation, and practical learning</w:t>
-      </w:r>
-      <w:r>
-        <w:rPr>
-          <w:sz w:val="28"/>
-          <w:szCs w:val="28"/>
-          <w:rtl w:val="0"/>
-        </w:rPr>
-        <w:t xml:space="preserve">:</w:t>
+          <w:b/>
+          <w:sz w:val="28"/>
+          <w:szCs w:val="28"/>
+          <w:rtl w:val="0"/>
+        </w:rPr>
+        <w:t>creativity, innovation, and practical learning</w:t>
+      </w:r>
+      <w:r>
+        <w:rPr>
+          <w:sz w:val="28"/>
+          <w:szCs w:val="28"/>
+          <w:rtl w:val="0"/>
+        </w:rPr>
+        <w:t>:</w:t>
       </w:r>
     </w:p>
     <w:p>
       <w:pPr>
         <w:numPr>
           <w:ilvl w:val="0"/>
-          <w:numId w:val="5"/>
+          <w:numId w:val="2"/>
         </w:numPr>
-        <w:spacing w:after="0" w:afterAutospacing="0" w:before="240" w:lineRule="auto"/>
+        <w:spacing w:before="240" w:after="0" w:afterAutospacing="0"/>
         <w:ind w:left="720" w:hanging="360"/>
         <w:rPr>
           <w:sz w:val="28"/>
@@ -445,12 +490,20 @@
       </w:r>
       <w:r>
         <w:rPr>
-          <w:i w:val="1"/>
-          <w:sz w:val="28"/>
-          <w:szCs w:val="28"/>
-          <w:rtl w:val="0"/>
-        </w:rPr>
-        <w:t xml:space="preserve">“Learning gives creativity; creativity leads to thinking; thinking provides knowledge; and knowledge makes you great.”</w:t>
+          <w:i/>
+          <w:sz w:val="28"/>
+          <w:szCs w:val="28"/>
+          <w:rtl w:val="0"/>
+        </w:rPr>
+        <w:t>“Learning gives creativity; creativity leads to thinking; thinking provides knowledge; and knowledge makes you great.”</w:t>
+      </w:r>
+      <w:r>
+        <w:rPr>
+          <w:i/>
+          <w:sz w:val="28"/>
+          <w:szCs w:val="28"/>
+          <w:rtl w:val="0"/>
+        </w:rPr>
         <w:br w:type="textWrapping"/>
       </w:r>
     </w:p>
@@ -458,9 +511,9 @@
       <w:pPr>
         <w:numPr>
           <w:ilvl w:val="0"/>
-          <w:numId w:val="5"/>
+          <w:numId w:val="2"/>
         </w:numPr>
-        <w:spacing w:after="0" w:afterAutospacing="0" w:before="0" w:beforeAutospacing="0" w:lineRule="auto"/>
+        <w:spacing w:before="0" w:beforeAutospacing="0" w:after="0" w:afterAutospacing="0"/>
         <w:ind w:left="720" w:hanging="360"/>
         <w:rPr>
           <w:sz w:val="28"/>
@@ -477,12 +530,12 @@
       </w:r>
       <w:r>
         <w:rPr>
-          <w:b w:val="1"/>
-          <w:sz w:val="28"/>
-          <w:szCs w:val="28"/>
-          <w:rtl w:val="0"/>
-        </w:rPr>
-        <w:t xml:space="preserve">employment providers</w:t>
+          <w:b/>
+          <w:sz w:val="28"/>
+          <w:szCs w:val="28"/>
+          <w:rtl w:val="0"/>
+        </w:rPr>
+        <w:t>employment providers</w:t>
       </w:r>
       <w:r>
         <w:rPr>
@@ -494,20 +547,27 @@
       </w:r>
       <w:r>
         <w:rPr>
-          <w:b w:val="1"/>
-          <w:sz w:val="28"/>
-          <w:szCs w:val="28"/>
-          <w:rtl w:val="0"/>
-        </w:rPr>
-        <w:t xml:space="preserve">innovators</w:t>
-      </w:r>
-      <w:r>
-        <w:rPr>
-          <w:sz w:val="28"/>
-          <w:szCs w:val="28"/>
-          <w:rtl w:val="0"/>
-        </w:rPr>
-        <w:t xml:space="preserve">, not just job seekers.</w:t>
+          <w:b/>
+          <w:sz w:val="28"/>
+          <w:szCs w:val="28"/>
+          <w:rtl w:val="0"/>
+        </w:rPr>
+        <w:t>innovators</w:t>
+      </w:r>
+      <w:r>
+        <w:rPr>
+          <w:sz w:val="28"/>
+          <w:szCs w:val="28"/>
+          <w:rtl w:val="0"/>
+        </w:rPr>
+        <w:t>, not just job seekers.</w:t>
+      </w:r>
+      <w:r>
+        <w:rPr>
+          <w:sz w:val="28"/>
+          <w:szCs w:val="28"/>
+          <w:rtl w:val="0"/>
+        </w:rPr>
         <w:br w:type="textWrapping"/>
       </w:r>
     </w:p>
@@ -515,9 +575,9 @@
       <w:pPr>
         <w:numPr>
           <w:ilvl w:val="0"/>
-          <w:numId w:val="5"/>
+          <w:numId w:val="2"/>
         </w:numPr>
-        <w:spacing w:after="0" w:afterAutospacing="0" w:before="0" w:beforeAutospacing="0" w:lineRule="auto"/>
+        <w:spacing w:before="0" w:beforeAutospacing="0" w:after="0" w:afterAutospacing="0"/>
         <w:ind w:left="720" w:hanging="360"/>
         <w:rPr>
           <w:sz w:val="28"/>
@@ -534,12 +594,12 @@
       </w:r>
       <w:r>
         <w:rPr>
-          <w:b w:val="1"/>
-          <w:sz w:val="28"/>
-          <w:szCs w:val="28"/>
-          <w:rtl w:val="0"/>
-        </w:rPr>
-        <w:t xml:space="preserve">world-class infrastructure</w:t>
+          <w:b/>
+          <w:sz w:val="28"/>
+          <w:szCs w:val="28"/>
+          <w:rtl w:val="0"/>
+        </w:rPr>
+        <w:t>world-class infrastructure</w:t>
       </w:r>
       <w:r>
         <w:rPr>
@@ -551,12 +611,12 @@
       </w:r>
       <w:r>
         <w:rPr>
-          <w:b w:val="1"/>
-          <w:sz w:val="28"/>
-          <w:szCs w:val="28"/>
-          <w:rtl w:val="0"/>
-        </w:rPr>
-        <w:t xml:space="preserve">advanced labs</w:t>
+          <w:b/>
+          <w:sz w:val="28"/>
+          <w:szCs w:val="28"/>
+          <w:rtl w:val="0"/>
+        </w:rPr>
+        <w:t>advanced labs</w:t>
       </w:r>
       <w:r>
         <w:rPr>
@@ -565,6 +625,13 @@
           <w:rtl w:val="0"/>
         </w:rPr>
         <w:t xml:space="preserve"> to promote hands-on learning.</w:t>
+      </w:r>
+      <w:r>
+        <w:rPr>
+          <w:sz w:val="28"/>
+          <w:szCs w:val="28"/>
+          <w:rtl w:val="0"/>
+        </w:rPr>
         <w:br w:type="textWrapping"/>
       </w:r>
     </w:p>
@@ -572,9 +639,9 @@
       <w:pPr>
         <w:numPr>
           <w:ilvl w:val="0"/>
-          <w:numId w:val="5"/>
+          <w:numId w:val="2"/>
         </w:numPr>
-        <w:spacing w:after="0" w:afterAutospacing="0" w:before="0" w:beforeAutospacing="0" w:lineRule="auto"/>
+        <w:spacing w:before="0" w:beforeAutospacing="0" w:after="0" w:afterAutospacing="0"/>
         <w:ind w:left="720" w:hanging="360"/>
         <w:rPr>
           <w:sz w:val="28"/>
@@ -591,20 +658,27 @@
       </w:r>
       <w:r>
         <w:rPr>
-          <w:b w:val="1"/>
-          <w:sz w:val="28"/>
-          <w:szCs w:val="28"/>
-          <w:rtl w:val="0"/>
-        </w:rPr>
-        <w:t xml:space="preserve">student participation in national and international competitions</w:t>
-      </w:r>
-      <w:r>
-        <w:rPr>
-          <w:sz w:val="28"/>
-          <w:szCs w:val="28"/>
-          <w:rtl w:val="0"/>
-        </w:rPr>
-        <w:t xml:space="preserve">.</w:t>
+          <w:b/>
+          <w:sz w:val="28"/>
+          <w:szCs w:val="28"/>
+          <w:rtl w:val="0"/>
+        </w:rPr>
+        <w:t>student participation in national and international competitions</w:t>
+      </w:r>
+      <w:r>
+        <w:rPr>
+          <w:sz w:val="28"/>
+          <w:szCs w:val="28"/>
+          <w:rtl w:val="0"/>
+        </w:rPr>
+        <w:t>.</w:t>
+      </w:r>
+      <w:r>
+        <w:rPr>
+          <w:sz w:val="28"/>
+          <w:szCs w:val="28"/>
+          <w:rtl w:val="0"/>
+        </w:rPr>
         <w:br w:type="textWrapping"/>
       </w:r>
     </w:p>
@@ -612,9 +686,9 @@
       <w:pPr>
         <w:numPr>
           <w:ilvl w:val="0"/>
-          <w:numId w:val="5"/>
+          <w:numId w:val="2"/>
         </w:numPr>
-        <w:spacing w:after="0" w:afterAutospacing="0" w:before="0" w:beforeAutospacing="0" w:lineRule="auto"/>
+        <w:spacing w:before="0" w:beforeAutospacing="0" w:after="0" w:afterAutospacing="0"/>
         <w:ind w:left="720" w:hanging="360"/>
         <w:rPr>
           <w:sz w:val="28"/>
@@ -631,12 +705,12 @@
       </w:r>
       <w:r>
         <w:rPr>
-          <w:b w:val="1"/>
-          <w:sz w:val="28"/>
-          <w:szCs w:val="28"/>
-          <w:rtl w:val="0"/>
-        </w:rPr>
-        <w:t xml:space="preserve">technical, non-technical, and social clubs</w:t>
+          <w:b/>
+          <w:sz w:val="28"/>
+          <w:szCs w:val="28"/>
+          <w:rtl w:val="0"/>
+        </w:rPr>
+        <w:t>technical, non-technical, and social clubs</w:t>
       </w:r>
       <w:r>
         <w:rPr>
@@ -645,6 +719,13 @@
           <w:rtl w:val="0"/>
         </w:rPr>
         <w:t xml:space="preserve"> to foster overall growth.</w:t>
+      </w:r>
+      <w:r>
+        <w:rPr>
+          <w:sz w:val="28"/>
+          <w:szCs w:val="28"/>
+          <w:rtl w:val="0"/>
+        </w:rPr>
         <w:br w:type="textWrapping"/>
       </w:r>
     </w:p>
@@ -652,9 +733,9 @@
       <w:pPr>
         <w:numPr>
           <w:ilvl w:val="0"/>
-          <w:numId w:val="5"/>
+          <w:numId w:val="2"/>
         </w:numPr>
-        <w:spacing w:after="240" w:before="0" w:beforeAutospacing="0" w:lineRule="auto"/>
+        <w:spacing w:before="0" w:beforeAutospacing="0" w:after="240"/>
         <w:ind w:left="720" w:hanging="360"/>
         <w:rPr>
           <w:sz w:val="28"/>
@@ -671,12 +752,12 @@
       </w:r>
       <w:r>
         <w:rPr>
-          <w:b w:val="1"/>
-          <w:sz w:val="28"/>
-          <w:szCs w:val="28"/>
-          <w:rtl w:val="0"/>
-        </w:rPr>
-        <w:t xml:space="preserve">academia–industry gap</w:t>
+          <w:b/>
+          <w:sz w:val="28"/>
+          <w:szCs w:val="28"/>
+          <w:rtl w:val="0"/>
+        </w:rPr>
+        <w:t>academia–industry gap</w:t>
       </w:r>
       <w:r>
         <w:rPr>
@@ -688,20 +769,27 @@
       </w:r>
       <w:r>
         <w:rPr>
-          <w:b w:val="1"/>
-          <w:sz w:val="28"/>
-          <w:szCs w:val="28"/>
-          <w:rtl w:val="0"/>
-        </w:rPr>
-        <w:t xml:space="preserve">placement opportunities</w:t>
-      </w:r>
-      <w:r>
-        <w:rPr>
-          <w:sz w:val="28"/>
-          <w:szCs w:val="28"/>
-          <w:rtl w:val="0"/>
-        </w:rPr>
-        <w:t xml:space="preserve">.</w:t>
+          <w:b/>
+          <w:sz w:val="28"/>
+          <w:szCs w:val="28"/>
+          <w:rtl w:val="0"/>
+        </w:rPr>
+        <w:t>placement opportunities</w:t>
+      </w:r>
+      <w:r>
+        <w:rPr>
+          <w:sz w:val="28"/>
+          <w:szCs w:val="28"/>
+          <w:rtl w:val="0"/>
+        </w:rPr>
+        <w:t>.</w:t>
+      </w:r>
+      <w:r>
+        <w:rPr>
+          <w:sz w:val="28"/>
+          <w:szCs w:val="28"/>
+          <w:rtl w:val="0"/>
+        </w:rPr>
         <w:br w:type="textWrapping"/>
       </w:r>
     </w:p>
@@ -714,68 +802,71 @@
       </w:pPr>
       <w:r>
         <w:pict>
-          <v:rect style="width:0.0pt;height:1.5pt" o:hr="t" o:hrstd="t" o:hralign="center" fillcolor="#A0A0A0" stroked="f"/>
+          <v:rect id="_x0000_i1028" o:spt="1" style="height:1.5pt;width:0pt;" fillcolor="#A0A0A0" filled="t" stroked="f" coordsize="21600,21600" o:hr="t" o:hrstd="t" o:hralign="center">
+            <v:path/>
+            <v:fill on="t" focussize="0,0"/>
+            <v:stroke on="f"/>
+            <v:imagedata o:title=""/>
+            <o:lock v:ext="edit"/>
+            <w10:wrap type="none"/>
+            <w10:anchorlock/>
+          </v:rect>
         </w:pict>
       </w:r>
-      <w:r>
-        <w:rPr>
-          <w:rtl w:val="0"/>
-        </w:rPr>
-      </w:r>
-    </w:p>
-    <w:p>
-      <w:pPr>
-        <w:pStyle w:val="Heading2"/>
+    </w:p>
+    <w:p>
+      <w:pPr>
+        <w:pStyle w:val="3"/>
         <w:keepNext w:val="0"/>
         <w:keepLines w:val="0"/>
-        <w:spacing w:after="80" w:lineRule="auto"/>
-        <w:rPr>
-          <w:b w:val="1"/>
+        <w:spacing w:after="80"/>
+        <w:rPr>
+          <w:b/>
           <w:sz w:val="34"/>
           <w:szCs w:val="34"/>
         </w:rPr>
       </w:pPr>
-      <w:bookmarkStart w:colFirst="0" w:colLast="0" w:name="_nefidf5qkrt8" w:id="4"/>
+      <w:bookmarkStart w:id="4" w:name="_nefidf5qkrt8" w:colFirst="0" w:colLast="0"/>
       <w:bookmarkEnd w:id="4"/>
       <w:r>
         <w:rPr>
-          <w:b w:val="1"/>
+          <w:b/>
           <w:sz w:val="34"/>
           <w:szCs w:val="34"/>
           <w:rtl w:val="0"/>
         </w:rPr>
-        <w:t xml:space="preserve">4. Vision and Mission</w:t>
-      </w:r>
-    </w:p>
-    <w:p>
-      <w:pPr>
-        <w:pStyle w:val="Heading3"/>
+        <w:t>4. Vision and Mission</w:t>
+      </w:r>
+    </w:p>
+    <w:p>
+      <w:pPr>
+        <w:pStyle w:val="4"/>
         <w:keepNext w:val="0"/>
         <w:keepLines w:val="0"/>
-        <w:spacing w:before="280" w:lineRule="auto"/>
-        <w:rPr>
-          <w:b w:val="1"/>
+        <w:spacing w:before="280"/>
+        <w:rPr>
+          <w:b/>
           <w:color w:val="000000"/>
           <w:sz w:val="26"/>
           <w:szCs w:val="26"/>
         </w:rPr>
       </w:pPr>
-      <w:bookmarkStart w:colFirst="0" w:colLast="0" w:name="_jw65gmd70525" w:id="5"/>
+      <w:bookmarkStart w:id="5" w:name="_jw65gmd70525" w:colFirst="0" w:colLast="0"/>
       <w:bookmarkEnd w:id="5"/>
       <w:r>
         <w:rPr>
-          <w:b w:val="1"/>
+          <w:b/>
           <w:color w:val="000000"/>
           <w:sz w:val="26"/>
           <w:szCs w:val="26"/>
           <w:rtl w:val="0"/>
         </w:rPr>
-        <w:t xml:space="preserve">Vision</w:t>
-      </w:r>
-    </w:p>
-    <w:p>
-      <w:pPr>
-        <w:spacing w:after="240" w:before="240" w:lineRule="auto"/>
+        <w:t>Vision</w:t>
+      </w:r>
+    </w:p>
+    <w:p>
+      <w:pPr>
+        <w:spacing w:before="240" w:after="240"/>
         <w:ind w:left="600" w:right="600" w:firstLine="0"/>
         <w:rPr>
           <w:sz w:val="28"/>
@@ -788,42 +879,42 @@
           <w:szCs w:val="28"/>
           <w:rtl w:val="0"/>
         </w:rPr>
-        <w:t xml:space="preserve">“To be a centre of excellence, providing world-class education that transforms individuals into intellectual, empathetic, and responsible citizens.”</w:t>
-      </w:r>
-    </w:p>
-    <w:p>
-      <w:pPr>
-        <w:pStyle w:val="Heading3"/>
+        <w:t>“To be a centre of excellence, providing world-class education that transforms individuals into intellectual, empathetic, and responsible citizens.”</w:t>
+      </w:r>
+    </w:p>
+    <w:p>
+      <w:pPr>
+        <w:pStyle w:val="4"/>
         <w:keepNext w:val="0"/>
         <w:keepLines w:val="0"/>
-        <w:spacing w:before="280" w:lineRule="auto"/>
-        <w:rPr>
-          <w:b w:val="1"/>
+        <w:spacing w:before="280"/>
+        <w:rPr>
+          <w:b/>
           <w:color w:val="000000"/>
           <w:sz w:val="26"/>
           <w:szCs w:val="26"/>
         </w:rPr>
       </w:pPr>
-      <w:bookmarkStart w:colFirst="0" w:colLast="0" w:name="_7npcr3yqfmyg" w:id="6"/>
+      <w:bookmarkStart w:id="6" w:name="_7npcr3yqfmyg" w:colFirst="0" w:colLast="0"/>
       <w:bookmarkEnd w:id="6"/>
       <w:r>
         <w:rPr>
-          <w:b w:val="1"/>
+          <w:b/>
           <w:color w:val="000000"/>
           <w:sz w:val="26"/>
           <w:szCs w:val="26"/>
           <w:rtl w:val="0"/>
         </w:rPr>
-        <w:t xml:space="preserve">Mission Statements</w:t>
+        <w:t>Mission Statements</w:t>
       </w:r>
     </w:p>
     <w:p>
       <w:pPr>
         <w:numPr>
           <w:ilvl w:val="0"/>
-          <w:numId w:val="4"/>
+          <w:numId w:val="3"/>
         </w:numPr>
-        <w:spacing w:after="0" w:afterAutospacing="0" w:before="240" w:lineRule="auto"/>
+        <w:spacing w:before="240" w:after="0" w:afterAutospacing="0"/>
         <w:ind w:left="720" w:hanging="360"/>
         <w:rPr>
           <w:sz w:val="28"/>
@@ -840,12 +931,12 @@
       </w:r>
       <w:r>
         <w:rPr>
-          <w:b w:val="1"/>
-          <w:sz w:val="28"/>
-          <w:szCs w:val="28"/>
-          <w:rtl w:val="0"/>
-        </w:rPr>
-        <w:t xml:space="preserve">conducive learning environment</w:t>
+          <w:b/>
+          <w:sz w:val="28"/>
+          <w:szCs w:val="28"/>
+          <w:rtl w:val="0"/>
+        </w:rPr>
+        <w:t>conducive learning environment</w:t>
       </w:r>
       <w:r>
         <w:rPr>
@@ -854,6 +945,13 @@
           <w:rtl w:val="0"/>
         </w:rPr>
         <w:t xml:space="preserve"> with top-tier infrastructure.</w:t>
+      </w:r>
+      <w:r>
+        <w:rPr>
+          <w:sz w:val="28"/>
+          <w:szCs w:val="28"/>
+          <w:rtl w:val="0"/>
+        </w:rPr>
         <w:br w:type="textWrapping"/>
       </w:r>
     </w:p>
@@ -861,9 +959,9 @@
       <w:pPr>
         <w:numPr>
           <w:ilvl w:val="0"/>
-          <w:numId w:val="4"/>
+          <w:numId w:val="3"/>
         </w:numPr>
-        <w:spacing w:after="0" w:afterAutospacing="0" w:before="0" w:beforeAutospacing="0" w:lineRule="auto"/>
+        <w:spacing w:before="0" w:beforeAutospacing="0" w:after="0" w:afterAutospacing="0"/>
         <w:ind w:left="720" w:hanging="360"/>
         <w:rPr>
           <w:sz w:val="28"/>
@@ -880,12 +978,12 @@
       </w:r>
       <w:r>
         <w:rPr>
-          <w:b w:val="1"/>
-          <w:sz w:val="28"/>
-          <w:szCs w:val="28"/>
-          <w:rtl w:val="0"/>
-        </w:rPr>
-        <w:t xml:space="preserve">dedicated faculty</w:t>
+          <w:b/>
+          <w:sz w:val="28"/>
+          <w:szCs w:val="28"/>
+          <w:rtl w:val="0"/>
+        </w:rPr>
+        <w:t>dedicated faculty</w:t>
       </w:r>
       <w:r>
         <w:rPr>
@@ -894,6 +992,13 @@
           <w:rtl w:val="0"/>
         </w:rPr>
         <w:t xml:space="preserve"> applying modern teaching methods.</w:t>
+      </w:r>
+      <w:r>
+        <w:rPr>
+          <w:sz w:val="28"/>
+          <w:szCs w:val="28"/>
+          <w:rtl w:val="0"/>
+        </w:rPr>
         <w:br w:type="textWrapping"/>
       </w:r>
     </w:p>
@@ -901,9 +1006,9 @@
       <w:pPr>
         <w:numPr>
           <w:ilvl w:val="0"/>
-          <w:numId w:val="4"/>
+          <w:numId w:val="3"/>
         </w:numPr>
-        <w:spacing w:after="0" w:afterAutospacing="0" w:before="0" w:beforeAutospacing="0" w:lineRule="auto"/>
+        <w:spacing w:before="0" w:beforeAutospacing="0" w:after="0" w:afterAutospacing="0"/>
         <w:ind w:left="720" w:hanging="360"/>
         <w:rPr>
           <w:sz w:val="28"/>
@@ -920,12 +1025,12 @@
       </w:r>
       <w:r>
         <w:rPr>
-          <w:b w:val="1"/>
-          <w:sz w:val="28"/>
-          <w:szCs w:val="28"/>
-          <w:rtl w:val="0"/>
-        </w:rPr>
-        <w:t xml:space="preserve">diligent research</w:t>
+          <w:b/>
+          <w:sz w:val="28"/>
+          <w:szCs w:val="28"/>
+          <w:rtl w:val="0"/>
+        </w:rPr>
+        <w:t>diligent research</w:t>
       </w:r>
       <w:r>
         <w:rPr>
@@ -934,6 +1039,13 @@
           <w:rtl w:val="0"/>
         </w:rPr>
         <w:t xml:space="preserve"> through state-of-the-art facilities.</w:t>
+      </w:r>
+      <w:r>
+        <w:rPr>
+          <w:sz w:val="28"/>
+          <w:szCs w:val="28"/>
+          <w:rtl w:val="0"/>
+        </w:rPr>
         <w:br w:type="textWrapping"/>
       </w:r>
     </w:p>
@@ -941,9 +1053,9 @@
       <w:pPr>
         <w:numPr>
           <w:ilvl w:val="0"/>
-          <w:numId w:val="4"/>
+          <w:numId w:val="3"/>
         </w:numPr>
-        <w:spacing w:after="0" w:afterAutospacing="0" w:before="0" w:beforeAutospacing="0" w:lineRule="auto"/>
+        <w:spacing w:before="0" w:beforeAutospacing="0" w:after="0" w:afterAutospacing="0"/>
         <w:ind w:left="720" w:hanging="360"/>
         <w:rPr>
           <w:sz w:val="28"/>
@@ -960,12 +1072,12 @@
       </w:r>
       <w:r>
         <w:rPr>
-          <w:b w:val="1"/>
-          <w:sz w:val="28"/>
-          <w:szCs w:val="28"/>
-          <w:rtl w:val="0"/>
-        </w:rPr>
-        <w:t xml:space="preserve">industry–academia collaboration</w:t>
+          <w:b/>
+          <w:sz w:val="28"/>
+          <w:szCs w:val="28"/>
+          <w:rtl w:val="0"/>
+        </w:rPr>
+        <w:t>industry–academia collaboration</w:t>
       </w:r>
       <w:r>
         <w:rPr>
@@ -974,6 +1086,13 @@
           <w:rtl w:val="0"/>
         </w:rPr>
         <w:t xml:space="preserve"> to meet global standards.</w:t>
+      </w:r>
+      <w:r>
+        <w:rPr>
+          <w:sz w:val="28"/>
+          <w:szCs w:val="28"/>
+          <w:rtl w:val="0"/>
+        </w:rPr>
         <w:br w:type="textWrapping"/>
       </w:r>
     </w:p>
@@ -981,9 +1100,9 @@
       <w:pPr>
         <w:numPr>
           <w:ilvl w:val="0"/>
-          <w:numId w:val="4"/>
+          <w:numId w:val="3"/>
         </w:numPr>
-        <w:spacing w:after="240" w:before="0" w:beforeAutospacing="0" w:lineRule="auto"/>
+        <w:spacing w:before="0" w:beforeAutospacing="0" w:after="240"/>
         <w:ind w:left="720" w:hanging="360"/>
         <w:rPr>
           <w:sz w:val="28"/>
@@ -1000,12 +1119,12 @@
       </w:r>
       <w:r>
         <w:rPr>
-          <w:b w:val="1"/>
-          <w:sz w:val="28"/>
-          <w:szCs w:val="28"/>
-          <w:rtl w:val="0"/>
-        </w:rPr>
-        <w:t xml:space="preserve">diversity and continuous progress</w:t>
+          <w:b/>
+          <w:sz w:val="28"/>
+          <w:szCs w:val="28"/>
+          <w:rtl w:val="0"/>
+        </w:rPr>
+        <w:t>diversity and continuous progress</w:t>
       </w:r>
       <w:r>
         <w:rPr>
@@ -1014,6 +1133,13 @@
           <w:rtl w:val="0"/>
         </w:rPr>
         <w:t xml:space="preserve"> in a dynamic learning ecosystem.</w:t>
+      </w:r>
+      <w:r>
+        <w:rPr>
+          <w:sz w:val="28"/>
+          <w:szCs w:val="28"/>
+          <w:rtl w:val="0"/>
+        </w:rPr>
         <w:br w:type="textWrapping"/>
       </w:r>
     </w:p>
@@ -1026,103 +1152,118 @@
       </w:pPr>
       <w:r>
         <w:pict>
-          <v:rect style="width:0.0pt;height:1.5pt" o:hr="t" o:hrstd="t" o:hralign="center" fillcolor="#A0A0A0" stroked="f"/>
+          <v:rect id="_x0000_i1029" o:spt="1" style="height:1.5pt;width:0pt;" fillcolor="#A0A0A0" filled="t" stroked="f" coordsize="21600,21600" o:hr="t" o:hrstd="t" o:hralign="center">
+            <v:path/>
+            <v:fill on="t" focussize="0,0"/>
+            <v:stroke on="f"/>
+            <v:imagedata o:title=""/>
+            <o:lock v:ext="edit"/>
+            <w10:wrap type="none"/>
+            <w10:anchorlock/>
+          </v:rect>
         </w:pict>
       </w:r>
-      <w:r>
-        <w:rPr>
-          <w:rtl w:val="0"/>
-        </w:rPr>
-      </w:r>
-    </w:p>
-    <w:p>
-      <w:pPr>
-        <w:pStyle w:val="Heading2"/>
+    </w:p>
+    <w:p>
+      <w:pPr>
+        <w:pStyle w:val="3"/>
         <w:keepNext w:val="0"/>
         <w:keepLines w:val="0"/>
-        <w:spacing w:after="80" w:lineRule="auto"/>
-        <w:rPr>
-          <w:b w:val="1"/>
+        <w:spacing w:after="80"/>
+        <w:rPr>
+          <w:b/>
           <w:sz w:val="34"/>
           <w:szCs w:val="34"/>
         </w:rPr>
       </w:pPr>
-      <w:bookmarkStart w:colFirst="0" w:colLast="0" w:name="_wfs19g2xk1db" w:id="7"/>
+      <w:bookmarkStart w:id="7" w:name="_wfs19g2xk1db" w:colFirst="0" w:colLast="0"/>
       <w:bookmarkEnd w:id="7"/>
       <w:r>
         <w:rPr>
-          <w:b w:val="1"/>
+          <w:b/>
           <w:sz w:val="34"/>
           <w:szCs w:val="34"/>
           <w:rtl w:val="0"/>
         </w:rPr>
-        <w:t xml:space="preserve">5. Governing Council Members</w:t>
-      </w:r>
-    </w:p>
-    <w:p>
-      <w:pPr>
-        <w:spacing w:after="240" w:before="240" w:lineRule="auto"/>
-        <w:rPr>
-          <w:sz w:val="28"/>
-          <w:szCs w:val="28"/>
-        </w:rPr>
-      </w:pPr>
-      <w:r>
-        <w:rPr>
-          <w:sz w:val="28"/>
-          <w:szCs w:val="28"/>
-          <w:rtl w:val="0"/>
-        </w:rPr>
-        <w:t xml:space="preserve">The governing council comprises distinguished leaders from academia, industry, and administration.</w:t>
+        <w:t>5. Governing Council Members</w:t>
+      </w:r>
+    </w:p>
+    <w:p>
+      <w:pPr>
+        <w:spacing w:before="240" w:after="240"/>
+        <w:rPr>
+          <w:sz w:val="28"/>
+          <w:szCs w:val="28"/>
+        </w:rPr>
+      </w:pPr>
+      <w:r>
+        <w:rPr>
+          <w:sz w:val="28"/>
+          <w:szCs w:val="28"/>
+          <w:rtl w:val="0"/>
+        </w:rPr>
+        <w:t>The governing council comprises distinguished leaders from academia, industry, and administration.</w:t>
       </w:r>
     </w:p>
     <w:tbl>
       <w:tblPr>
-        <w:tblStyle w:val="Table1"/>
-        <w:tblW w:w="9360.0" w:type="dxa"/>
-        <w:jc w:val="left"/>
+        <w:tblStyle w:val="13"/>
+        <w:tblW w:w="9360" w:type="dxa"/>
+        <w:tblInd w:w="0" w:type="dxa"/>
         <w:tblBorders>
-          <w:top w:color="000000" w:space="0" w:sz="0" w:val="nil"/>
-          <w:left w:color="000000" w:space="0" w:sz="0" w:val="nil"/>
-          <w:bottom w:color="000000" w:space="0" w:sz="0" w:val="nil"/>
-          <w:right w:color="000000" w:space="0" w:sz="0" w:val="nil"/>
-          <w:insideH w:color="000000" w:space="0" w:sz="0" w:val="nil"/>
-          <w:insideV w:color="000000" w:space="0" w:sz="0" w:val="nil"/>
+          <w:top w:val="none" w:color="000000" w:sz="0" w:space="0"/>
+          <w:left w:val="none" w:color="000000" w:sz="0" w:space="0"/>
+          <w:bottom w:val="none" w:color="000000" w:sz="0" w:space="0"/>
+          <w:right w:val="none" w:color="000000" w:sz="0" w:space="0"/>
+          <w:insideH w:val="none" w:color="000000" w:sz="0" w:space="0"/>
+          <w:insideV w:val="none" w:color="000000" w:sz="0" w:space="0"/>
         </w:tblBorders>
         <w:tblLayout w:type="fixed"/>
-        <w:tblLook w:val="0600"/>
+        <w:tblCellMar>
+          <w:top w:w="100" w:type="dxa"/>
+          <w:left w:w="100" w:type="dxa"/>
+          <w:bottom w:w="100" w:type="dxa"/>
+          <w:right w:w="100" w:type="dxa"/>
+        </w:tblCellMar>
       </w:tblPr>
       <w:tblGrid>
-        <w:gridCol w:w="1721.7224880382776"/>
-        <w:gridCol w:w="3916.1722488038276"/>
-        <w:gridCol w:w="3722.105263157895"/>
-        <w:tblGridChange w:id="0">
-          <w:tblGrid>
-            <w:gridCol w:w="1721.7224880382776"/>
-            <w:gridCol w:w="3916.1722488038276"/>
-            <w:gridCol w:w="3722.105263157895"/>
-          </w:tblGrid>
-        </w:tblGridChange>
+        <w:gridCol w:w="1721"/>
+        <w:gridCol w:w="3916"/>
+        <w:gridCol w:w="3722"/>
       </w:tblGrid>
       <w:tr>
+        <w:tblPrEx>
+          <w:tblBorders>
+            <w:top w:val="none" w:color="000000" w:sz="0" w:space="0"/>
+            <w:left w:val="none" w:color="000000" w:sz="0" w:space="0"/>
+            <w:bottom w:val="none" w:color="000000" w:sz="0" w:space="0"/>
+            <w:right w:val="none" w:color="000000" w:sz="0" w:space="0"/>
+            <w:insideH w:val="none" w:color="000000" w:sz="0" w:space="0"/>
+            <w:insideV w:val="none" w:color="000000" w:sz="0" w:space="0"/>
+          </w:tblBorders>
+          <w:tblCellMar>
+            <w:top w:w="100" w:type="dxa"/>
+            <w:left w:w="100" w:type="dxa"/>
+            <w:bottom w:w="100" w:type="dxa"/>
+            <w:right w:w="100" w:type="dxa"/>
+          </w:tblCellMar>
+        </w:tblPrEx>
         <w:trPr>
-          <w:cantSplit w:val="0"/>
           <w:trHeight w:val="500" w:hRule="atLeast"/>
-          <w:tblHeader w:val="0"/>
         </w:trPr>
         <w:tc>
           <w:tcPr>
             <w:tcBorders>
-              <w:top w:color="000000" w:space="0" w:sz="0" w:val="nil"/>
-              <w:left w:color="000000" w:space="0" w:sz="0" w:val="nil"/>
-              <w:bottom w:color="000000" w:space="0" w:sz="0" w:val="nil"/>
-              <w:right w:color="000000" w:space="0" w:sz="0" w:val="nil"/>
+              <w:top w:val="nil"/>
+              <w:left w:val="nil"/>
+              <w:bottom w:val="nil"/>
+              <w:right w:val="nil"/>
             </w:tcBorders>
             <w:tcMar>
-              <w:top w:w="100.0" w:type="dxa"/>
-              <w:left w:w="100.0" w:type="dxa"/>
-              <w:bottom w:w="100.0" w:type="dxa"/>
-              <w:right w:w="100.0" w:type="dxa"/>
+              <w:top w:w="100" w:type="dxa"/>
+              <w:left w:w="100" w:type="dxa"/>
+              <w:bottom w:w="100" w:type="dxa"/>
+              <w:right w:w="100" w:type="dxa"/>
             </w:tcMar>
             <w:vAlign w:val="top"/>
           </w:tcPr>
@@ -1136,33 +1277,28 @@
             </w:pPr>
             <w:r>
               <w:rPr>
-                <w:b w:val="1"/>
+                <w:b/>
                 <w:sz w:val="28"/>
                 <w:szCs w:val="28"/>
                 <w:rtl w:val="0"/>
               </w:rPr>
-              <w:t xml:space="preserve">Position</w:t>
-            </w:r>
-            <w:r>
-              <w:rPr>
-                <w:rtl w:val="0"/>
-              </w:rPr>
+              <w:t>Position</w:t>
             </w:r>
           </w:p>
         </w:tc>
         <w:tc>
           <w:tcPr>
             <w:tcBorders>
-              <w:top w:color="000000" w:space="0" w:sz="0" w:val="nil"/>
-              <w:left w:color="000000" w:space="0" w:sz="0" w:val="nil"/>
-              <w:bottom w:color="000000" w:space="0" w:sz="0" w:val="nil"/>
-              <w:right w:color="000000" w:space="0" w:sz="0" w:val="nil"/>
+              <w:top w:val="nil"/>
+              <w:left w:val="nil"/>
+              <w:bottom w:val="nil"/>
+              <w:right w:val="nil"/>
             </w:tcBorders>
             <w:tcMar>
-              <w:top w:w="100.0" w:type="dxa"/>
-              <w:left w:w="100.0" w:type="dxa"/>
-              <w:bottom w:w="100.0" w:type="dxa"/>
-              <w:right w:w="100.0" w:type="dxa"/>
+              <w:top w:w="100" w:type="dxa"/>
+              <w:left w:w="100" w:type="dxa"/>
+              <w:bottom w:w="100" w:type="dxa"/>
+              <w:right w:w="100" w:type="dxa"/>
             </w:tcMar>
             <w:vAlign w:val="top"/>
           </w:tcPr>
@@ -1176,33 +1312,28 @@
             </w:pPr>
             <w:r>
               <w:rPr>
-                <w:b w:val="1"/>
+                <w:b/>
                 <w:sz w:val="28"/>
                 <w:szCs w:val="28"/>
                 <w:rtl w:val="0"/>
               </w:rPr>
-              <w:t xml:space="preserve">Name</w:t>
-            </w:r>
-            <w:r>
-              <w:rPr>
-                <w:rtl w:val="0"/>
-              </w:rPr>
+              <w:t>Name</w:t>
             </w:r>
           </w:p>
         </w:tc>
         <w:tc>
           <w:tcPr>
             <w:tcBorders>
-              <w:top w:color="000000" w:space="0" w:sz="0" w:val="nil"/>
-              <w:left w:color="000000" w:space="0" w:sz="0" w:val="nil"/>
-              <w:bottom w:color="000000" w:space="0" w:sz="0" w:val="nil"/>
-              <w:right w:color="000000" w:space="0" w:sz="0" w:val="nil"/>
+              <w:top w:val="nil"/>
+              <w:left w:val="nil"/>
+              <w:bottom w:val="nil"/>
+              <w:right w:val="nil"/>
             </w:tcBorders>
             <w:tcMar>
-              <w:top w:w="100.0" w:type="dxa"/>
-              <w:left w:w="100.0" w:type="dxa"/>
-              <w:bottom w:w="100.0" w:type="dxa"/>
-              <w:right w:w="100.0" w:type="dxa"/>
+              <w:top w:w="100" w:type="dxa"/>
+              <w:left w:w="100" w:type="dxa"/>
+              <w:bottom w:w="100" w:type="dxa"/>
+              <w:right w:w="100" w:type="dxa"/>
             </w:tcMar>
             <w:vAlign w:val="top"/>
           </w:tcPr>
@@ -1216,40 +1347,49 @@
             </w:pPr>
             <w:r>
               <w:rPr>
-                <w:b w:val="1"/>
+                <w:b/>
                 <w:sz w:val="28"/>
                 <w:szCs w:val="28"/>
                 <w:rtl w:val="0"/>
               </w:rPr>
-              <w:t xml:space="preserve">Designation / Role</w:t>
-            </w:r>
-            <w:r>
-              <w:rPr>
-                <w:rtl w:val="0"/>
-              </w:rPr>
+              <w:t>Designation / Role</w:t>
             </w:r>
           </w:p>
         </w:tc>
       </w:tr>
       <w:tr>
+        <w:tblPrEx>
+          <w:tblBorders>
+            <w:top w:val="none" w:color="000000" w:sz="0" w:space="0"/>
+            <w:left w:val="none" w:color="000000" w:sz="0" w:space="0"/>
+            <w:bottom w:val="none" w:color="000000" w:sz="0" w:space="0"/>
+            <w:right w:val="none" w:color="000000" w:sz="0" w:space="0"/>
+            <w:insideH w:val="none" w:color="000000" w:sz="0" w:space="0"/>
+            <w:insideV w:val="none" w:color="000000" w:sz="0" w:space="0"/>
+          </w:tblBorders>
+          <w:tblCellMar>
+            <w:top w:w="100" w:type="dxa"/>
+            <w:left w:w="100" w:type="dxa"/>
+            <w:bottom w:w="100" w:type="dxa"/>
+            <w:right w:w="100" w:type="dxa"/>
+          </w:tblCellMar>
+        </w:tblPrEx>
         <w:trPr>
-          <w:cantSplit w:val="0"/>
           <w:trHeight w:val="785" w:hRule="atLeast"/>
-          <w:tblHeader w:val="0"/>
         </w:trPr>
         <w:tc>
           <w:tcPr>
             <w:tcBorders>
-              <w:top w:color="000000" w:space="0" w:sz="0" w:val="nil"/>
-              <w:left w:color="000000" w:space="0" w:sz="0" w:val="nil"/>
-              <w:bottom w:color="000000" w:space="0" w:sz="0" w:val="nil"/>
-              <w:right w:color="000000" w:space="0" w:sz="0" w:val="nil"/>
+              <w:top w:val="nil"/>
+              <w:left w:val="nil"/>
+              <w:bottom w:val="nil"/>
+              <w:right w:val="nil"/>
             </w:tcBorders>
             <w:tcMar>
-              <w:top w:w="100.0" w:type="dxa"/>
-              <w:left w:w="100.0" w:type="dxa"/>
-              <w:bottom w:w="100.0" w:type="dxa"/>
-              <w:right w:w="100.0" w:type="dxa"/>
+              <w:top w:w="100" w:type="dxa"/>
+              <w:left w:w="100" w:type="dxa"/>
+              <w:bottom w:w="100" w:type="dxa"/>
+              <w:right w:w="100" w:type="dxa"/>
             </w:tcMar>
             <w:vAlign w:val="top"/>
           </w:tcPr>
@@ -1266,23 +1406,23 @@
                 <w:szCs w:val="28"/>
                 <w:rtl w:val="0"/>
               </w:rPr>
-              <w:t xml:space="preserve">Chairman</w:t>
+              <w:t>Chairman</w:t>
             </w:r>
           </w:p>
         </w:tc>
         <w:tc>
           <w:tcPr>
             <w:tcBorders>
-              <w:top w:color="000000" w:space="0" w:sz="0" w:val="nil"/>
-              <w:left w:color="000000" w:space="0" w:sz="0" w:val="nil"/>
-              <w:bottom w:color="000000" w:space="0" w:sz="0" w:val="nil"/>
-              <w:right w:color="000000" w:space="0" w:sz="0" w:val="nil"/>
+              <w:top w:val="nil"/>
+              <w:left w:val="nil"/>
+              <w:bottom w:val="nil"/>
+              <w:right w:val="nil"/>
             </w:tcBorders>
             <w:tcMar>
-              <w:top w:w="100.0" w:type="dxa"/>
-              <w:left w:w="100.0" w:type="dxa"/>
-              <w:bottom w:w="100.0" w:type="dxa"/>
-              <w:right w:w="100.0" w:type="dxa"/>
+              <w:top w:w="100" w:type="dxa"/>
+              <w:left w:w="100" w:type="dxa"/>
+              <w:bottom w:w="100" w:type="dxa"/>
+              <w:right w:w="100" w:type="dxa"/>
             </w:tcMar>
             <w:vAlign w:val="top"/>
           </w:tcPr>
@@ -1299,23 +1439,23 @@
                 <w:szCs w:val="28"/>
                 <w:rtl w:val="0"/>
               </w:rPr>
-              <w:t xml:space="preserve">Thiru S. V. Balasubramaniam</w:t>
+              <w:t>Thiru S. V. Balasubramaniam</w:t>
             </w:r>
           </w:p>
         </w:tc>
         <w:tc>
           <w:tcPr>
             <w:tcBorders>
-              <w:top w:color="000000" w:space="0" w:sz="0" w:val="nil"/>
-              <w:left w:color="000000" w:space="0" w:sz="0" w:val="nil"/>
-              <w:bottom w:color="000000" w:space="0" w:sz="0" w:val="nil"/>
-              <w:right w:color="000000" w:space="0" w:sz="0" w:val="nil"/>
+              <w:top w:val="nil"/>
+              <w:left w:val="nil"/>
+              <w:bottom w:val="nil"/>
+              <w:right w:val="nil"/>
             </w:tcBorders>
             <w:tcMar>
-              <w:top w:w="100.0" w:type="dxa"/>
-              <w:left w:w="100.0" w:type="dxa"/>
-              <w:bottom w:w="100.0" w:type="dxa"/>
-              <w:right w:w="100.0" w:type="dxa"/>
+              <w:top w:w="100" w:type="dxa"/>
+              <w:left w:w="100" w:type="dxa"/>
+              <w:bottom w:w="100" w:type="dxa"/>
+              <w:right w:w="100" w:type="dxa"/>
             </w:tcMar>
             <w:vAlign w:val="top"/>
           </w:tcPr>
@@ -1332,30 +1472,44 @@
                 <w:szCs w:val="28"/>
                 <w:rtl w:val="0"/>
               </w:rPr>
-              <w:t xml:space="preserve">Managing Trustee, Bannari Amman Group</w:t>
+              <w:t>Managing Trustee, Bannari Amman Group</w:t>
             </w:r>
           </w:p>
         </w:tc>
       </w:tr>
       <w:tr>
+        <w:tblPrEx>
+          <w:tblBorders>
+            <w:top w:val="none" w:color="000000" w:sz="0" w:space="0"/>
+            <w:left w:val="none" w:color="000000" w:sz="0" w:space="0"/>
+            <w:bottom w:val="none" w:color="000000" w:sz="0" w:space="0"/>
+            <w:right w:val="none" w:color="000000" w:sz="0" w:space="0"/>
+            <w:insideH w:val="none" w:color="000000" w:sz="0" w:space="0"/>
+            <w:insideV w:val="none" w:color="000000" w:sz="0" w:space="0"/>
+          </w:tblBorders>
+          <w:tblCellMar>
+            <w:top w:w="100" w:type="dxa"/>
+            <w:left w:w="100" w:type="dxa"/>
+            <w:bottom w:w="100" w:type="dxa"/>
+            <w:right w:w="100" w:type="dxa"/>
+          </w:tblCellMar>
+        </w:tblPrEx>
         <w:trPr>
-          <w:cantSplit w:val="0"/>
           <w:trHeight w:val="785" w:hRule="atLeast"/>
-          <w:tblHeader w:val="0"/>
         </w:trPr>
         <w:tc>
           <w:tcPr>
             <w:tcBorders>
-              <w:top w:color="000000" w:space="0" w:sz="0" w:val="nil"/>
-              <w:left w:color="000000" w:space="0" w:sz="0" w:val="nil"/>
-              <w:bottom w:color="000000" w:space="0" w:sz="0" w:val="nil"/>
-              <w:right w:color="000000" w:space="0" w:sz="0" w:val="nil"/>
+              <w:top w:val="nil"/>
+              <w:left w:val="nil"/>
+              <w:bottom w:val="nil"/>
+              <w:right w:val="nil"/>
             </w:tcBorders>
             <w:tcMar>
-              <w:top w:w="100.0" w:type="dxa"/>
-              <w:left w:w="100.0" w:type="dxa"/>
-              <w:bottom w:w="100.0" w:type="dxa"/>
-              <w:right w:w="100.0" w:type="dxa"/>
+              <w:top w:w="100" w:type="dxa"/>
+              <w:left w:w="100" w:type="dxa"/>
+              <w:bottom w:w="100" w:type="dxa"/>
+              <w:right w:w="100" w:type="dxa"/>
             </w:tcMar>
             <w:vAlign w:val="top"/>
           </w:tcPr>
@@ -1372,23 +1526,23 @@
                 <w:szCs w:val="28"/>
                 <w:rtl w:val="0"/>
               </w:rPr>
-              <w:t xml:space="preserve">Member</w:t>
+              <w:t>Member</w:t>
             </w:r>
           </w:p>
         </w:tc>
         <w:tc>
           <w:tcPr>
             <w:tcBorders>
-              <w:top w:color="000000" w:space="0" w:sz="0" w:val="nil"/>
-              <w:left w:color="000000" w:space="0" w:sz="0" w:val="nil"/>
-              <w:bottom w:color="000000" w:space="0" w:sz="0" w:val="nil"/>
-              <w:right w:color="000000" w:space="0" w:sz="0" w:val="nil"/>
+              <w:top w:val="nil"/>
+              <w:left w:val="nil"/>
+              <w:bottom w:val="nil"/>
+              <w:right w:val="nil"/>
             </w:tcBorders>
             <w:tcMar>
-              <w:top w:w="100.0" w:type="dxa"/>
-              <w:left w:w="100.0" w:type="dxa"/>
-              <w:bottom w:w="100.0" w:type="dxa"/>
-              <w:right w:w="100.0" w:type="dxa"/>
+              <w:top w:w="100" w:type="dxa"/>
+              <w:left w:w="100" w:type="dxa"/>
+              <w:bottom w:w="100" w:type="dxa"/>
+              <w:right w:w="100" w:type="dxa"/>
             </w:tcMar>
             <w:vAlign w:val="top"/>
           </w:tcPr>
@@ -1405,23 +1559,23 @@
                 <w:szCs w:val="28"/>
                 <w:rtl w:val="0"/>
               </w:rPr>
-              <w:t xml:space="preserve">Thiru B. Saravanan</w:t>
+              <w:t>Thiru B. Saravanan</w:t>
             </w:r>
           </w:p>
         </w:tc>
         <w:tc>
           <w:tcPr>
             <w:tcBorders>
-              <w:top w:color="000000" w:space="0" w:sz="0" w:val="nil"/>
-              <w:left w:color="000000" w:space="0" w:sz="0" w:val="nil"/>
-              <w:bottom w:color="000000" w:space="0" w:sz="0" w:val="nil"/>
-              <w:right w:color="000000" w:space="0" w:sz="0" w:val="nil"/>
+              <w:top w:val="nil"/>
+              <w:left w:val="nil"/>
+              <w:bottom w:val="nil"/>
+              <w:right w:val="nil"/>
             </w:tcBorders>
             <w:tcMar>
-              <w:top w:w="100.0" w:type="dxa"/>
-              <w:left w:w="100.0" w:type="dxa"/>
-              <w:bottom w:w="100.0" w:type="dxa"/>
-              <w:right w:w="100.0" w:type="dxa"/>
+              <w:top w:w="100" w:type="dxa"/>
+              <w:left w:w="100" w:type="dxa"/>
+              <w:bottom w:w="100" w:type="dxa"/>
+              <w:right w:w="100" w:type="dxa"/>
             </w:tcMar>
             <w:vAlign w:val="top"/>
           </w:tcPr>
@@ -1438,30 +1592,44 @@
                 <w:szCs w:val="28"/>
                 <w:rtl w:val="0"/>
               </w:rPr>
-              <w:t xml:space="preserve">Managing Director, Bannari Amman Sugars Ltd</w:t>
+              <w:t>Managing Director, Bannari Amman Sugars Ltd</w:t>
             </w:r>
           </w:p>
         </w:tc>
       </w:tr>
       <w:tr>
+        <w:tblPrEx>
+          <w:tblBorders>
+            <w:top w:val="none" w:color="000000" w:sz="0" w:space="0"/>
+            <w:left w:val="none" w:color="000000" w:sz="0" w:space="0"/>
+            <w:bottom w:val="none" w:color="000000" w:sz="0" w:space="0"/>
+            <w:right w:val="none" w:color="000000" w:sz="0" w:space="0"/>
+            <w:insideH w:val="none" w:color="000000" w:sz="0" w:space="0"/>
+            <w:insideV w:val="none" w:color="000000" w:sz="0" w:space="0"/>
+          </w:tblBorders>
+          <w:tblCellMar>
+            <w:top w:w="100" w:type="dxa"/>
+            <w:left w:w="100" w:type="dxa"/>
+            <w:bottom w:w="100" w:type="dxa"/>
+            <w:right w:w="100" w:type="dxa"/>
+          </w:tblCellMar>
+        </w:tblPrEx>
         <w:trPr>
-          <w:cantSplit w:val="0"/>
           <w:trHeight w:val="785" w:hRule="atLeast"/>
-          <w:tblHeader w:val="0"/>
         </w:trPr>
         <w:tc>
           <w:tcPr>
             <w:tcBorders>
-              <w:top w:color="000000" w:space="0" w:sz="0" w:val="nil"/>
-              <w:left w:color="000000" w:space="0" w:sz="0" w:val="nil"/>
-              <w:bottom w:color="000000" w:space="0" w:sz="0" w:val="nil"/>
-              <w:right w:color="000000" w:space="0" w:sz="0" w:val="nil"/>
+              <w:top w:val="nil"/>
+              <w:left w:val="nil"/>
+              <w:bottom w:val="nil"/>
+              <w:right w:val="nil"/>
             </w:tcBorders>
             <w:tcMar>
-              <w:top w:w="100.0" w:type="dxa"/>
-              <w:left w:w="100.0" w:type="dxa"/>
-              <w:bottom w:w="100.0" w:type="dxa"/>
-              <w:right w:w="100.0" w:type="dxa"/>
+              <w:top w:w="100" w:type="dxa"/>
+              <w:left w:w="100" w:type="dxa"/>
+              <w:bottom w:w="100" w:type="dxa"/>
+              <w:right w:w="100" w:type="dxa"/>
             </w:tcMar>
             <w:vAlign w:val="top"/>
           </w:tcPr>
@@ -1478,23 +1646,23 @@
                 <w:szCs w:val="28"/>
                 <w:rtl w:val="0"/>
               </w:rPr>
-              <w:t xml:space="preserve">Member</w:t>
+              <w:t>Member</w:t>
             </w:r>
           </w:p>
         </w:tc>
         <w:tc>
           <w:tcPr>
             <w:tcBorders>
-              <w:top w:color="000000" w:space="0" w:sz="0" w:val="nil"/>
-              <w:left w:color="000000" w:space="0" w:sz="0" w:val="nil"/>
-              <w:bottom w:color="000000" w:space="0" w:sz="0" w:val="nil"/>
-              <w:right w:color="000000" w:space="0" w:sz="0" w:val="nil"/>
+              <w:top w:val="nil"/>
+              <w:left w:val="nil"/>
+              <w:bottom w:val="nil"/>
+              <w:right w:val="nil"/>
             </w:tcBorders>
             <w:tcMar>
-              <w:top w:w="100.0" w:type="dxa"/>
-              <w:left w:w="100.0" w:type="dxa"/>
-              <w:bottom w:w="100.0" w:type="dxa"/>
-              <w:right w:w="100.0" w:type="dxa"/>
+              <w:top w:w="100" w:type="dxa"/>
+              <w:left w:w="100" w:type="dxa"/>
+              <w:bottom w:w="100" w:type="dxa"/>
+              <w:right w:w="100" w:type="dxa"/>
             </w:tcMar>
             <w:vAlign w:val="top"/>
           </w:tcPr>
@@ -1511,23 +1679,23 @@
                 <w:szCs w:val="28"/>
                 <w:rtl w:val="0"/>
               </w:rPr>
-              <w:t xml:space="preserve">Dr. M. P. Vijayakumar, IAS (Retd.)</w:t>
+              <w:t>Dr. M. P. Vijayakumar, IAS (Retd.)</w:t>
             </w:r>
           </w:p>
         </w:tc>
         <w:tc>
           <w:tcPr>
             <w:tcBorders>
-              <w:top w:color="000000" w:space="0" w:sz="0" w:val="nil"/>
-              <w:left w:color="000000" w:space="0" w:sz="0" w:val="nil"/>
-              <w:bottom w:color="000000" w:space="0" w:sz="0" w:val="nil"/>
-              <w:right w:color="000000" w:space="0" w:sz="0" w:val="nil"/>
+              <w:top w:val="nil"/>
+              <w:left w:val="nil"/>
+              <w:bottom w:val="nil"/>
+              <w:right w:val="nil"/>
             </w:tcBorders>
             <w:tcMar>
-              <w:top w:w="100.0" w:type="dxa"/>
-              <w:left w:w="100.0" w:type="dxa"/>
-              <w:bottom w:w="100.0" w:type="dxa"/>
-              <w:right w:w="100.0" w:type="dxa"/>
+              <w:top w:w="100" w:type="dxa"/>
+              <w:left w:w="100" w:type="dxa"/>
+              <w:bottom w:w="100" w:type="dxa"/>
+              <w:right w:w="100" w:type="dxa"/>
             </w:tcMar>
             <w:vAlign w:val="top"/>
           </w:tcPr>
@@ -1544,30 +1712,44 @@
                 <w:szCs w:val="28"/>
                 <w:rtl w:val="0"/>
               </w:rPr>
-              <w:t xml:space="preserve">Vice-Chairman, TN State Council for Higher Education</w:t>
+              <w:t>Vice-Chairman, TN State Council for Higher Education</w:t>
             </w:r>
           </w:p>
         </w:tc>
       </w:tr>
       <w:tr>
+        <w:tblPrEx>
+          <w:tblBorders>
+            <w:top w:val="none" w:color="000000" w:sz="0" w:space="0"/>
+            <w:left w:val="none" w:color="000000" w:sz="0" w:space="0"/>
+            <w:bottom w:val="none" w:color="000000" w:sz="0" w:space="0"/>
+            <w:right w:val="none" w:color="000000" w:sz="0" w:space="0"/>
+            <w:insideH w:val="none" w:color="000000" w:sz="0" w:space="0"/>
+            <w:insideV w:val="none" w:color="000000" w:sz="0" w:space="0"/>
+          </w:tblBorders>
+          <w:tblCellMar>
+            <w:top w:w="100" w:type="dxa"/>
+            <w:left w:w="100" w:type="dxa"/>
+            <w:bottom w:w="100" w:type="dxa"/>
+            <w:right w:w="100" w:type="dxa"/>
+          </w:tblCellMar>
+        </w:tblPrEx>
         <w:trPr>
-          <w:cantSplit w:val="0"/>
           <w:trHeight w:val="785" w:hRule="atLeast"/>
-          <w:tblHeader w:val="0"/>
         </w:trPr>
         <w:tc>
           <w:tcPr>
             <w:tcBorders>
-              <w:top w:color="000000" w:space="0" w:sz="0" w:val="nil"/>
-              <w:left w:color="000000" w:space="0" w:sz="0" w:val="nil"/>
-              <w:bottom w:color="000000" w:space="0" w:sz="0" w:val="nil"/>
-              <w:right w:color="000000" w:space="0" w:sz="0" w:val="nil"/>
+              <w:top w:val="nil"/>
+              <w:left w:val="nil"/>
+              <w:bottom w:val="nil"/>
+              <w:right w:val="nil"/>
             </w:tcBorders>
             <w:tcMar>
-              <w:top w:w="100.0" w:type="dxa"/>
-              <w:left w:w="100.0" w:type="dxa"/>
-              <w:bottom w:w="100.0" w:type="dxa"/>
-              <w:right w:w="100.0" w:type="dxa"/>
+              <w:top w:w="100" w:type="dxa"/>
+              <w:left w:w="100" w:type="dxa"/>
+              <w:bottom w:w="100" w:type="dxa"/>
+              <w:right w:w="100" w:type="dxa"/>
             </w:tcMar>
             <w:vAlign w:val="top"/>
           </w:tcPr>
@@ -1584,23 +1766,23 @@
                 <w:szCs w:val="28"/>
                 <w:rtl w:val="0"/>
               </w:rPr>
-              <w:t xml:space="preserve">Member</w:t>
+              <w:t>Member</w:t>
             </w:r>
           </w:p>
         </w:tc>
         <w:tc>
           <w:tcPr>
             <w:tcBorders>
-              <w:top w:color="000000" w:space="0" w:sz="0" w:val="nil"/>
-              <w:left w:color="000000" w:space="0" w:sz="0" w:val="nil"/>
-              <w:bottom w:color="000000" w:space="0" w:sz="0" w:val="nil"/>
-              <w:right w:color="000000" w:space="0" w:sz="0" w:val="nil"/>
+              <w:top w:val="nil"/>
+              <w:left w:val="nil"/>
+              <w:bottom w:val="nil"/>
+              <w:right w:val="nil"/>
             </w:tcBorders>
             <w:tcMar>
-              <w:top w:w="100.0" w:type="dxa"/>
-              <w:left w:w="100.0" w:type="dxa"/>
-              <w:bottom w:w="100.0" w:type="dxa"/>
-              <w:right w:w="100.0" w:type="dxa"/>
+              <w:top w:w="100" w:type="dxa"/>
+              <w:left w:w="100" w:type="dxa"/>
+              <w:bottom w:w="100" w:type="dxa"/>
+              <w:right w:w="100" w:type="dxa"/>
             </w:tcMar>
             <w:vAlign w:val="top"/>
           </w:tcPr>
@@ -1617,23 +1799,23 @@
                 <w:szCs w:val="28"/>
                 <w:rtl w:val="0"/>
               </w:rPr>
-              <w:t xml:space="preserve">Padma Shri D. R. Kaarthikeyan</w:t>
+              <w:t>Padma Shri D. R. Kaarthikeyan</w:t>
             </w:r>
           </w:p>
         </w:tc>
         <w:tc>
           <w:tcPr>
             <w:tcBorders>
-              <w:top w:color="000000" w:space="0" w:sz="0" w:val="nil"/>
-              <w:left w:color="000000" w:space="0" w:sz="0" w:val="nil"/>
-              <w:bottom w:color="000000" w:space="0" w:sz="0" w:val="nil"/>
-              <w:right w:color="000000" w:space="0" w:sz="0" w:val="nil"/>
+              <w:top w:val="nil"/>
+              <w:left w:val="nil"/>
+              <w:bottom w:val="nil"/>
+              <w:right w:val="nil"/>
             </w:tcBorders>
             <w:tcMar>
-              <w:top w:w="100.0" w:type="dxa"/>
-              <w:left w:w="100.0" w:type="dxa"/>
-              <w:bottom w:w="100.0" w:type="dxa"/>
-              <w:right w:w="100.0" w:type="dxa"/>
+              <w:top w:w="100" w:type="dxa"/>
+              <w:left w:w="100" w:type="dxa"/>
+              <w:bottom w:w="100" w:type="dxa"/>
+              <w:right w:w="100" w:type="dxa"/>
             </w:tcMar>
             <w:vAlign w:val="top"/>
           </w:tcPr>
@@ -1650,30 +1832,44 @@
                 <w:szCs w:val="28"/>
                 <w:rtl w:val="0"/>
               </w:rPr>
-              <w:t xml:space="preserve">Former CBI Director &amp; President, Foundation for Peace</w:t>
+              <w:t>Former CBI Director &amp; President, Foundation for Peace</w:t>
             </w:r>
           </w:p>
         </w:tc>
       </w:tr>
       <w:tr>
+        <w:tblPrEx>
+          <w:tblBorders>
+            <w:top w:val="none" w:color="000000" w:sz="0" w:space="0"/>
+            <w:left w:val="none" w:color="000000" w:sz="0" w:space="0"/>
+            <w:bottom w:val="none" w:color="000000" w:sz="0" w:space="0"/>
+            <w:right w:val="none" w:color="000000" w:sz="0" w:space="0"/>
+            <w:insideH w:val="none" w:color="000000" w:sz="0" w:space="0"/>
+            <w:insideV w:val="none" w:color="000000" w:sz="0" w:space="0"/>
+          </w:tblBorders>
+          <w:tblCellMar>
+            <w:top w:w="100" w:type="dxa"/>
+            <w:left w:w="100" w:type="dxa"/>
+            <w:bottom w:w="100" w:type="dxa"/>
+            <w:right w:w="100" w:type="dxa"/>
+          </w:tblCellMar>
+        </w:tblPrEx>
         <w:trPr>
-          <w:cantSplit w:val="0"/>
           <w:trHeight w:val="785" w:hRule="atLeast"/>
-          <w:tblHeader w:val="0"/>
         </w:trPr>
         <w:tc>
           <w:tcPr>
             <w:tcBorders>
-              <w:top w:color="000000" w:space="0" w:sz="0" w:val="nil"/>
-              <w:left w:color="000000" w:space="0" w:sz="0" w:val="nil"/>
-              <w:bottom w:color="000000" w:space="0" w:sz="0" w:val="nil"/>
-              <w:right w:color="000000" w:space="0" w:sz="0" w:val="nil"/>
+              <w:top w:val="nil"/>
+              <w:left w:val="nil"/>
+              <w:bottom w:val="nil"/>
+              <w:right w:val="nil"/>
             </w:tcBorders>
             <w:tcMar>
-              <w:top w:w="100.0" w:type="dxa"/>
-              <w:left w:w="100.0" w:type="dxa"/>
-              <w:bottom w:w="100.0" w:type="dxa"/>
-              <w:right w:w="100.0" w:type="dxa"/>
+              <w:top w:w="100" w:type="dxa"/>
+              <w:left w:w="100" w:type="dxa"/>
+              <w:bottom w:w="100" w:type="dxa"/>
+              <w:right w:w="100" w:type="dxa"/>
             </w:tcMar>
             <w:vAlign w:val="top"/>
           </w:tcPr>
@@ -1690,23 +1886,23 @@
                 <w:szCs w:val="28"/>
                 <w:rtl w:val="0"/>
               </w:rPr>
-              <w:t xml:space="preserve">Member</w:t>
+              <w:t>Member</w:t>
             </w:r>
           </w:p>
         </w:tc>
         <w:tc>
           <w:tcPr>
             <w:tcBorders>
-              <w:top w:color="000000" w:space="0" w:sz="0" w:val="nil"/>
-              <w:left w:color="000000" w:space="0" w:sz="0" w:val="nil"/>
-              <w:bottom w:color="000000" w:space="0" w:sz="0" w:val="nil"/>
-              <w:right w:color="000000" w:space="0" w:sz="0" w:val="nil"/>
+              <w:top w:val="nil"/>
+              <w:left w:val="nil"/>
+              <w:bottom w:val="nil"/>
+              <w:right w:val="nil"/>
             </w:tcBorders>
             <w:tcMar>
-              <w:top w:w="100.0" w:type="dxa"/>
-              <w:left w:w="100.0" w:type="dxa"/>
-              <w:bottom w:w="100.0" w:type="dxa"/>
-              <w:right w:w="100.0" w:type="dxa"/>
+              <w:top w:w="100" w:type="dxa"/>
+              <w:left w:w="100" w:type="dxa"/>
+              <w:bottom w:w="100" w:type="dxa"/>
+              <w:right w:w="100" w:type="dxa"/>
             </w:tcMar>
             <w:vAlign w:val="top"/>
           </w:tcPr>
@@ -1723,23 +1919,23 @@
                 <w:szCs w:val="28"/>
                 <w:rtl w:val="0"/>
               </w:rPr>
-              <w:t xml:space="preserve">Mr. Rashmikant Joshi</w:t>
+              <w:t>Mr. Rashmikant Joshi</w:t>
             </w:r>
           </w:p>
         </w:tc>
         <w:tc>
           <w:tcPr>
             <w:tcBorders>
-              <w:top w:color="000000" w:space="0" w:sz="0" w:val="nil"/>
-              <w:left w:color="000000" w:space="0" w:sz="0" w:val="nil"/>
-              <w:bottom w:color="000000" w:space="0" w:sz="0" w:val="nil"/>
-              <w:right w:color="000000" w:space="0" w:sz="0" w:val="nil"/>
+              <w:top w:val="nil"/>
+              <w:left w:val="nil"/>
+              <w:bottom w:val="nil"/>
+              <w:right w:val="nil"/>
             </w:tcBorders>
             <w:tcMar>
-              <w:top w:w="100.0" w:type="dxa"/>
-              <w:left w:w="100.0" w:type="dxa"/>
-              <w:bottom w:w="100.0" w:type="dxa"/>
-              <w:right w:w="100.0" w:type="dxa"/>
+              <w:top w:w="100" w:type="dxa"/>
+              <w:left w:w="100" w:type="dxa"/>
+              <w:bottom w:w="100" w:type="dxa"/>
+              <w:right w:w="100" w:type="dxa"/>
             </w:tcMar>
             <w:vAlign w:val="top"/>
           </w:tcPr>
@@ -1756,30 +1952,44 @@
                 <w:szCs w:val="28"/>
                 <w:rtl w:val="0"/>
               </w:rPr>
-              <w:t xml:space="preserve">Managing Director, Festo India Pvt. Ltd.</w:t>
+              <w:t>Managing Director, Festo India Pvt. Ltd.</w:t>
             </w:r>
           </w:p>
         </w:tc>
       </w:tr>
       <w:tr>
+        <w:tblPrEx>
+          <w:tblBorders>
+            <w:top w:val="none" w:color="000000" w:sz="0" w:space="0"/>
+            <w:left w:val="none" w:color="000000" w:sz="0" w:space="0"/>
+            <w:bottom w:val="none" w:color="000000" w:sz="0" w:space="0"/>
+            <w:right w:val="none" w:color="000000" w:sz="0" w:space="0"/>
+            <w:insideH w:val="none" w:color="000000" w:sz="0" w:space="0"/>
+            <w:insideV w:val="none" w:color="000000" w:sz="0" w:space="0"/>
+          </w:tblBorders>
+          <w:tblCellMar>
+            <w:top w:w="100" w:type="dxa"/>
+            <w:left w:w="100" w:type="dxa"/>
+            <w:bottom w:w="100" w:type="dxa"/>
+            <w:right w:w="100" w:type="dxa"/>
+          </w:tblCellMar>
+        </w:tblPrEx>
         <w:trPr>
-          <w:cantSplit w:val="0"/>
           <w:trHeight w:val="785" w:hRule="atLeast"/>
-          <w:tblHeader w:val="0"/>
         </w:trPr>
         <w:tc>
           <w:tcPr>
             <w:tcBorders>
-              <w:top w:color="000000" w:space="0" w:sz="0" w:val="nil"/>
-              <w:left w:color="000000" w:space="0" w:sz="0" w:val="nil"/>
-              <w:bottom w:color="000000" w:space="0" w:sz="0" w:val="nil"/>
-              <w:right w:color="000000" w:space="0" w:sz="0" w:val="nil"/>
+              <w:top w:val="nil"/>
+              <w:left w:val="nil"/>
+              <w:bottom w:val="nil"/>
+              <w:right w:val="nil"/>
             </w:tcBorders>
             <w:tcMar>
-              <w:top w:w="100.0" w:type="dxa"/>
-              <w:left w:w="100.0" w:type="dxa"/>
-              <w:bottom w:w="100.0" w:type="dxa"/>
-              <w:right w:w="100.0" w:type="dxa"/>
+              <w:top w:w="100" w:type="dxa"/>
+              <w:left w:w="100" w:type="dxa"/>
+              <w:bottom w:w="100" w:type="dxa"/>
+              <w:right w:w="100" w:type="dxa"/>
             </w:tcMar>
             <w:vAlign w:val="top"/>
           </w:tcPr>
@@ -1796,23 +2006,23 @@
                 <w:szCs w:val="28"/>
                 <w:rtl w:val="0"/>
               </w:rPr>
-              <w:t xml:space="preserve">Member</w:t>
+              <w:t>Member</w:t>
             </w:r>
           </w:p>
         </w:tc>
         <w:tc>
           <w:tcPr>
             <w:tcBorders>
-              <w:top w:color="000000" w:space="0" w:sz="0" w:val="nil"/>
-              <w:left w:color="000000" w:space="0" w:sz="0" w:val="nil"/>
-              <w:bottom w:color="000000" w:space="0" w:sz="0" w:val="nil"/>
-              <w:right w:color="000000" w:space="0" w:sz="0" w:val="nil"/>
+              <w:top w:val="nil"/>
+              <w:left w:val="nil"/>
+              <w:bottom w:val="nil"/>
+              <w:right w:val="nil"/>
             </w:tcBorders>
             <w:tcMar>
-              <w:top w:w="100.0" w:type="dxa"/>
-              <w:left w:w="100.0" w:type="dxa"/>
-              <w:bottom w:w="100.0" w:type="dxa"/>
-              <w:right w:w="100.0" w:type="dxa"/>
+              <w:top w:w="100" w:type="dxa"/>
+              <w:left w:w="100" w:type="dxa"/>
+              <w:bottom w:w="100" w:type="dxa"/>
+              <w:right w:w="100" w:type="dxa"/>
             </w:tcMar>
             <w:vAlign w:val="top"/>
           </w:tcPr>
@@ -1829,23 +2039,23 @@
                 <w:szCs w:val="28"/>
                 <w:rtl w:val="0"/>
               </w:rPr>
-              <w:t xml:space="preserve">Mr. R. Chellappan</w:t>
+              <w:t>Mr. R. Chellappan</w:t>
             </w:r>
           </w:p>
         </w:tc>
         <w:tc>
           <w:tcPr>
             <w:tcBorders>
-              <w:top w:color="000000" w:space="0" w:sz="0" w:val="nil"/>
-              <w:left w:color="000000" w:space="0" w:sz="0" w:val="nil"/>
-              <w:bottom w:color="000000" w:space="0" w:sz="0" w:val="nil"/>
-              <w:right w:color="000000" w:space="0" w:sz="0" w:val="nil"/>
+              <w:top w:val="nil"/>
+              <w:left w:val="nil"/>
+              <w:bottom w:val="nil"/>
+              <w:right w:val="nil"/>
             </w:tcBorders>
             <w:tcMar>
-              <w:top w:w="100.0" w:type="dxa"/>
-              <w:left w:w="100.0" w:type="dxa"/>
-              <w:bottom w:w="100.0" w:type="dxa"/>
-              <w:right w:w="100.0" w:type="dxa"/>
+              <w:top w:w="100" w:type="dxa"/>
+              <w:left w:w="100" w:type="dxa"/>
+              <w:bottom w:w="100" w:type="dxa"/>
+              <w:right w:w="100" w:type="dxa"/>
             </w:tcMar>
             <w:vAlign w:val="top"/>
           </w:tcPr>
@@ -1862,30 +2072,44 @@
                 <w:szCs w:val="28"/>
                 <w:rtl w:val="0"/>
               </w:rPr>
-              <w:t xml:space="preserve">Managing Director, SWELECT Energy Systems Ltd.</w:t>
+              <w:t>Managing Director, SWELECT Energy Systems Ltd.</w:t>
             </w:r>
           </w:p>
         </w:tc>
       </w:tr>
       <w:tr>
+        <w:tblPrEx>
+          <w:tblBorders>
+            <w:top w:val="none" w:color="000000" w:sz="0" w:space="0"/>
+            <w:left w:val="none" w:color="000000" w:sz="0" w:space="0"/>
+            <w:bottom w:val="none" w:color="000000" w:sz="0" w:space="0"/>
+            <w:right w:val="none" w:color="000000" w:sz="0" w:space="0"/>
+            <w:insideH w:val="none" w:color="000000" w:sz="0" w:space="0"/>
+            <w:insideV w:val="none" w:color="000000" w:sz="0" w:space="0"/>
+          </w:tblBorders>
+          <w:tblCellMar>
+            <w:top w:w="100" w:type="dxa"/>
+            <w:left w:w="100" w:type="dxa"/>
+            <w:bottom w:w="100" w:type="dxa"/>
+            <w:right w:w="100" w:type="dxa"/>
+          </w:tblCellMar>
+        </w:tblPrEx>
         <w:trPr>
-          <w:cantSplit w:val="0"/>
           <w:trHeight w:val="785" w:hRule="atLeast"/>
-          <w:tblHeader w:val="0"/>
         </w:trPr>
         <w:tc>
           <w:tcPr>
             <w:tcBorders>
-              <w:top w:color="000000" w:space="0" w:sz="0" w:val="nil"/>
-              <w:left w:color="000000" w:space="0" w:sz="0" w:val="nil"/>
-              <w:bottom w:color="000000" w:space="0" w:sz="0" w:val="nil"/>
-              <w:right w:color="000000" w:space="0" w:sz="0" w:val="nil"/>
+              <w:top w:val="nil"/>
+              <w:left w:val="nil"/>
+              <w:bottom w:val="nil"/>
+              <w:right w:val="nil"/>
             </w:tcBorders>
             <w:tcMar>
-              <w:top w:w="100.0" w:type="dxa"/>
-              <w:left w:w="100.0" w:type="dxa"/>
-              <w:bottom w:w="100.0" w:type="dxa"/>
-              <w:right w:w="100.0" w:type="dxa"/>
+              <w:top w:w="100" w:type="dxa"/>
+              <w:left w:w="100" w:type="dxa"/>
+              <w:bottom w:w="100" w:type="dxa"/>
+              <w:right w:w="100" w:type="dxa"/>
             </w:tcMar>
             <w:vAlign w:val="top"/>
           </w:tcPr>
@@ -1902,23 +2126,23 @@
                 <w:szCs w:val="28"/>
                 <w:rtl w:val="0"/>
               </w:rPr>
-              <w:t xml:space="preserve">University Nominee</w:t>
+              <w:t>University Nominee</w:t>
             </w:r>
           </w:p>
         </w:tc>
         <w:tc>
           <w:tcPr>
             <w:tcBorders>
-              <w:top w:color="000000" w:space="0" w:sz="0" w:val="nil"/>
-              <w:left w:color="000000" w:space="0" w:sz="0" w:val="nil"/>
-              <w:bottom w:color="000000" w:space="0" w:sz="0" w:val="nil"/>
-              <w:right w:color="000000" w:space="0" w:sz="0" w:val="nil"/>
+              <w:top w:val="nil"/>
+              <w:left w:val="nil"/>
+              <w:bottom w:val="nil"/>
+              <w:right w:val="nil"/>
             </w:tcBorders>
             <w:tcMar>
-              <w:top w:w="100.0" w:type="dxa"/>
-              <w:left w:w="100.0" w:type="dxa"/>
-              <w:bottom w:w="100.0" w:type="dxa"/>
-              <w:right w:w="100.0" w:type="dxa"/>
+              <w:top w:w="100" w:type="dxa"/>
+              <w:left w:w="100" w:type="dxa"/>
+              <w:bottom w:w="100" w:type="dxa"/>
+              <w:right w:w="100" w:type="dxa"/>
             </w:tcMar>
             <w:vAlign w:val="top"/>
           </w:tcPr>
@@ -1935,23 +2159,23 @@
                 <w:szCs w:val="28"/>
                 <w:rtl w:val="0"/>
               </w:rPr>
-              <w:t xml:space="preserve">Dr. R. Vidhyapriya</w:t>
+              <w:t>Dr. R. Vidhyapriya</w:t>
             </w:r>
           </w:p>
         </w:tc>
         <w:tc>
           <w:tcPr>
             <w:tcBorders>
-              <w:top w:color="000000" w:space="0" w:sz="0" w:val="nil"/>
-              <w:left w:color="000000" w:space="0" w:sz="0" w:val="nil"/>
-              <w:bottom w:color="000000" w:space="0" w:sz="0" w:val="nil"/>
-              <w:right w:color="000000" w:space="0" w:sz="0" w:val="nil"/>
+              <w:top w:val="nil"/>
+              <w:left w:val="nil"/>
+              <w:bottom w:val="nil"/>
+              <w:right w:val="nil"/>
             </w:tcBorders>
             <w:tcMar>
-              <w:top w:w="100.0" w:type="dxa"/>
-              <w:left w:w="100.0" w:type="dxa"/>
-              <w:bottom w:w="100.0" w:type="dxa"/>
-              <w:right w:w="100.0" w:type="dxa"/>
+              <w:top w:w="100" w:type="dxa"/>
+              <w:left w:w="100" w:type="dxa"/>
+              <w:bottom w:w="100" w:type="dxa"/>
+              <w:right w:w="100" w:type="dxa"/>
             </w:tcMar>
             <w:vAlign w:val="top"/>
           </w:tcPr>
@@ -1968,30 +2192,44 @@
                 <w:szCs w:val="28"/>
                 <w:rtl w:val="0"/>
               </w:rPr>
-              <w:t xml:space="preserve">Professor, PSG College of Technology</w:t>
+              <w:t>Professor, PSG College of Technology</w:t>
             </w:r>
           </w:p>
         </w:tc>
       </w:tr>
       <w:tr>
+        <w:tblPrEx>
+          <w:tblBorders>
+            <w:top w:val="none" w:color="000000" w:sz="0" w:space="0"/>
+            <w:left w:val="none" w:color="000000" w:sz="0" w:space="0"/>
+            <w:bottom w:val="none" w:color="000000" w:sz="0" w:space="0"/>
+            <w:right w:val="none" w:color="000000" w:sz="0" w:space="0"/>
+            <w:insideH w:val="none" w:color="000000" w:sz="0" w:space="0"/>
+            <w:insideV w:val="none" w:color="000000" w:sz="0" w:space="0"/>
+          </w:tblBorders>
+          <w:tblCellMar>
+            <w:top w:w="100" w:type="dxa"/>
+            <w:left w:w="100" w:type="dxa"/>
+            <w:bottom w:w="100" w:type="dxa"/>
+            <w:right w:w="100" w:type="dxa"/>
+          </w:tblCellMar>
+        </w:tblPrEx>
         <w:trPr>
-          <w:cantSplit w:val="0"/>
           <w:trHeight w:val="785" w:hRule="atLeast"/>
-          <w:tblHeader w:val="0"/>
         </w:trPr>
         <w:tc>
           <w:tcPr>
             <w:tcBorders>
-              <w:top w:color="000000" w:space="0" w:sz="0" w:val="nil"/>
-              <w:left w:color="000000" w:space="0" w:sz="0" w:val="nil"/>
-              <w:bottom w:color="000000" w:space="0" w:sz="0" w:val="nil"/>
-              <w:right w:color="000000" w:space="0" w:sz="0" w:val="nil"/>
+              <w:top w:val="nil"/>
+              <w:left w:val="nil"/>
+              <w:bottom w:val="nil"/>
+              <w:right w:val="nil"/>
             </w:tcBorders>
             <w:tcMar>
-              <w:top w:w="100.0" w:type="dxa"/>
-              <w:left w:w="100.0" w:type="dxa"/>
-              <w:bottom w:w="100.0" w:type="dxa"/>
-              <w:right w:w="100.0" w:type="dxa"/>
+              <w:top w:w="100" w:type="dxa"/>
+              <w:left w:w="100" w:type="dxa"/>
+              <w:bottom w:w="100" w:type="dxa"/>
+              <w:right w:w="100" w:type="dxa"/>
             </w:tcMar>
             <w:vAlign w:val="top"/>
           </w:tcPr>
@@ -2008,23 +2246,23 @@
                 <w:szCs w:val="28"/>
                 <w:rtl w:val="0"/>
               </w:rPr>
-              <w:t xml:space="preserve">Govt. Nominee</w:t>
+              <w:t>Govt. Nominee</w:t>
             </w:r>
           </w:p>
         </w:tc>
         <w:tc>
           <w:tcPr>
             <w:tcBorders>
-              <w:top w:color="000000" w:space="0" w:sz="0" w:val="nil"/>
-              <w:left w:color="000000" w:space="0" w:sz="0" w:val="nil"/>
-              <w:bottom w:color="000000" w:space="0" w:sz="0" w:val="nil"/>
-              <w:right w:color="000000" w:space="0" w:sz="0" w:val="nil"/>
+              <w:top w:val="nil"/>
+              <w:left w:val="nil"/>
+              <w:bottom w:val="nil"/>
+              <w:right w:val="nil"/>
             </w:tcBorders>
             <w:tcMar>
-              <w:top w:w="100.0" w:type="dxa"/>
-              <w:left w:w="100.0" w:type="dxa"/>
-              <w:bottom w:w="100.0" w:type="dxa"/>
-              <w:right w:w="100.0" w:type="dxa"/>
+              <w:top w:w="100" w:type="dxa"/>
+              <w:left w:w="100" w:type="dxa"/>
+              <w:bottom w:w="100" w:type="dxa"/>
+              <w:right w:w="100" w:type="dxa"/>
             </w:tcMar>
             <w:vAlign w:val="top"/>
           </w:tcPr>
@@ -2041,23 +2279,23 @@
                 <w:szCs w:val="28"/>
                 <w:rtl w:val="0"/>
               </w:rPr>
-              <w:t xml:space="preserve">Dr. S. Rathi</w:t>
+              <w:t>Dr. S. Rathi</w:t>
             </w:r>
           </w:p>
         </w:tc>
         <w:tc>
           <w:tcPr>
             <w:tcBorders>
-              <w:top w:color="000000" w:space="0" w:sz="0" w:val="nil"/>
-              <w:left w:color="000000" w:space="0" w:sz="0" w:val="nil"/>
-              <w:bottom w:color="000000" w:space="0" w:sz="0" w:val="nil"/>
-              <w:right w:color="000000" w:space="0" w:sz="0" w:val="nil"/>
+              <w:top w:val="nil"/>
+              <w:left w:val="nil"/>
+              <w:bottom w:val="nil"/>
+              <w:right w:val="nil"/>
             </w:tcBorders>
             <w:tcMar>
-              <w:top w:w="100.0" w:type="dxa"/>
-              <w:left w:w="100.0" w:type="dxa"/>
-              <w:bottom w:w="100.0" w:type="dxa"/>
-              <w:right w:w="100.0" w:type="dxa"/>
+              <w:top w:w="100" w:type="dxa"/>
+              <w:left w:w="100" w:type="dxa"/>
+              <w:bottom w:w="100" w:type="dxa"/>
+              <w:right w:w="100" w:type="dxa"/>
             </w:tcMar>
             <w:vAlign w:val="top"/>
           </w:tcPr>
@@ -2074,30 +2312,44 @@
                 <w:szCs w:val="28"/>
                 <w:rtl w:val="0"/>
               </w:rPr>
-              <w:t xml:space="preserve">Professor, Govt. College of Technology</w:t>
+              <w:t>Professor, Govt. College of Technology</w:t>
             </w:r>
           </w:p>
         </w:tc>
       </w:tr>
       <w:tr>
+        <w:tblPrEx>
+          <w:tblBorders>
+            <w:top w:val="none" w:color="000000" w:sz="0" w:space="0"/>
+            <w:left w:val="none" w:color="000000" w:sz="0" w:space="0"/>
+            <w:bottom w:val="none" w:color="000000" w:sz="0" w:space="0"/>
+            <w:right w:val="none" w:color="000000" w:sz="0" w:space="0"/>
+            <w:insideH w:val="none" w:color="000000" w:sz="0" w:space="0"/>
+            <w:insideV w:val="none" w:color="000000" w:sz="0" w:space="0"/>
+          </w:tblBorders>
+          <w:tblCellMar>
+            <w:top w:w="100" w:type="dxa"/>
+            <w:left w:w="100" w:type="dxa"/>
+            <w:bottom w:w="100" w:type="dxa"/>
+            <w:right w:w="100" w:type="dxa"/>
+          </w:tblCellMar>
+        </w:tblPrEx>
         <w:trPr>
-          <w:cantSplit w:val="0"/>
           <w:trHeight w:val="500" w:hRule="atLeast"/>
-          <w:tblHeader w:val="0"/>
         </w:trPr>
         <w:tc>
           <w:tcPr>
             <w:tcBorders>
-              <w:top w:color="000000" w:space="0" w:sz="0" w:val="nil"/>
-              <w:left w:color="000000" w:space="0" w:sz="0" w:val="nil"/>
-              <w:bottom w:color="000000" w:space="0" w:sz="0" w:val="nil"/>
-              <w:right w:color="000000" w:space="0" w:sz="0" w:val="nil"/>
+              <w:top w:val="nil"/>
+              <w:left w:val="nil"/>
+              <w:bottom w:val="nil"/>
+              <w:right w:val="nil"/>
             </w:tcBorders>
             <w:tcMar>
-              <w:top w:w="100.0" w:type="dxa"/>
-              <w:left w:w="100.0" w:type="dxa"/>
-              <w:bottom w:w="100.0" w:type="dxa"/>
-              <w:right w:w="100.0" w:type="dxa"/>
+              <w:top w:w="100" w:type="dxa"/>
+              <w:left w:w="100" w:type="dxa"/>
+              <w:bottom w:w="100" w:type="dxa"/>
+              <w:right w:w="100" w:type="dxa"/>
             </w:tcMar>
             <w:vAlign w:val="top"/>
           </w:tcPr>
@@ -2114,23 +2366,23 @@
                 <w:szCs w:val="28"/>
                 <w:rtl w:val="0"/>
               </w:rPr>
-              <w:t xml:space="preserve">Principal</w:t>
+              <w:t>Principal</w:t>
             </w:r>
           </w:p>
         </w:tc>
         <w:tc>
           <w:tcPr>
             <w:tcBorders>
-              <w:top w:color="000000" w:space="0" w:sz="0" w:val="nil"/>
-              <w:left w:color="000000" w:space="0" w:sz="0" w:val="nil"/>
-              <w:bottom w:color="000000" w:space="0" w:sz="0" w:val="nil"/>
-              <w:right w:color="000000" w:space="0" w:sz="0" w:val="nil"/>
+              <w:top w:val="nil"/>
+              <w:left w:val="nil"/>
+              <w:bottom w:val="nil"/>
+              <w:right w:val="nil"/>
             </w:tcBorders>
             <w:tcMar>
-              <w:top w:w="100.0" w:type="dxa"/>
-              <w:left w:w="100.0" w:type="dxa"/>
-              <w:bottom w:w="100.0" w:type="dxa"/>
-              <w:right w:w="100.0" w:type="dxa"/>
+              <w:top w:w="100" w:type="dxa"/>
+              <w:left w:w="100" w:type="dxa"/>
+              <w:bottom w:w="100" w:type="dxa"/>
+              <w:right w:w="100" w:type="dxa"/>
             </w:tcMar>
             <w:vAlign w:val="top"/>
           </w:tcPr>
@@ -2147,23 +2399,23 @@
                 <w:szCs w:val="28"/>
                 <w:rtl w:val="0"/>
               </w:rPr>
-              <w:t xml:space="preserve">Dr. C. Palanisamy</w:t>
+              <w:t>Dr. C. Palanisamy</w:t>
             </w:r>
           </w:p>
         </w:tc>
         <w:tc>
           <w:tcPr>
             <w:tcBorders>
-              <w:top w:color="000000" w:space="0" w:sz="0" w:val="nil"/>
-              <w:left w:color="000000" w:space="0" w:sz="0" w:val="nil"/>
-              <w:bottom w:color="000000" w:space="0" w:sz="0" w:val="nil"/>
-              <w:right w:color="000000" w:space="0" w:sz="0" w:val="nil"/>
+              <w:top w:val="nil"/>
+              <w:left w:val="nil"/>
+              <w:bottom w:val="nil"/>
+              <w:right w:val="nil"/>
             </w:tcBorders>
             <w:tcMar>
-              <w:top w:w="100.0" w:type="dxa"/>
-              <w:left w:w="100.0" w:type="dxa"/>
-              <w:bottom w:w="100.0" w:type="dxa"/>
-              <w:right w:w="100.0" w:type="dxa"/>
+              <w:top w:w="100" w:type="dxa"/>
+              <w:left w:w="100" w:type="dxa"/>
+              <w:bottom w:w="100" w:type="dxa"/>
+              <w:right w:w="100" w:type="dxa"/>
             </w:tcMar>
             <w:vAlign w:val="top"/>
           </w:tcPr>
@@ -2180,30 +2432,44 @@
                 <w:szCs w:val="28"/>
                 <w:rtl w:val="0"/>
               </w:rPr>
-              <w:t xml:space="preserve">Member Secretary</w:t>
+              <w:t>Member Secretary</w:t>
             </w:r>
           </w:p>
         </w:tc>
       </w:tr>
       <w:tr>
+        <w:tblPrEx>
+          <w:tblBorders>
+            <w:top w:val="none" w:color="000000" w:sz="0" w:space="0"/>
+            <w:left w:val="none" w:color="000000" w:sz="0" w:space="0"/>
+            <w:bottom w:val="none" w:color="000000" w:sz="0" w:space="0"/>
+            <w:right w:val="none" w:color="000000" w:sz="0" w:space="0"/>
+            <w:insideH w:val="none" w:color="000000" w:sz="0" w:space="0"/>
+            <w:insideV w:val="none" w:color="000000" w:sz="0" w:space="0"/>
+          </w:tblBorders>
+          <w:tblCellMar>
+            <w:top w:w="100" w:type="dxa"/>
+            <w:left w:w="100" w:type="dxa"/>
+            <w:bottom w:w="100" w:type="dxa"/>
+            <w:right w:w="100" w:type="dxa"/>
+          </w:tblCellMar>
+        </w:tblPrEx>
         <w:trPr>
-          <w:cantSplit w:val="0"/>
           <w:trHeight w:val="785" w:hRule="atLeast"/>
-          <w:tblHeader w:val="0"/>
         </w:trPr>
         <w:tc>
           <w:tcPr>
             <w:tcBorders>
-              <w:top w:color="000000" w:space="0" w:sz="0" w:val="nil"/>
-              <w:left w:color="000000" w:space="0" w:sz="0" w:val="nil"/>
-              <w:bottom w:color="000000" w:space="0" w:sz="0" w:val="nil"/>
-              <w:right w:color="000000" w:space="0" w:sz="0" w:val="nil"/>
+              <w:top w:val="nil"/>
+              <w:left w:val="nil"/>
+              <w:bottom w:val="nil"/>
+              <w:right w:val="nil"/>
             </w:tcBorders>
             <w:tcMar>
-              <w:top w:w="100.0" w:type="dxa"/>
-              <w:left w:w="100.0" w:type="dxa"/>
-              <w:bottom w:w="100.0" w:type="dxa"/>
-              <w:right w:w="100.0" w:type="dxa"/>
+              <w:top w:w="100" w:type="dxa"/>
+              <w:left w:w="100" w:type="dxa"/>
+              <w:bottom w:w="100" w:type="dxa"/>
+              <w:right w:w="100" w:type="dxa"/>
             </w:tcMar>
             <w:vAlign w:val="top"/>
           </w:tcPr>
@@ -2220,23 +2486,23 @@
                 <w:szCs w:val="28"/>
                 <w:rtl w:val="0"/>
               </w:rPr>
-              <w:t xml:space="preserve">Faculty Members</w:t>
+              <w:t>Faculty Members</w:t>
             </w:r>
           </w:p>
         </w:tc>
         <w:tc>
           <w:tcPr>
             <w:tcBorders>
-              <w:top w:color="000000" w:space="0" w:sz="0" w:val="nil"/>
-              <w:left w:color="000000" w:space="0" w:sz="0" w:val="nil"/>
-              <w:bottom w:color="000000" w:space="0" w:sz="0" w:val="nil"/>
-              <w:right w:color="000000" w:space="0" w:sz="0" w:val="nil"/>
+              <w:top w:val="nil"/>
+              <w:left w:val="nil"/>
+              <w:bottom w:val="nil"/>
+              <w:right w:val="nil"/>
             </w:tcBorders>
             <w:tcMar>
-              <w:top w:w="100.0" w:type="dxa"/>
-              <w:left w:w="100.0" w:type="dxa"/>
-              <w:bottom w:w="100.0" w:type="dxa"/>
-              <w:right w:w="100.0" w:type="dxa"/>
+              <w:top w:w="100" w:type="dxa"/>
+              <w:left w:w="100" w:type="dxa"/>
+              <w:bottom w:w="100" w:type="dxa"/>
+              <w:right w:w="100" w:type="dxa"/>
             </w:tcMar>
             <w:vAlign w:val="top"/>
           </w:tcPr>
@@ -2253,23 +2519,23 @@
                 <w:szCs w:val="28"/>
                 <w:rtl w:val="0"/>
               </w:rPr>
-              <w:t xml:space="preserve">Dr. K. Sivakumar, Dr. A. Amarkarthik, Dr. M. Kalaiyarasi</w:t>
+              <w:t>Dr. K. Sivakumar, Dr. A. Amarkarthik, Dr. M. Kalaiyarasi</w:t>
             </w:r>
           </w:p>
         </w:tc>
         <w:tc>
           <w:tcPr>
             <w:tcBorders>
-              <w:top w:color="000000" w:space="0" w:sz="0" w:val="nil"/>
-              <w:left w:color="000000" w:space="0" w:sz="0" w:val="nil"/>
-              <w:bottom w:color="000000" w:space="0" w:sz="0" w:val="nil"/>
-              <w:right w:color="000000" w:space="0" w:sz="0" w:val="nil"/>
+              <w:top w:val="nil"/>
+              <w:left w:val="nil"/>
+              <w:bottom w:val="nil"/>
+              <w:right w:val="nil"/>
             </w:tcBorders>
             <w:tcMar>
-              <w:top w:w="100.0" w:type="dxa"/>
-              <w:left w:w="100.0" w:type="dxa"/>
-              <w:bottom w:w="100.0" w:type="dxa"/>
-              <w:right w:w="100.0" w:type="dxa"/>
+              <w:top w:w="100" w:type="dxa"/>
+              <w:left w:w="100" w:type="dxa"/>
+              <w:bottom w:w="100" w:type="dxa"/>
+              <w:right w:w="100" w:type="dxa"/>
             </w:tcMar>
             <w:vAlign w:val="top"/>
           </w:tcPr>
@@ -2286,7 +2552,7 @@
                 <w:szCs w:val="28"/>
                 <w:rtl w:val="0"/>
               </w:rPr>
-              <w:t xml:space="preserve">Senior Faculty Representatives</w:t>
+              <w:t>Senior Faculty Representatives</w:t>
             </w:r>
           </w:p>
         </w:tc>
@@ -2301,42 +2567,45 @@
       </w:pPr>
       <w:r>
         <w:pict>
-          <v:rect style="width:0.0pt;height:1.5pt" o:hr="t" o:hrstd="t" o:hralign="center" fillcolor="#A0A0A0" stroked="f"/>
+          <v:rect id="_x0000_i1030" o:spt="1" style="height:1.5pt;width:0pt;" fillcolor="#A0A0A0" filled="t" stroked="f" coordsize="21600,21600" o:hr="t" o:hrstd="t" o:hralign="center">
+            <v:path/>
+            <v:fill on="t" focussize="0,0"/>
+            <v:stroke on="f"/>
+            <v:imagedata o:title=""/>
+            <o:lock v:ext="edit"/>
+            <w10:wrap type="none"/>
+            <w10:anchorlock/>
+          </v:rect>
         </w:pict>
       </w:r>
-      <w:r>
-        <w:rPr>
-          <w:rtl w:val="0"/>
-        </w:rPr>
-      </w:r>
-    </w:p>
-    <w:p>
-      <w:pPr>
-        <w:pStyle w:val="Heading2"/>
+    </w:p>
+    <w:p>
+      <w:pPr>
+        <w:pStyle w:val="3"/>
         <w:keepNext w:val="0"/>
         <w:keepLines w:val="0"/>
-        <w:spacing w:after="80" w:lineRule="auto"/>
-        <w:rPr>
-          <w:b w:val="1"/>
+        <w:spacing w:after="80"/>
+        <w:rPr>
+          <w:b/>
           <w:sz w:val="34"/>
           <w:szCs w:val="34"/>
         </w:rPr>
       </w:pPr>
-      <w:bookmarkStart w:colFirst="0" w:colLast="0" w:name="_4ps3jp2kmyrg" w:id="8"/>
+      <w:bookmarkStart w:id="8" w:name="_4ps3jp2kmyrg" w:colFirst="0" w:colLast="0"/>
       <w:bookmarkEnd w:id="8"/>
       <w:r>
         <w:rPr>
-          <w:b w:val="1"/>
+          <w:b/>
           <w:sz w:val="34"/>
           <w:szCs w:val="34"/>
           <w:rtl w:val="0"/>
         </w:rPr>
-        <w:t xml:space="preserve">6. Major Milestones (2009–2023)</w:t>
-      </w:r>
-    </w:p>
-    <w:p>
-      <w:pPr>
-        <w:spacing w:after="240" w:before="240" w:lineRule="auto"/>
+        <w:t>6. Major Milestones (2009–2023)</w:t>
+      </w:r>
+    </w:p>
+    <w:p>
+      <w:pPr>
+        <w:spacing w:before="240" w:after="240"/>
         <w:rPr>
           <w:sz w:val="28"/>
           <w:szCs w:val="28"/>
@@ -2352,12 +2621,12 @@
       </w:r>
       <w:r>
         <w:rPr>
-          <w:b w:val="1"/>
-          <w:sz w:val="28"/>
-          <w:szCs w:val="28"/>
-          <w:rtl w:val="0"/>
-        </w:rPr>
-        <w:t xml:space="preserve">national and international recognition</w:t>
+          <w:b/>
+          <w:sz w:val="28"/>
+          <w:szCs w:val="28"/>
+          <w:rtl w:val="0"/>
+        </w:rPr>
+        <w:t>national and international recognition</w:t>
       </w:r>
       <w:r>
         <w:rPr>
@@ -2370,37 +2639,37 @@
     </w:p>
     <w:p>
       <w:pPr>
-        <w:pStyle w:val="Heading3"/>
+        <w:pStyle w:val="4"/>
         <w:keepNext w:val="0"/>
         <w:keepLines w:val="0"/>
-        <w:spacing w:before="280" w:lineRule="auto"/>
-        <w:rPr>
-          <w:b w:val="1"/>
+        <w:spacing w:before="280"/>
+        <w:rPr>
+          <w:b/>
           <w:color w:val="000000"/>
           <w:sz w:val="26"/>
           <w:szCs w:val="26"/>
         </w:rPr>
       </w:pPr>
-      <w:bookmarkStart w:colFirst="0" w:colLast="0" w:name="_5zjx2o83yulb" w:id="9"/>
+      <w:bookmarkStart w:id="9" w:name="_5zjx2o83yulb" w:colFirst="0" w:colLast="0"/>
       <w:bookmarkEnd w:id="9"/>
       <w:r>
         <w:rPr>
-          <w:b w:val="1"/>
+          <w:b/>
           <w:color w:val="000000"/>
           <w:sz w:val="26"/>
           <w:szCs w:val="26"/>
           <w:rtl w:val="0"/>
         </w:rPr>
-        <w:t xml:space="preserve">Recent Highlights</w:t>
+        <w:t>Recent Highlights</w:t>
       </w:r>
     </w:p>
     <w:p>
       <w:pPr>
         <w:numPr>
           <w:ilvl w:val="0"/>
-          <w:numId w:val="3"/>
+          <w:numId w:val="4"/>
         </w:numPr>
-        <w:spacing w:after="0" w:afterAutospacing="0" w:before="240" w:lineRule="auto"/>
+        <w:spacing w:before="240" w:after="0" w:afterAutospacing="0"/>
         <w:ind w:left="720" w:hanging="360"/>
         <w:rPr>
           <w:sz w:val="28"/>
@@ -2409,12 +2678,12 @@
       </w:pPr>
       <w:r>
         <w:rPr>
-          <w:b w:val="1"/>
-          <w:sz w:val="28"/>
-          <w:szCs w:val="28"/>
-          <w:rtl w:val="0"/>
-        </w:rPr>
-        <w:t xml:space="preserve">2023:</w:t>
+          <w:b/>
+          <w:sz w:val="28"/>
+          <w:szCs w:val="28"/>
+          <w:rtl w:val="0"/>
+        </w:rPr>
+        <w:t>2023:</w:t>
       </w:r>
       <w:r>
         <w:rPr>
@@ -2423,6 +2692,13 @@
           <w:rtl w:val="0"/>
         </w:rPr>
         <w:t xml:space="preserve"> Ranked 2nd in CSR-GHRDC Top Engineering Colleges (Super Excellence Category).</w:t>
+      </w:r>
+      <w:r>
+        <w:rPr>
+          <w:sz w:val="28"/>
+          <w:szCs w:val="28"/>
+          <w:rtl w:val="0"/>
+        </w:rPr>
         <w:br w:type="textWrapping"/>
       </w:r>
     </w:p>
@@ -2430,9 +2706,9 @@
       <w:pPr>
         <w:numPr>
           <w:ilvl w:val="0"/>
-          <w:numId w:val="3"/>
+          <w:numId w:val="4"/>
         </w:numPr>
-        <w:spacing w:after="0" w:afterAutospacing="0" w:before="0" w:beforeAutospacing="0" w:lineRule="auto"/>
+        <w:spacing w:before="0" w:beforeAutospacing="0" w:after="0" w:afterAutospacing="0"/>
         <w:ind w:left="720" w:hanging="360"/>
         <w:rPr>
           <w:sz w:val="28"/>
@@ -2441,12 +2717,12 @@
       </w:pPr>
       <w:r>
         <w:rPr>
-          <w:b w:val="1"/>
-          <w:sz w:val="28"/>
-          <w:szCs w:val="28"/>
-          <w:rtl w:val="0"/>
-        </w:rPr>
-        <w:t xml:space="preserve">2022:</w:t>
+          <w:b/>
+          <w:sz w:val="28"/>
+          <w:szCs w:val="28"/>
+          <w:rtl w:val="0"/>
+        </w:rPr>
+        <w:t>2022:</w:t>
       </w:r>
       <w:r>
         <w:rPr>
@@ -2455,6 +2731,13 @@
           <w:rtl w:val="0"/>
         </w:rPr>
         <w:t xml:space="preserve"> Ranked 1st among Top Private Institutes in multiple DQ-CMR surveys.</w:t>
+      </w:r>
+      <w:r>
+        <w:rPr>
+          <w:sz w:val="28"/>
+          <w:szCs w:val="28"/>
+          <w:rtl w:val="0"/>
+        </w:rPr>
         <w:br w:type="textWrapping"/>
       </w:r>
     </w:p>
@@ -2462,9 +2745,9 @@
       <w:pPr>
         <w:numPr>
           <w:ilvl w:val="0"/>
-          <w:numId w:val="3"/>
+          <w:numId w:val="4"/>
         </w:numPr>
-        <w:spacing w:after="0" w:afterAutospacing="0" w:before="0" w:beforeAutospacing="0" w:lineRule="auto"/>
+        <w:spacing w:before="0" w:beforeAutospacing="0" w:after="0" w:afterAutospacing="0"/>
         <w:ind w:left="720" w:hanging="360"/>
         <w:rPr>
           <w:sz w:val="28"/>
@@ -2473,12 +2756,12 @@
       </w:pPr>
       <w:r>
         <w:rPr>
-          <w:b w:val="1"/>
-          <w:sz w:val="28"/>
-          <w:szCs w:val="28"/>
-          <w:rtl w:val="0"/>
-        </w:rPr>
-        <w:t xml:space="preserve">2021:</w:t>
+          <w:b/>
+          <w:sz w:val="28"/>
+          <w:szCs w:val="28"/>
+          <w:rtl w:val="0"/>
+        </w:rPr>
+        <w:t>2021:</w:t>
       </w:r>
       <w:r>
         <w:rPr>
@@ -2490,20 +2773,27 @@
       </w:r>
       <w:r>
         <w:rPr>
-          <w:b w:val="1"/>
-          <w:sz w:val="28"/>
-          <w:szCs w:val="28"/>
-          <w:rtl w:val="0"/>
-        </w:rPr>
-        <w:t xml:space="preserve">India’s first autonomous college with IET-UK accreditation</w:t>
-      </w:r>
-      <w:r>
-        <w:rPr>
-          <w:sz w:val="28"/>
-          <w:szCs w:val="28"/>
-          <w:rtl w:val="0"/>
-        </w:rPr>
-        <w:t xml:space="preserve">.</w:t>
+          <w:b/>
+          <w:sz w:val="28"/>
+          <w:szCs w:val="28"/>
+          <w:rtl w:val="0"/>
+        </w:rPr>
+        <w:t>India’s first autonomous college with IET-UK accreditation</w:t>
+      </w:r>
+      <w:r>
+        <w:rPr>
+          <w:sz w:val="28"/>
+          <w:szCs w:val="28"/>
+          <w:rtl w:val="0"/>
+        </w:rPr>
+        <w:t>.</w:t>
+      </w:r>
+      <w:r>
+        <w:rPr>
+          <w:sz w:val="28"/>
+          <w:szCs w:val="28"/>
+          <w:rtl w:val="0"/>
+        </w:rPr>
         <w:br w:type="textWrapping"/>
       </w:r>
     </w:p>
@@ -2511,9 +2801,9 @@
       <w:pPr>
         <w:numPr>
           <w:ilvl w:val="0"/>
-          <w:numId w:val="3"/>
+          <w:numId w:val="4"/>
         </w:numPr>
-        <w:spacing w:after="0" w:afterAutospacing="0" w:before="0" w:beforeAutospacing="0" w:lineRule="auto"/>
+        <w:spacing w:before="0" w:beforeAutospacing="0" w:after="0" w:afterAutospacing="0"/>
         <w:ind w:left="720" w:hanging="360"/>
         <w:rPr>
           <w:sz w:val="28"/>
@@ -2522,12 +2812,12 @@
       </w:pPr>
       <w:r>
         <w:rPr>
-          <w:b w:val="1"/>
-          <w:sz w:val="28"/>
-          <w:szCs w:val="28"/>
-          <w:rtl w:val="0"/>
-        </w:rPr>
-        <w:t xml:space="preserve">2019:</w:t>
+          <w:b/>
+          <w:sz w:val="28"/>
+          <w:szCs w:val="28"/>
+          <w:rtl w:val="0"/>
+        </w:rPr>
+        <w:t>2019:</w:t>
       </w:r>
       <w:r>
         <w:rPr>
@@ -2539,12 +2829,12 @@
       </w:r>
       <w:r>
         <w:rPr>
-          <w:b w:val="1"/>
-          <w:sz w:val="28"/>
-          <w:szCs w:val="28"/>
-          <w:rtl w:val="0"/>
-        </w:rPr>
-        <w:t xml:space="preserve">AICTE Clean &amp; Smart Campus Award</w:t>
+          <w:b/>
+          <w:sz w:val="28"/>
+          <w:szCs w:val="28"/>
+          <w:rtl w:val="0"/>
+        </w:rPr>
+        <w:t>AICTE Clean &amp; Smart Campus Award</w:t>
       </w:r>
       <w:r>
         <w:rPr>
@@ -2556,20 +2846,27 @@
       </w:r>
       <w:r>
         <w:rPr>
-          <w:b w:val="1"/>
-          <w:sz w:val="28"/>
-          <w:szCs w:val="28"/>
-          <w:rtl w:val="0"/>
-        </w:rPr>
-        <w:t xml:space="preserve">IMC Ramkrishna Bajaj National Quality Award</w:t>
-      </w:r>
-      <w:r>
-        <w:rPr>
-          <w:sz w:val="28"/>
-          <w:szCs w:val="28"/>
-          <w:rtl w:val="0"/>
-        </w:rPr>
-        <w:t xml:space="preserve">.</w:t>
+          <w:b/>
+          <w:sz w:val="28"/>
+          <w:szCs w:val="28"/>
+          <w:rtl w:val="0"/>
+        </w:rPr>
+        <w:t>IMC Ramkrishna Bajaj National Quality Award</w:t>
+      </w:r>
+      <w:r>
+        <w:rPr>
+          <w:sz w:val="28"/>
+          <w:szCs w:val="28"/>
+          <w:rtl w:val="0"/>
+        </w:rPr>
+        <w:t>.</w:t>
+      </w:r>
+      <w:r>
+        <w:rPr>
+          <w:sz w:val="28"/>
+          <w:szCs w:val="28"/>
+          <w:rtl w:val="0"/>
+        </w:rPr>
         <w:br w:type="textWrapping"/>
       </w:r>
     </w:p>
@@ -2577,9 +2874,9 @@
       <w:pPr>
         <w:numPr>
           <w:ilvl w:val="0"/>
-          <w:numId w:val="3"/>
+          <w:numId w:val="4"/>
         </w:numPr>
-        <w:spacing w:after="0" w:afterAutospacing="0" w:before="0" w:beforeAutospacing="0" w:lineRule="auto"/>
+        <w:spacing w:before="0" w:beforeAutospacing="0" w:after="0" w:afterAutospacing="0"/>
         <w:ind w:left="720" w:hanging="360"/>
         <w:rPr>
           <w:sz w:val="28"/>
@@ -2588,12 +2885,12 @@
       </w:pPr>
       <w:r>
         <w:rPr>
-          <w:b w:val="1"/>
-          <w:sz w:val="28"/>
-          <w:szCs w:val="28"/>
-          <w:rtl w:val="0"/>
-        </w:rPr>
-        <w:t xml:space="preserve">2016–2018:</w:t>
+          <w:b/>
+          <w:sz w:val="28"/>
+          <w:szCs w:val="28"/>
+          <w:rtl w:val="0"/>
+        </w:rPr>
+        <w:t>2016–2018:</w:t>
       </w:r>
       <w:r>
         <w:rPr>
@@ -2605,12 +2902,12 @@
       </w:r>
       <w:r>
         <w:rPr>
-          <w:b w:val="1"/>
-          <w:sz w:val="28"/>
-          <w:szCs w:val="28"/>
-          <w:rtl w:val="0"/>
-        </w:rPr>
-        <w:t xml:space="preserve">NIRF</w:t>
+          <w:b/>
+          <w:sz w:val="28"/>
+          <w:szCs w:val="28"/>
+          <w:rtl w:val="0"/>
+        </w:rPr>
+        <w:t>NIRF</w:t>
       </w:r>
       <w:r>
         <w:rPr>
@@ -2622,12 +2919,12 @@
       </w:r>
       <w:r>
         <w:rPr>
-          <w:b w:val="1"/>
-          <w:sz w:val="28"/>
-          <w:szCs w:val="28"/>
-          <w:rtl w:val="0"/>
-        </w:rPr>
-        <w:t xml:space="preserve">Careers360</w:t>
+          <w:b/>
+          <w:sz w:val="28"/>
+          <w:szCs w:val="28"/>
+          <w:rtl w:val="0"/>
+        </w:rPr>
+        <w:t>Careers360</w:t>
       </w:r>
       <w:r>
         <w:rPr>
@@ -2639,12 +2936,12 @@
       </w:r>
       <w:r>
         <w:rPr>
-          <w:b w:val="1"/>
-          <w:sz w:val="28"/>
-          <w:szCs w:val="28"/>
-          <w:rtl w:val="0"/>
-        </w:rPr>
-        <w:t xml:space="preserve">Dataquest-CMR</w:t>
+          <w:b/>
+          <w:sz w:val="28"/>
+          <w:szCs w:val="28"/>
+          <w:rtl w:val="0"/>
+        </w:rPr>
+        <w:t>Dataquest-CMR</w:t>
       </w:r>
       <w:r>
         <w:rPr>
@@ -2653,6 +2950,13 @@
           <w:rtl w:val="0"/>
         </w:rPr>
         <w:t xml:space="preserve"> surveys.</w:t>
+      </w:r>
+      <w:r>
+        <w:rPr>
+          <w:sz w:val="28"/>
+          <w:szCs w:val="28"/>
+          <w:rtl w:val="0"/>
+        </w:rPr>
         <w:br w:type="textWrapping"/>
       </w:r>
     </w:p>
@@ -2660,9 +2964,9 @@
       <w:pPr>
         <w:numPr>
           <w:ilvl w:val="0"/>
-          <w:numId w:val="3"/>
+          <w:numId w:val="4"/>
         </w:numPr>
-        <w:spacing w:after="240" w:before="0" w:beforeAutospacing="0" w:lineRule="auto"/>
+        <w:spacing w:before="0" w:beforeAutospacing="0" w:after="240"/>
         <w:ind w:left="720" w:hanging="360"/>
         <w:rPr>
           <w:sz w:val="28"/>
@@ -2671,12 +2975,12 @@
       </w:pPr>
       <w:r>
         <w:rPr>
-          <w:b w:val="1"/>
-          <w:sz w:val="28"/>
-          <w:szCs w:val="28"/>
-          <w:rtl w:val="0"/>
-        </w:rPr>
-        <w:t xml:space="preserve">2009:</w:t>
+          <w:b/>
+          <w:sz w:val="28"/>
+          <w:szCs w:val="28"/>
+          <w:rtl w:val="0"/>
+        </w:rPr>
+        <w:t>2009:</w:t>
       </w:r>
       <w:r>
         <w:rPr>
@@ -2688,12 +2992,12 @@
       </w:r>
       <w:r>
         <w:rPr>
-          <w:b w:val="1"/>
-          <w:sz w:val="28"/>
-          <w:szCs w:val="28"/>
-          <w:rtl w:val="0"/>
-        </w:rPr>
-        <w:t xml:space="preserve">Best Engineering College National Award</w:t>
+          <w:b/>
+          <w:sz w:val="28"/>
+          <w:szCs w:val="28"/>
+          <w:rtl w:val="0"/>
+        </w:rPr>
+        <w:t>Best Engineering College National Award</w:t>
       </w:r>
       <w:r>
         <w:rPr>
@@ -2702,25 +3006,34 @@
           <w:rtl w:val="0"/>
         </w:rPr>
         <w:t xml:space="preserve"> from ISTE.</w:t>
+      </w:r>
+      <w:r>
+        <w:rPr>
+          <w:sz w:val="28"/>
+          <w:szCs w:val="28"/>
+          <w:rtl w:val="0"/>
+        </w:rPr>
         <w:br w:type="textWrapping"/>
       </w:r>
     </w:p>
     <w:p>
       <w:pPr>
-        <w:spacing w:after="240" w:before="240" w:lineRule="auto"/>
-        <w:rPr>
-          <w:sz w:val="28"/>
-          <w:szCs w:val="28"/>
-        </w:rPr>
-      </w:pPr>
-      <w:r>
-        <w:rPr>
-          <w:sz w:val="28"/>
-          <w:szCs w:val="28"/>
-          <w:rtl w:val="0"/>
-        </w:rPr>
-        <w:t xml:space="preserve">These accolades reflect BIT’s commitment to quality, sustainability, and innovation in education.</w:t>
-      </w:r>
+        <w:spacing w:before="240" w:after="240"/>
+        <w:rPr>
+          <w:sz w:val="28"/>
+          <w:szCs w:val="28"/>
+        </w:rPr>
+      </w:pPr>
+      <w:r>
+        <w:rPr>
+          <w:sz w:val="28"/>
+          <w:szCs w:val="28"/>
+          <w:rtl w:val="0"/>
+        </w:rPr>
+        <w:t>These accolades reflect BIT’s commitment to quality, sustainability, and innovation in education</w:t>
+      </w:r>
+      <w:bookmarkStart w:id="14" w:name="_GoBack"/>
+      <w:bookmarkEnd w:id="14"/>
     </w:p>
     <w:p>
       <w:pPr>
@@ -2731,42 +3044,45 @@
       </w:pPr>
       <w:r>
         <w:pict>
-          <v:rect style="width:0.0pt;height:1.5pt" o:hr="t" o:hrstd="t" o:hralign="center" fillcolor="#A0A0A0" stroked="f"/>
+          <v:rect id="_x0000_i1031" o:spt="1" style="height:1.5pt;width:0pt;" fillcolor="#A0A0A0" filled="t" stroked="f" coordsize="21600,21600" o:hr="t" o:hrstd="t" o:hralign="center">
+            <v:path/>
+            <v:fill on="t" focussize="0,0"/>
+            <v:stroke on="f"/>
+            <v:imagedata o:title=""/>
+            <o:lock v:ext="edit"/>
+            <w10:wrap type="none"/>
+            <w10:anchorlock/>
+          </v:rect>
         </w:pict>
       </w:r>
-      <w:r>
-        <w:rPr>
-          <w:rtl w:val="0"/>
-        </w:rPr>
-      </w:r>
-    </w:p>
-    <w:p>
-      <w:pPr>
-        <w:pStyle w:val="Heading2"/>
+    </w:p>
+    <w:p>
+      <w:pPr>
+        <w:pStyle w:val="3"/>
         <w:keepNext w:val="0"/>
         <w:keepLines w:val="0"/>
-        <w:spacing w:after="80" w:lineRule="auto"/>
-        <w:rPr>
-          <w:b w:val="1"/>
+        <w:spacing w:after="80"/>
+        <w:rPr>
+          <w:b/>
           <w:sz w:val="34"/>
           <w:szCs w:val="34"/>
         </w:rPr>
       </w:pPr>
-      <w:bookmarkStart w:colFirst="0" w:colLast="0" w:name="_fhx4z4ctbb6l" w:id="10"/>
+      <w:bookmarkStart w:id="10" w:name="_fhx4z4ctbb6l" w:colFirst="0" w:colLast="0"/>
       <w:bookmarkEnd w:id="10"/>
       <w:r>
         <w:rPr>
-          <w:b w:val="1"/>
+          <w:b/>
           <w:sz w:val="34"/>
           <w:szCs w:val="34"/>
           <w:rtl w:val="0"/>
         </w:rPr>
-        <w:t xml:space="preserve">7. Student Achievements (2022–2025)</w:t>
-      </w:r>
-    </w:p>
-    <w:p>
-      <w:pPr>
-        <w:spacing w:after="240" w:before="240" w:lineRule="auto"/>
+        <w:t>7. Student Achievements (2022–2025)</w:t>
+      </w:r>
+    </w:p>
+    <w:p>
+      <w:pPr>
+        <w:spacing w:before="240" w:after="240"/>
         <w:rPr>
           <w:sz w:val="28"/>
           <w:szCs w:val="28"/>
@@ -2782,12 +3098,12 @@
       </w:r>
       <w:r>
         <w:rPr>
-          <w:b w:val="1"/>
-          <w:sz w:val="28"/>
-          <w:szCs w:val="28"/>
-          <w:rtl w:val="0"/>
-        </w:rPr>
-        <w:t xml:space="preserve">hackathons, research competitions, and innovation challenges</w:t>
+          <w:b/>
+          <w:sz w:val="28"/>
+          <w:szCs w:val="28"/>
+          <w:rtl w:val="0"/>
+        </w:rPr>
+        <w:t>hackathons, research competitions, and innovation challenges</w:t>
       </w:r>
       <w:r>
         <w:rPr>
@@ -2800,37 +3116,37 @@
     </w:p>
     <w:p>
       <w:pPr>
-        <w:pStyle w:val="Heading3"/>
+        <w:pStyle w:val="4"/>
         <w:keepNext w:val="0"/>
         <w:keepLines w:val="0"/>
-        <w:spacing w:before="280" w:lineRule="auto"/>
-        <w:rPr>
-          <w:b w:val="1"/>
+        <w:spacing w:before="280"/>
+        <w:rPr>
+          <w:b/>
           <w:color w:val="000000"/>
           <w:sz w:val="26"/>
           <w:szCs w:val="26"/>
         </w:rPr>
       </w:pPr>
-      <w:bookmarkStart w:colFirst="0" w:colLast="0" w:name="_s7bbgw1ntmti" w:id="11"/>
+      <w:bookmarkStart w:id="11" w:name="_s7bbgw1ntmti" w:colFirst="0" w:colLast="0"/>
       <w:bookmarkEnd w:id="11"/>
       <w:r>
         <w:rPr>
-          <w:b w:val="1"/>
+          <w:b/>
           <w:color w:val="000000"/>
           <w:sz w:val="26"/>
           <w:szCs w:val="26"/>
           <w:rtl w:val="0"/>
         </w:rPr>
-        <w:t xml:space="preserve">Notable Achievements</w:t>
+        <w:t>Notable Achievements</w:t>
       </w:r>
     </w:p>
     <w:p>
       <w:pPr>
         <w:numPr>
           <w:ilvl w:val="0"/>
-          <w:numId w:val="2"/>
+          <w:numId w:val="5"/>
         </w:numPr>
-        <w:spacing w:after="0" w:afterAutospacing="0" w:before="240" w:lineRule="auto"/>
+        <w:spacing w:before="240" w:after="0" w:afterAutospacing="0"/>
         <w:ind w:left="720" w:hanging="360"/>
         <w:rPr>
           <w:sz w:val="28"/>
@@ -2839,12 +3155,20 @@
       </w:pPr>
       <w:r>
         <w:rPr>
-          <w:b w:val="1"/>
-          <w:sz w:val="28"/>
-          <w:szCs w:val="28"/>
-          <w:rtl w:val="0"/>
-        </w:rPr>
-        <w:t xml:space="preserve">2025:</w:t>
+          <w:b/>
+          <w:sz w:val="28"/>
+          <w:szCs w:val="28"/>
+          <w:rtl w:val="0"/>
+        </w:rPr>
+        <w:t>2025:</w:t>
+      </w:r>
+      <w:r>
+        <w:rPr>
+          <w:b/>
+          <w:sz w:val="28"/>
+          <w:szCs w:val="28"/>
+          <w:rtl w:val="0"/>
+        </w:rPr>
         <w:br w:type="textWrapping"/>
       </w:r>
     </w:p>
@@ -2852,9 +3176,9 @@
       <w:pPr>
         <w:numPr>
           <w:ilvl w:val="1"/>
-          <w:numId w:val="2"/>
+          <w:numId w:val="5"/>
         </w:numPr>
-        <w:spacing w:after="0" w:afterAutospacing="0" w:before="0" w:beforeAutospacing="0" w:lineRule="auto"/>
+        <w:spacing w:before="0" w:beforeAutospacing="0" w:after="0" w:afterAutospacing="0"/>
         <w:ind w:left="1440" w:hanging="360"/>
         <w:rPr>
           <w:sz w:val="28"/>
@@ -2871,12 +3195,20 @@
       </w:r>
       <w:r>
         <w:rPr>
-          <w:b w:val="1"/>
-          <w:sz w:val="28"/>
-          <w:szCs w:val="28"/>
-          <w:rtl w:val="0"/>
-        </w:rPr>
-        <w:t xml:space="preserve">Hacksagon 2025 (ABV-IIITM)</w:t>
+          <w:b/>
+          <w:sz w:val="28"/>
+          <w:szCs w:val="28"/>
+          <w:rtl w:val="0"/>
+        </w:rPr>
+        <w:t>Hacksagon 2025 (ABV-IIITM)</w:t>
+      </w:r>
+      <w:r>
+        <w:rPr>
+          <w:b/>
+          <w:sz w:val="28"/>
+          <w:szCs w:val="28"/>
+          <w:rtl w:val="0"/>
+        </w:rPr>
         <w:br w:type="textWrapping"/>
       </w:r>
     </w:p>
@@ -2884,9 +3216,9 @@
       <w:pPr>
         <w:numPr>
           <w:ilvl w:val="1"/>
-          <w:numId w:val="2"/>
+          <w:numId w:val="5"/>
         </w:numPr>
-        <w:spacing w:after="0" w:afterAutospacing="0" w:before="0" w:beforeAutospacing="0" w:lineRule="auto"/>
+        <w:spacing w:before="0" w:beforeAutospacing="0" w:after="0" w:afterAutospacing="0"/>
         <w:ind w:left="1440" w:hanging="360"/>
         <w:rPr>
           <w:sz w:val="28"/>
@@ -2895,12 +3227,12 @@
       </w:pPr>
       <w:r>
         <w:rPr>
-          <w:b w:val="1"/>
-          <w:sz w:val="28"/>
-          <w:szCs w:val="28"/>
-          <w:rtl w:val="0"/>
-        </w:rPr>
-        <w:t xml:space="preserve">₹1 Lakh Special Jury Award</w:t>
+          <w:b/>
+          <w:sz w:val="28"/>
+          <w:szCs w:val="28"/>
+          <w:rtl w:val="0"/>
+        </w:rPr>
+        <w:t>₹1 Lakh Special Jury Award</w:t>
       </w:r>
       <w:r>
         <w:rPr>
@@ -2912,12 +3244,20 @@
       </w:r>
       <w:r>
         <w:rPr>
-          <w:b w:val="1"/>
-          <w:sz w:val="28"/>
-          <w:szCs w:val="28"/>
-          <w:rtl w:val="0"/>
-        </w:rPr>
-        <w:t xml:space="preserve">L&amp;T Techgium 2025</w:t>
+          <w:b/>
+          <w:sz w:val="28"/>
+          <w:szCs w:val="28"/>
+          <w:rtl w:val="0"/>
+        </w:rPr>
+        <w:t>L&amp;T Techgium 2025</w:t>
+      </w:r>
+      <w:r>
+        <w:rPr>
+          <w:b/>
+          <w:sz w:val="28"/>
+          <w:szCs w:val="28"/>
+          <w:rtl w:val="0"/>
+        </w:rPr>
         <w:br w:type="textWrapping"/>
       </w:r>
     </w:p>
@@ -2925,9 +3265,9 @@
       <w:pPr>
         <w:numPr>
           <w:ilvl w:val="1"/>
-          <w:numId w:val="2"/>
+          <w:numId w:val="5"/>
         </w:numPr>
-        <w:spacing w:after="0" w:afterAutospacing="0" w:before="0" w:beforeAutospacing="0" w:lineRule="auto"/>
+        <w:spacing w:before="0" w:beforeAutospacing="0" w:after="0" w:afterAutospacing="0"/>
         <w:ind w:left="1440" w:hanging="360"/>
         <w:rPr>
           <w:sz w:val="28"/>
@@ -2936,12 +3276,12 @@
       </w:pPr>
       <w:r>
         <w:rPr>
-          <w:b w:val="1"/>
-          <w:sz w:val="28"/>
-          <w:szCs w:val="28"/>
-          <w:rtl w:val="0"/>
-        </w:rPr>
-        <w:t xml:space="preserve">1st Prize ₹70,000</w:t>
+          <w:b/>
+          <w:sz w:val="28"/>
+          <w:szCs w:val="28"/>
+          <w:rtl w:val="0"/>
+        </w:rPr>
+        <w:t>1st Prize ₹70,000</w:t>
       </w:r>
       <w:r>
         <w:rPr>
@@ -2953,12 +3293,20 @@
       </w:r>
       <w:r>
         <w:rPr>
-          <w:b w:val="1"/>
-          <w:sz w:val="28"/>
-          <w:szCs w:val="28"/>
-          <w:rtl w:val="0"/>
-        </w:rPr>
-        <w:t xml:space="preserve">Cyber Hackathon 2025</w:t>
+          <w:b/>
+          <w:sz w:val="28"/>
+          <w:szCs w:val="28"/>
+          <w:rtl w:val="0"/>
+        </w:rPr>
+        <w:t>Cyber Hackathon 2025</w:t>
+      </w:r>
+      <w:r>
+        <w:rPr>
+          <w:b/>
+          <w:sz w:val="28"/>
+          <w:szCs w:val="28"/>
+          <w:rtl w:val="0"/>
+        </w:rPr>
         <w:br w:type="textWrapping"/>
       </w:r>
     </w:p>
@@ -2966,9 +3314,9 @@
       <w:pPr>
         <w:numPr>
           <w:ilvl w:val="1"/>
-          <w:numId w:val="2"/>
+          <w:numId w:val="5"/>
         </w:numPr>
-        <w:spacing w:after="0" w:afterAutospacing="0" w:before="0" w:beforeAutospacing="0" w:lineRule="auto"/>
+        <w:spacing w:before="0" w:beforeAutospacing="0" w:after="0" w:afterAutospacing="0"/>
         <w:ind w:left="1440" w:hanging="360"/>
         <w:rPr>
           <w:sz w:val="28"/>
@@ -2977,12 +3325,12 @@
       </w:pPr>
       <w:r>
         <w:rPr>
-          <w:b w:val="1"/>
-          <w:sz w:val="28"/>
-          <w:szCs w:val="28"/>
-          <w:rtl w:val="0"/>
-        </w:rPr>
-        <w:t xml:space="preserve">Best Paper Award</w:t>
+          <w:b/>
+          <w:sz w:val="28"/>
+          <w:szCs w:val="28"/>
+          <w:rtl w:val="0"/>
+        </w:rPr>
+        <w:t>Best Paper Award</w:t>
       </w:r>
       <w:r>
         <w:rPr>
@@ -2994,12 +3342,20 @@
       </w:r>
       <w:r>
         <w:rPr>
-          <w:b w:val="1"/>
-          <w:sz w:val="28"/>
-          <w:szCs w:val="28"/>
-          <w:rtl w:val="0"/>
-        </w:rPr>
-        <w:t xml:space="preserve">IEEE ICASSP 2025</w:t>
+          <w:b/>
+          <w:sz w:val="28"/>
+          <w:szCs w:val="28"/>
+          <w:rtl w:val="0"/>
+        </w:rPr>
+        <w:t>IEEE ICASSP 2025</w:t>
+      </w:r>
+      <w:r>
+        <w:rPr>
+          <w:b/>
+          <w:sz w:val="28"/>
+          <w:szCs w:val="28"/>
+          <w:rtl w:val="0"/>
+        </w:rPr>
         <w:br w:type="textWrapping"/>
       </w:r>
     </w:p>
@@ -3007,9 +3363,9 @@
       <w:pPr>
         <w:numPr>
           <w:ilvl w:val="1"/>
-          <w:numId w:val="2"/>
+          <w:numId w:val="5"/>
         </w:numPr>
-        <w:spacing w:after="0" w:afterAutospacing="0" w:before="0" w:beforeAutospacing="0" w:lineRule="auto"/>
+        <w:spacing w:before="0" w:beforeAutospacing="0" w:after="0" w:afterAutospacing="0"/>
         <w:ind w:left="1440" w:hanging="360"/>
         <w:rPr>
           <w:sz w:val="28"/>
@@ -3026,12 +3382,12 @@
       </w:r>
       <w:r>
         <w:rPr>
-          <w:b w:val="1"/>
-          <w:sz w:val="28"/>
-          <w:szCs w:val="28"/>
-          <w:rtl w:val="0"/>
-        </w:rPr>
-        <w:t xml:space="preserve">Tamizhi Hackathon</w:t>
+          <w:b/>
+          <w:sz w:val="28"/>
+          <w:szCs w:val="28"/>
+          <w:rtl w:val="0"/>
+        </w:rPr>
+        <w:t>Tamizhi Hackathon</w:t>
       </w:r>
       <w:r>
         <w:rPr>
@@ -3043,12 +3399,12 @@
       </w:r>
       <w:r>
         <w:rPr>
-          <w:b w:val="1"/>
-          <w:sz w:val="28"/>
-          <w:szCs w:val="28"/>
-          <w:rtl w:val="0"/>
-        </w:rPr>
-        <w:t xml:space="preserve">SAE TIFAN</w:t>
+          <w:b/>
+          <w:sz w:val="28"/>
+          <w:szCs w:val="28"/>
+          <w:rtl w:val="0"/>
+        </w:rPr>
+        <w:t>SAE TIFAN</w:t>
       </w:r>
       <w:r>
         <w:rPr>
@@ -3060,12 +3416,20 @@
       </w:r>
       <w:r>
         <w:rPr>
-          <w:b w:val="1"/>
-          <w:sz w:val="28"/>
-          <w:szCs w:val="28"/>
-          <w:rtl w:val="0"/>
-        </w:rPr>
-        <w:t xml:space="preserve">IIT Madras CEAFest</w:t>
+          <w:b/>
+          <w:sz w:val="28"/>
+          <w:szCs w:val="28"/>
+          <w:rtl w:val="0"/>
+        </w:rPr>
+        <w:t>IIT Madras CEAFest</w:t>
+      </w:r>
+      <w:r>
+        <w:rPr>
+          <w:b/>
+          <w:sz w:val="28"/>
+          <w:szCs w:val="28"/>
+          <w:rtl w:val="0"/>
+        </w:rPr>
         <w:br w:type="textWrapping"/>
       </w:r>
     </w:p>
@@ -3073,9 +3437,9 @@
       <w:pPr>
         <w:numPr>
           <w:ilvl w:val="0"/>
-          <w:numId w:val="2"/>
+          <w:numId w:val="5"/>
         </w:numPr>
-        <w:spacing w:after="0" w:afterAutospacing="0" w:before="0" w:beforeAutospacing="0" w:lineRule="auto"/>
+        <w:spacing w:before="0" w:beforeAutospacing="0" w:after="0" w:afterAutospacing="0"/>
         <w:ind w:left="720" w:hanging="360"/>
         <w:rPr>
           <w:sz w:val="28"/>
@@ -3084,12 +3448,20 @@
       </w:pPr>
       <w:r>
         <w:rPr>
-          <w:b w:val="1"/>
-          <w:sz w:val="28"/>
-          <w:szCs w:val="28"/>
-          <w:rtl w:val="0"/>
-        </w:rPr>
-        <w:t xml:space="preserve">2024:</w:t>
+          <w:b/>
+          <w:sz w:val="28"/>
+          <w:szCs w:val="28"/>
+          <w:rtl w:val="0"/>
+        </w:rPr>
+        <w:t>2024:</w:t>
+      </w:r>
+      <w:r>
+        <w:rPr>
+          <w:b/>
+          <w:sz w:val="28"/>
+          <w:szCs w:val="28"/>
+          <w:rtl w:val="0"/>
+        </w:rPr>
         <w:br w:type="textWrapping"/>
       </w:r>
     </w:p>
@@ -3097,9 +3469,9 @@
       <w:pPr>
         <w:numPr>
           <w:ilvl w:val="1"/>
-          <w:numId w:val="2"/>
+          <w:numId w:val="5"/>
         </w:numPr>
-        <w:spacing w:after="0" w:afterAutospacing="0" w:before="0" w:beforeAutospacing="0" w:lineRule="auto"/>
+        <w:spacing w:before="0" w:beforeAutospacing="0" w:after="0" w:afterAutospacing="0"/>
         <w:ind w:left="1440" w:hanging="360"/>
         <w:rPr>
           <w:sz w:val="28"/>
@@ -3116,12 +3488,20 @@
       </w:r>
       <w:r>
         <w:rPr>
-          <w:b w:val="1"/>
-          <w:sz w:val="28"/>
-          <w:szCs w:val="28"/>
-          <w:rtl w:val="0"/>
-        </w:rPr>
-        <w:t xml:space="preserve">Smart India Hackathon (SIH 2024)</w:t>
+          <w:b/>
+          <w:sz w:val="28"/>
+          <w:szCs w:val="28"/>
+          <w:rtl w:val="0"/>
+        </w:rPr>
+        <w:t>Smart India Hackathon (SIH 2024)</w:t>
+      </w:r>
+      <w:r>
+        <w:rPr>
+          <w:b/>
+          <w:sz w:val="28"/>
+          <w:szCs w:val="28"/>
+          <w:rtl w:val="0"/>
+        </w:rPr>
         <w:br w:type="textWrapping"/>
       </w:r>
     </w:p>
@@ -3129,9 +3509,9 @@
       <w:pPr>
         <w:numPr>
           <w:ilvl w:val="1"/>
-          <w:numId w:val="2"/>
+          <w:numId w:val="5"/>
         </w:numPr>
-        <w:spacing w:after="0" w:afterAutospacing="0" w:before="0" w:beforeAutospacing="0" w:lineRule="auto"/>
+        <w:spacing w:before="0" w:beforeAutospacing="0" w:after="0" w:afterAutospacing="0"/>
         <w:ind w:left="1440" w:hanging="360"/>
         <w:rPr>
           <w:sz w:val="28"/>
@@ -3148,12 +3528,20 @@
       </w:r>
       <w:r>
         <w:rPr>
-          <w:b w:val="1"/>
-          <w:sz w:val="28"/>
-          <w:szCs w:val="28"/>
-          <w:rtl w:val="0"/>
-        </w:rPr>
-        <w:t xml:space="preserve">BRICS Future Skills Challenge</w:t>
+          <w:b/>
+          <w:sz w:val="28"/>
+          <w:szCs w:val="28"/>
+          <w:rtl w:val="0"/>
+        </w:rPr>
+        <w:t>BRICS Future Skills Challenge</w:t>
+      </w:r>
+      <w:r>
+        <w:rPr>
+          <w:b/>
+          <w:sz w:val="28"/>
+          <w:szCs w:val="28"/>
+          <w:rtl w:val="0"/>
+        </w:rPr>
         <w:br w:type="textWrapping"/>
       </w:r>
     </w:p>
@@ -3161,9 +3549,9 @@
       <w:pPr>
         <w:numPr>
           <w:ilvl w:val="1"/>
-          <w:numId w:val="2"/>
+          <w:numId w:val="5"/>
         </w:numPr>
-        <w:spacing w:after="0" w:afterAutospacing="0" w:before="0" w:beforeAutospacing="0" w:lineRule="auto"/>
+        <w:spacing w:before="0" w:beforeAutospacing="0" w:after="0" w:afterAutospacing="0"/>
         <w:ind w:left="1440" w:hanging="360"/>
         <w:rPr>
           <w:sz w:val="28"/>
@@ -3180,12 +3568,12 @@
       </w:r>
       <w:r>
         <w:rPr>
-          <w:b w:val="1"/>
-          <w:sz w:val="28"/>
-          <w:szCs w:val="28"/>
-          <w:rtl w:val="0"/>
-        </w:rPr>
-        <w:t xml:space="preserve">Technoxian 2024</w:t>
+          <w:b/>
+          <w:sz w:val="28"/>
+          <w:szCs w:val="28"/>
+          <w:rtl w:val="0"/>
+        </w:rPr>
+        <w:t>Technoxian 2024</w:t>
       </w:r>
       <w:r>
         <w:rPr>
@@ -3197,12 +3585,20 @@
       </w:r>
       <w:r>
         <w:rPr>
-          <w:b w:val="1"/>
-          <w:sz w:val="28"/>
-          <w:szCs w:val="28"/>
-          <w:rtl w:val="0"/>
-        </w:rPr>
-        <w:t xml:space="preserve">Singapore AUV Challenge</w:t>
+          <w:b/>
+          <w:sz w:val="28"/>
+          <w:szCs w:val="28"/>
+          <w:rtl w:val="0"/>
+        </w:rPr>
+        <w:t>Singapore AUV Challenge</w:t>
+      </w:r>
+      <w:r>
+        <w:rPr>
+          <w:b/>
+          <w:sz w:val="28"/>
+          <w:szCs w:val="28"/>
+          <w:rtl w:val="0"/>
+        </w:rPr>
         <w:br w:type="textWrapping"/>
       </w:r>
     </w:p>
@@ -3210,9 +3606,9 @@
       <w:pPr>
         <w:numPr>
           <w:ilvl w:val="0"/>
-          <w:numId w:val="2"/>
+          <w:numId w:val="5"/>
         </w:numPr>
-        <w:spacing w:after="0" w:afterAutospacing="0" w:before="0" w:beforeAutospacing="0" w:lineRule="auto"/>
+        <w:spacing w:before="0" w:beforeAutospacing="0" w:after="0" w:afterAutospacing="0"/>
         <w:ind w:left="720" w:hanging="360"/>
         <w:rPr>
           <w:sz w:val="28"/>
@@ -3221,12 +3617,20 @@
       </w:pPr>
       <w:r>
         <w:rPr>
-          <w:b w:val="1"/>
-          <w:sz w:val="28"/>
-          <w:szCs w:val="28"/>
-          <w:rtl w:val="0"/>
-        </w:rPr>
-        <w:t xml:space="preserve">2023:</w:t>
+          <w:b/>
+          <w:sz w:val="28"/>
+          <w:szCs w:val="28"/>
+          <w:rtl w:val="0"/>
+        </w:rPr>
+        <w:t>2023:</w:t>
+      </w:r>
+      <w:r>
+        <w:rPr>
+          <w:b/>
+          <w:sz w:val="28"/>
+          <w:szCs w:val="28"/>
+          <w:rtl w:val="0"/>
+        </w:rPr>
         <w:br w:type="textWrapping"/>
       </w:r>
     </w:p>
@@ -3234,9 +3638,9 @@
       <w:pPr>
         <w:numPr>
           <w:ilvl w:val="1"/>
-          <w:numId w:val="2"/>
+          <w:numId w:val="5"/>
         </w:numPr>
-        <w:spacing w:after="0" w:afterAutospacing="0" w:before="0" w:beforeAutospacing="0" w:lineRule="auto"/>
+        <w:spacing w:before="0" w:beforeAutospacing="0" w:after="0" w:afterAutospacing="0"/>
         <w:ind w:left="1440" w:hanging="360"/>
         <w:rPr>
           <w:sz w:val="28"/>
@@ -3253,12 +3657,20 @@
       </w:r>
       <w:r>
         <w:rPr>
-          <w:b w:val="1"/>
-          <w:sz w:val="28"/>
-          <w:szCs w:val="28"/>
-          <w:rtl w:val="0"/>
-        </w:rPr>
-        <w:t xml:space="preserve">Forensic Hackathon 2023</w:t>
+          <w:b/>
+          <w:sz w:val="28"/>
+          <w:szCs w:val="28"/>
+          <w:rtl w:val="0"/>
+        </w:rPr>
+        <w:t>Forensic Hackathon 2023</w:t>
+      </w:r>
+      <w:r>
+        <w:rPr>
+          <w:b/>
+          <w:sz w:val="28"/>
+          <w:szCs w:val="28"/>
+          <w:rtl w:val="0"/>
+        </w:rPr>
         <w:br w:type="textWrapping"/>
       </w:r>
     </w:p>
@@ -3266,9 +3678,9 @@
       <w:pPr>
         <w:numPr>
           <w:ilvl w:val="1"/>
-          <w:numId w:val="2"/>
+          <w:numId w:val="5"/>
         </w:numPr>
-        <w:spacing w:after="0" w:afterAutospacing="0" w:before="0" w:beforeAutospacing="0" w:lineRule="auto"/>
+        <w:spacing w:before="0" w:beforeAutospacing="0" w:after="0" w:afterAutospacing="0"/>
         <w:ind w:left="1440" w:hanging="360"/>
         <w:rPr>
           <w:sz w:val="28"/>
@@ -3285,12 +3697,20 @@
       </w:r>
       <w:r>
         <w:rPr>
-          <w:b w:val="1"/>
-          <w:sz w:val="28"/>
-          <w:szCs w:val="28"/>
-          <w:rtl w:val="0"/>
-        </w:rPr>
-        <w:t xml:space="preserve">Tata Technologies InnoVent</w:t>
+          <w:b/>
+          <w:sz w:val="28"/>
+          <w:szCs w:val="28"/>
+          <w:rtl w:val="0"/>
+        </w:rPr>
+        <w:t>Tata Technologies InnoVent</w:t>
+      </w:r>
+      <w:r>
+        <w:rPr>
+          <w:b/>
+          <w:sz w:val="28"/>
+          <w:szCs w:val="28"/>
+          <w:rtl w:val="0"/>
+        </w:rPr>
         <w:br w:type="textWrapping"/>
       </w:r>
     </w:p>
@@ -3298,9 +3718,9 @@
       <w:pPr>
         <w:numPr>
           <w:ilvl w:val="1"/>
-          <w:numId w:val="2"/>
+          <w:numId w:val="5"/>
         </w:numPr>
-        <w:spacing w:after="240" w:before="0" w:beforeAutospacing="0" w:lineRule="auto"/>
+        <w:spacing w:before="0" w:beforeAutospacing="0" w:after="240"/>
         <w:ind w:left="1440" w:hanging="360"/>
         <w:rPr>
           <w:sz w:val="28"/>
@@ -3317,12 +3737,12 @@
       </w:r>
       <w:r>
         <w:rPr>
-          <w:b w:val="1"/>
-          <w:sz w:val="28"/>
-          <w:szCs w:val="28"/>
-          <w:rtl w:val="0"/>
-        </w:rPr>
-        <w:t xml:space="preserve">KAVACH 2023</w:t>
+          <w:b/>
+          <w:sz w:val="28"/>
+          <w:szCs w:val="28"/>
+          <w:rtl w:val="0"/>
+        </w:rPr>
+        <w:t>KAVACH 2023</w:t>
       </w:r>
       <w:r>
         <w:rPr>
@@ -3334,12 +3754,12 @@
       </w:r>
       <w:r>
         <w:rPr>
-          <w:b w:val="1"/>
-          <w:sz w:val="28"/>
-          <w:szCs w:val="28"/>
-          <w:rtl w:val="0"/>
-        </w:rPr>
-        <w:t xml:space="preserve">Smart India Hackathon 2023</w:t>
+          <w:b/>
+          <w:sz w:val="28"/>
+          <w:szCs w:val="28"/>
+          <w:rtl w:val="0"/>
+        </w:rPr>
+        <w:t>Smart India Hackathon 2023</w:t>
       </w:r>
       <w:r>
         <w:rPr>
@@ -3351,18 +3771,26 @@
       </w:r>
       <w:r>
         <w:rPr>
-          <w:b w:val="1"/>
-          <w:sz w:val="28"/>
-          <w:szCs w:val="28"/>
-          <w:rtl w:val="0"/>
-        </w:rPr>
-        <w:t xml:space="preserve">Technoxian Robotics</w:t>
+          <w:b/>
+          <w:sz w:val="28"/>
+          <w:szCs w:val="28"/>
+          <w:rtl w:val="0"/>
+        </w:rPr>
+        <w:t>Technoxian Robotics</w:t>
+      </w:r>
+      <w:r>
+        <w:rPr>
+          <w:b/>
+          <w:sz w:val="28"/>
+          <w:szCs w:val="28"/>
+          <w:rtl w:val="0"/>
+        </w:rPr>
         <w:br w:type="textWrapping"/>
       </w:r>
     </w:p>
     <w:p>
       <w:pPr>
-        <w:spacing w:after="240" w:before="240" w:lineRule="auto"/>
+        <w:spacing w:before="240" w:after="240"/>
         <w:rPr>
           <w:sz w:val="28"/>
           <w:szCs w:val="28"/>
@@ -3378,20 +3806,20 @@
       </w:r>
       <w:r>
         <w:rPr>
-          <w:b w:val="1"/>
-          <w:sz w:val="28"/>
-          <w:szCs w:val="28"/>
-          <w:rtl w:val="0"/>
-        </w:rPr>
-        <w:t xml:space="preserve">innovation, problem-solving, and real-world application of engineering knowledge</w:t>
-      </w:r>
-      <w:r>
-        <w:rPr>
-          <w:sz w:val="28"/>
-          <w:szCs w:val="28"/>
-          <w:rtl w:val="0"/>
-        </w:rPr>
-        <w:t xml:space="preserve">.</w:t>
+          <w:b/>
+          <w:sz w:val="28"/>
+          <w:szCs w:val="28"/>
+          <w:rtl w:val="0"/>
+        </w:rPr>
+        <w:t>innovation, problem-solving, and real-world application of engineering knowledge</w:t>
+      </w:r>
+      <w:r>
+        <w:rPr>
+          <w:sz w:val="28"/>
+          <w:szCs w:val="28"/>
+          <w:rtl w:val="0"/>
+        </w:rPr>
+        <w:t>.</w:t>
       </w:r>
     </w:p>
     <w:p>
@@ -3403,84 +3831,100 @@
       </w:pPr>
       <w:r>
         <w:pict>
-          <v:rect style="width:0.0pt;height:1.5pt" o:hr="t" o:hrstd="t" o:hralign="center" fillcolor="#A0A0A0" stroked="f"/>
+          <v:rect id="_x0000_i1032" o:spt="1" style="height:1.5pt;width:0pt;" fillcolor="#A0A0A0" filled="t" stroked="f" coordsize="21600,21600" o:hr="t" o:hrstd="t" o:hralign="center">
+            <v:path/>
+            <v:fill on="t" focussize="0,0"/>
+            <v:stroke on="f"/>
+            <v:imagedata o:title=""/>
+            <o:lock v:ext="edit"/>
+            <w10:wrap type="none"/>
+            <w10:anchorlock/>
+          </v:rect>
         </w:pict>
       </w:r>
-      <w:r>
-        <w:rPr>
-          <w:rtl w:val="0"/>
-        </w:rPr>
-      </w:r>
-    </w:p>
-    <w:p>
-      <w:pPr>
-        <w:pStyle w:val="Heading2"/>
+    </w:p>
+    <w:p>
+      <w:pPr>
+        <w:pStyle w:val="3"/>
         <w:keepNext w:val="0"/>
         <w:keepLines w:val="0"/>
-        <w:spacing w:after="80" w:lineRule="auto"/>
-        <w:rPr>
-          <w:b w:val="1"/>
+        <w:spacing w:after="80"/>
+        <w:rPr>
+          <w:b/>
           <w:sz w:val="34"/>
           <w:szCs w:val="34"/>
         </w:rPr>
       </w:pPr>
-      <w:bookmarkStart w:colFirst="0" w:colLast="0" w:name="_ieh05hwz4o5y" w:id="12"/>
+      <w:bookmarkStart w:id="12" w:name="_ieh05hwz4o5y" w:colFirst="0" w:colLast="0"/>
       <w:bookmarkEnd w:id="12"/>
       <w:r>
         <w:rPr>
-          <w:b w:val="1"/>
+          <w:b/>
           <w:sz w:val="34"/>
           <w:szCs w:val="34"/>
           <w:rtl w:val="0"/>
         </w:rPr>
-        <w:t xml:space="preserve">8. Overall Analysis</w:t>
+        <w:t>8. Overall Analysis</w:t>
       </w:r>
     </w:p>
     <w:tbl>
       <w:tblPr>
-        <w:tblStyle w:val="Table2"/>
-        <w:tblW w:w="9235.0" w:type="dxa"/>
-        <w:jc w:val="left"/>
+        <w:tblStyle w:val="14"/>
+        <w:tblW w:w="9235" w:type="dxa"/>
+        <w:tblInd w:w="0" w:type="dxa"/>
         <w:tblBorders>
-          <w:top w:color="000000" w:space="0" w:sz="0" w:val="nil"/>
-          <w:left w:color="000000" w:space="0" w:sz="0" w:val="nil"/>
-          <w:bottom w:color="000000" w:space="0" w:sz="0" w:val="nil"/>
-          <w:right w:color="000000" w:space="0" w:sz="0" w:val="nil"/>
-          <w:insideH w:color="000000" w:space="0" w:sz="0" w:val="nil"/>
-          <w:insideV w:color="000000" w:space="0" w:sz="0" w:val="nil"/>
+          <w:top w:val="none" w:color="000000" w:sz="0" w:space="0"/>
+          <w:left w:val="none" w:color="000000" w:sz="0" w:space="0"/>
+          <w:bottom w:val="none" w:color="000000" w:sz="0" w:space="0"/>
+          <w:right w:val="none" w:color="000000" w:sz="0" w:space="0"/>
+          <w:insideH w:val="none" w:color="000000" w:sz="0" w:space="0"/>
+          <w:insideV w:val="none" w:color="000000" w:sz="0" w:space="0"/>
         </w:tblBorders>
         <w:tblLayout w:type="fixed"/>
-        <w:tblLook w:val="0600"/>
+        <w:tblCellMar>
+          <w:top w:w="100" w:type="dxa"/>
+          <w:left w:w="100" w:type="dxa"/>
+          <w:bottom w:w="100" w:type="dxa"/>
+          <w:right w:w="100" w:type="dxa"/>
+        </w:tblCellMar>
       </w:tblPr>
       <w:tblGrid>
         <w:gridCol w:w="2375"/>
         <w:gridCol w:w="6860"/>
-        <w:tblGridChange w:id="0">
-          <w:tblGrid>
-            <w:gridCol w:w="2375"/>
-            <w:gridCol w:w="6860"/>
-          </w:tblGrid>
-        </w:tblGridChange>
       </w:tblGrid>
       <w:tr>
+        <w:tblPrEx>
+          <w:tblBorders>
+            <w:top w:val="none" w:color="000000" w:sz="0" w:space="0"/>
+            <w:left w:val="none" w:color="000000" w:sz="0" w:space="0"/>
+            <w:bottom w:val="none" w:color="000000" w:sz="0" w:space="0"/>
+            <w:right w:val="none" w:color="000000" w:sz="0" w:space="0"/>
+            <w:insideH w:val="none" w:color="000000" w:sz="0" w:space="0"/>
+            <w:insideV w:val="none" w:color="000000" w:sz="0" w:space="0"/>
+          </w:tblBorders>
+          <w:tblCellMar>
+            <w:top w:w="100" w:type="dxa"/>
+            <w:left w:w="100" w:type="dxa"/>
+            <w:bottom w:w="100" w:type="dxa"/>
+            <w:right w:w="100" w:type="dxa"/>
+          </w:tblCellMar>
+        </w:tblPrEx>
         <w:trPr>
-          <w:cantSplit w:val="0"/>
           <w:trHeight w:val="500" w:hRule="atLeast"/>
-          <w:tblHeader w:val="0"/>
         </w:trPr>
         <w:tc>
           <w:tcPr>
             <w:tcBorders>
-              <w:top w:color="000000" w:space="0" w:sz="0" w:val="nil"/>
-              <w:left w:color="000000" w:space="0" w:sz="0" w:val="nil"/>
-              <w:bottom w:color="000000" w:space="0" w:sz="0" w:val="nil"/>
-              <w:right w:color="000000" w:space="0" w:sz="0" w:val="nil"/>
+              <w:top w:val="nil"/>
+              <w:left w:val="nil"/>
+              <w:bottom w:val="nil"/>
+              <w:right w:val="nil"/>
             </w:tcBorders>
             <w:tcMar>
-              <w:top w:w="100.0" w:type="dxa"/>
-              <w:left w:w="100.0" w:type="dxa"/>
-              <w:bottom w:w="100.0" w:type="dxa"/>
-              <w:right w:w="100.0" w:type="dxa"/>
+              <w:top w:w="100" w:type="dxa"/>
+              <w:left w:w="100" w:type="dxa"/>
+              <w:bottom w:w="100" w:type="dxa"/>
+              <w:right w:w="100" w:type="dxa"/>
             </w:tcMar>
             <w:vAlign w:val="top"/>
           </w:tcPr>
@@ -3494,33 +3938,28 @@
             </w:pPr>
             <w:r>
               <w:rPr>
-                <w:b w:val="1"/>
+                <w:b/>
                 <w:sz w:val="28"/>
                 <w:szCs w:val="28"/>
                 <w:rtl w:val="0"/>
               </w:rPr>
-              <w:t xml:space="preserve">Aspect</w:t>
-            </w:r>
-            <w:r>
-              <w:rPr>
-                <w:rtl w:val="0"/>
-              </w:rPr>
+              <w:t>Aspect</w:t>
             </w:r>
           </w:p>
         </w:tc>
         <w:tc>
           <w:tcPr>
             <w:tcBorders>
-              <w:top w:color="000000" w:space="0" w:sz="0" w:val="nil"/>
-              <w:left w:color="000000" w:space="0" w:sz="0" w:val="nil"/>
-              <w:bottom w:color="000000" w:space="0" w:sz="0" w:val="nil"/>
-              <w:right w:color="000000" w:space="0" w:sz="0" w:val="nil"/>
+              <w:top w:val="nil"/>
+              <w:left w:val="nil"/>
+              <w:bottom w:val="nil"/>
+              <w:right w:val="nil"/>
             </w:tcBorders>
             <w:tcMar>
-              <w:top w:w="100.0" w:type="dxa"/>
-              <w:left w:w="100.0" w:type="dxa"/>
-              <w:bottom w:w="100.0" w:type="dxa"/>
-              <w:right w:w="100.0" w:type="dxa"/>
+              <w:top w:w="100" w:type="dxa"/>
+              <w:left w:w="100" w:type="dxa"/>
+              <w:bottom w:w="100" w:type="dxa"/>
+              <w:right w:w="100" w:type="dxa"/>
             </w:tcMar>
             <w:vAlign w:val="top"/>
           </w:tcPr>
@@ -3534,40 +3973,49 @@
             </w:pPr>
             <w:r>
               <w:rPr>
-                <w:b w:val="1"/>
+                <w:b/>
                 <w:sz w:val="28"/>
                 <w:szCs w:val="28"/>
                 <w:rtl w:val="0"/>
               </w:rPr>
-              <w:t xml:space="preserve">Highlights</w:t>
-            </w:r>
-            <w:r>
-              <w:rPr>
-                <w:rtl w:val="0"/>
-              </w:rPr>
+              <w:t>Highlights</w:t>
             </w:r>
           </w:p>
         </w:tc>
       </w:tr>
       <w:tr>
+        <w:tblPrEx>
+          <w:tblBorders>
+            <w:top w:val="none" w:color="000000" w:sz="0" w:space="0"/>
+            <w:left w:val="none" w:color="000000" w:sz="0" w:space="0"/>
+            <w:bottom w:val="none" w:color="000000" w:sz="0" w:space="0"/>
+            <w:right w:val="none" w:color="000000" w:sz="0" w:space="0"/>
+            <w:insideH w:val="none" w:color="000000" w:sz="0" w:space="0"/>
+            <w:insideV w:val="none" w:color="000000" w:sz="0" w:space="0"/>
+          </w:tblBorders>
+          <w:tblCellMar>
+            <w:top w:w="100" w:type="dxa"/>
+            <w:left w:w="100" w:type="dxa"/>
+            <w:bottom w:w="100" w:type="dxa"/>
+            <w:right w:w="100" w:type="dxa"/>
+          </w:tblCellMar>
+        </w:tblPrEx>
         <w:trPr>
-          <w:cantSplit w:val="0"/>
           <w:trHeight w:val="785" w:hRule="atLeast"/>
-          <w:tblHeader w:val="0"/>
         </w:trPr>
         <w:tc>
           <w:tcPr>
             <w:tcBorders>
-              <w:top w:color="000000" w:space="0" w:sz="0" w:val="nil"/>
-              <w:left w:color="000000" w:space="0" w:sz="0" w:val="nil"/>
-              <w:bottom w:color="000000" w:space="0" w:sz="0" w:val="nil"/>
-              <w:right w:color="000000" w:space="0" w:sz="0" w:val="nil"/>
+              <w:top w:val="nil"/>
+              <w:left w:val="nil"/>
+              <w:bottom w:val="nil"/>
+              <w:right w:val="nil"/>
             </w:tcBorders>
             <w:tcMar>
-              <w:top w:w="100.0" w:type="dxa"/>
-              <w:left w:w="100.0" w:type="dxa"/>
-              <w:bottom w:w="100.0" w:type="dxa"/>
-              <w:right w:w="100.0" w:type="dxa"/>
+              <w:top w:w="100" w:type="dxa"/>
+              <w:left w:w="100" w:type="dxa"/>
+              <w:bottom w:w="100" w:type="dxa"/>
+              <w:right w:w="100" w:type="dxa"/>
             </w:tcMar>
             <w:vAlign w:val="top"/>
           </w:tcPr>
@@ -3580,33 +4028,28 @@
             </w:pPr>
             <w:r>
               <w:rPr>
-                <w:b w:val="1"/>
+                <w:b/>
                 <w:sz w:val="28"/>
                 <w:szCs w:val="28"/>
                 <w:rtl w:val="0"/>
               </w:rPr>
-              <w:t xml:space="preserve">Academic Excellence</w:t>
-            </w:r>
-            <w:r>
-              <w:rPr>
-                <w:rtl w:val="0"/>
-              </w:rPr>
+              <w:t>Academic Excellence</w:t>
             </w:r>
           </w:p>
         </w:tc>
         <w:tc>
           <w:tcPr>
             <w:tcBorders>
-              <w:top w:color="000000" w:space="0" w:sz="0" w:val="nil"/>
-              <w:left w:color="000000" w:space="0" w:sz="0" w:val="nil"/>
-              <w:bottom w:color="000000" w:space="0" w:sz="0" w:val="nil"/>
-              <w:right w:color="000000" w:space="0" w:sz="0" w:val="nil"/>
+              <w:top w:val="nil"/>
+              <w:left w:val="nil"/>
+              <w:bottom w:val="nil"/>
+              <w:right w:val="nil"/>
             </w:tcBorders>
             <w:tcMar>
-              <w:top w:w="100.0" w:type="dxa"/>
-              <w:left w:w="100.0" w:type="dxa"/>
-              <w:bottom w:w="100.0" w:type="dxa"/>
-              <w:right w:w="100.0" w:type="dxa"/>
+              <w:top w:w="100" w:type="dxa"/>
+              <w:left w:w="100" w:type="dxa"/>
+              <w:bottom w:w="100" w:type="dxa"/>
+              <w:right w:w="100" w:type="dxa"/>
             </w:tcMar>
             <w:vAlign w:val="top"/>
           </w:tcPr>
@@ -3623,30 +4066,44 @@
                 <w:szCs w:val="28"/>
                 <w:rtl w:val="0"/>
               </w:rPr>
-              <w:t xml:space="preserve">Strong global curriculum, continuous rankings, and research recognition.</w:t>
+              <w:t>Strong global curriculum, continuous rankings, and research recognition.</w:t>
             </w:r>
           </w:p>
         </w:tc>
       </w:tr>
       <w:tr>
+        <w:tblPrEx>
+          <w:tblBorders>
+            <w:top w:val="none" w:color="000000" w:sz="0" w:space="0"/>
+            <w:left w:val="none" w:color="000000" w:sz="0" w:space="0"/>
+            <w:bottom w:val="none" w:color="000000" w:sz="0" w:space="0"/>
+            <w:right w:val="none" w:color="000000" w:sz="0" w:space="0"/>
+            <w:insideH w:val="none" w:color="000000" w:sz="0" w:space="0"/>
+            <w:insideV w:val="none" w:color="000000" w:sz="0" w:space="0"/>
+          </w:tblBorders>
+          <w:tblCellMar>
+            <w:top w:w="100" w:type="dxa"/>
+            <w:left w:w="100" w:type="dxa"/>
+            <w:bottom w:w="100" w:type="dxa"/>
+            <w:right w:w="100" w:type="dxa"/>
+          </w:tblCellMar>
+        </w:tblPrEx>
         <w:trPr>
-          <w:cantSplit w:val="0"/>
           <w:trHeight w:val="500" w:hRule="atLeast"/>
-          <w:tblHeader w:val="0"/>
         </w:trPr>
         <w:tc>
           <w:tcPr>
             <w:tcBorders>
-              <w:top w:color="000000" w:space="0" w:sz="0" w:val="nil"/>
-              <w:left w:color="000000" w:space="0" w:sz="0" w:val="nil"/>
-              <w:bottom w:color="000000" w:space="0" w:sz="0" w:val="nil"/>
-              <w:right w:color="000000" w:space="0" w:sz="0" w:val="nil"/>
+              <w:top w:val="nil"/>
+              <w:left w:val="nil"/>
+              <w:bottom w:val="nil"/>
+              <w:right w:val="nil"/>
             </w:tcBorders>
             <w:tcMar>
-              <w:top w:w="100.0" w:type="dxa"/>
-              <w:left w:w="100.0" w:type="dxa"/>
-              <w:bottom w:w="100.0" w:type="dxa"/>
-              <w:right w:w="100.0" w:type="dxa"/>
+              <w:top w:w="100" w:type="dxa"/>
+              <w:left w:w="100" w:type="dxa"/>
+              <w:bottom w:w="100" w:type="dxa"/>
+              <w:right w:w="100" w:type="dxa"/>
             </w:tcMar>
             <w:vAlign w:val="top"/>
           </w:tcPr>
@@ -3659,33 +4116,28 @@
             </w:pPr>
             <w:r>
               <w:rPr>
-                <w:b w:val="1"/>
+                <w:b/>
                 <w:sz w:val="28"/>
                 <w:szCs w:val="28"/>
                 <w:rtl w:val="0"/>
               </w:rPr>
-              <w:t xml:space="preserve">Innovation Culture</w:t>
-            </w:r>
-            <w:r>
-              <w:rPr>
-                <w:rtl w:val="0"/>
-              </w:rPr>
+              <w:t>Innovation Culture</w:t>
             </w:r>
           </w:p>
         </w:tc>
         <w:tc>
           <w:tcPr>
             <w:tcBorders>
-              <w:top w:color="000000" w:space="0" w:sz="0" w:val="nil"/>
-              <w:left w:color="000000" w:space="0" w:sz="0" w:val="nil"/>
-              <w:bottom w:color="000000" w:space="0" w:sz="0" w:val="nil"/>
-              <w:right w:color="000000" w:space="0" w:sz="0" w:val="nil"/>
+              <w:top w:val="nil"/>
+              <w:left w:val="nil"/>
+              <w:bottom w:val="nil"/>
+              <w:right w:val="nil"/>
             </w:tcBorders>
             <w:tcMar>
-              <w:top w:w="100.0" w:type="dxa"/>
-              <w:left w:w="100.0" w:type="dxa"/>
-              <w:bottom w:w="100.0" w:type="dxa"/>
-              <w:right w:w="100.0" w:type="dxa"/>
+              <w:top w:w="100" w:type="dxa"/>
+              <w:left w:w="100" w:type="dxa"/>
+              <w:bottom w:w="100" w:type="dxa"/>
+              <w:right w:w="100" w:type="dxa"/>
             </w:tcMar>
             <w:vAlign w:val="top"/>
           </w:tcPr>
@@ -3702,30 +4154,44 @@
                 <w:szCs w:val="28"/>
                 <w:rtl w:val="0"/>
               </w:rPr>
-              <w:t xml:space="preserve">Frequent participation and victories in hackathons and competitions.</w:t>
+              <w:t>Frequent participation and victories in hackathons and competitions.</w:t>
             </w:r>
           </w:p>
         </w:tc>
       </w:tr>
       <w:tr>
+        <w:tblPrEx>
+          <w:tblBorders>
+            <w:top w:val="none" w:color="000000" w:sz="0" w:space="0"/>
+            <w:left w:val="none" w:color="000000" w:sz="0" w:space="0"/>
+            <w:bottom w:val="none" w:color="000000" w:sz="0" w:space="0"/>
+            <w:right w:val="none" w:color="000000" w:sz="0" w:space="0"/>
+            <w:insideH w:val="none" w:color="000000" w:sz="0" w:space="0"/>
+            <w:insideV w:val="none" w:color="000000" w:sz="0" w:space="0"/>
+          </w:tblBorders>
+          <w:tblCellMar>
+            <w:top w:w="100" w:type="dxa"/>
+            <w:left w:w="100" w:type="dxa"/>
+            <w:bottom w:w="100" w:type="dxa"/>
+            <w:right w:w="100" w:type="dxa"/>
+          </w:tblCellMar>
+        </w:tblPrEx>
         <w:trPr>
-          <w:cantSplit w:val="0"/>
           <w:trHeight w:val="500" w:hRule="atLeast"/>
-          <w:tblHeader w:val="0"/>
         </w:trPr>
         <w:tc>
           <w:tcPr>
             <w:tcBorders>
-              <w:top w:color="000000" w:space="0" w:sz="0" w:val="nil"/>
-              <w:left w:color="000000" w:space="0" w:sz="0" w:val="nil"/>
-              <w:bottom w:color="000000" w:space="0" w:sz="0" w:val="nil"/>
-              <w:right w:color="000000" w:space="0" w:sz="0" w:val="nil"/>
+              <w:top w:val="nil"/>
+              <w:left w:val="nil"/>
+              <w:bottom w:val="nil"/>
+              <w:right w:val="nil"/>
             </w:tcBorders>
             <w:tcMar>
-              <w:top w:w="100.0" w:type="dxa"/>
-              <w:left w:w="100.0" w:type="dxa"/>
-              <w:bottom w:w="100.0" w:type="dxa"/>
-              <w:right w:w="100.0" w:type="dxa"/>
+              <w:top w:w="100" w:type="dxa"/>
+              <w:left w:w="100" w:type="dxa"/>
+              <w:bottom w:w="100" w:type="dxa"/>
+              <w:right w:w="100" w:type="dxa"/>
             </w:tcMar>
             <w:vAlign w:val="top"/>
           </w:tcPr>
@@ -3738,33 +4204,28 @@
             </w:pPr>
             <w:r>
               <w:rPr>
-                <w:b w:val="1"/>
+                <w:b/>
                 <w:sz w:val="28"/>
                 <w:szCs w:val="28"/>
                 <w:rtl w:val="0"/>
               </w:rPr>
-              <w:t xml:space="preserve">Leadership</w:t>
-            </w:r>
-            <w:r>
-              <w:rPr>
-                <w:rtl w:val="0"/>
-              </w:rPr>
+              <w:t>Leadership</w:t>
             </w:r>
           </w:p>
         </w:tc>
         <w:tc>
           <w:tcPr>
             <w:tcBorders>
-              <w:top w:color="000000" w:space="0" w:sz="0" w:val="nil"/>
-              <w:left w:color="000000" w:space="0" w:sz="0" w:val="nil"/>
-              <w:bottom w:color="000000" w:space="0" w:sz="0" w:val="nil"/>
-              <w:right w:color="000000" w:space="0" w:sz="0" w:val="nil"/>
+              <w:top w:val="nil"/>
+              <w:left w:val="nil"/>
+              <w:bottom w:val="nil"/>
+              <w:right w:val="nil"/>
             </w:tcBorders>
             <w:tcMar>
-              <w:top w:w="100.0" w:type="dxa"/>
-              <w:left w:w="100.0" w:type="dxa"/>
-              <w:bottom w:w="100.0" w:type="dxa"/>
-              <w:right w:w="100.0" w:type="dxa"/>
+              <w:top w:w="100" w:type="dxa"/>
+              <w:left w:w="100" w:type="dxa"/>
+              <w:bottom w:w="100" w:type="dxa"/>
+              <w:right w:w="100" w:type="dxa"/>
             </w:tcMar>
             <w:vAlign w:val="top"/>
           </w:tcPr>
@@ -3781,30 +4242,44 @@
                 <w:szCs w:val="28"/>
                 <w:rtl w:val="0"/>
               </w:rPr>
-              <w:t xml:space="preserve">Guided by experienced educators and industry leaders.</w:t>
+              <w:t>Guided by experienced educators and industry leaders.</w:t>
             </w:r>
           </w:p>
         </w:tc>
       </w:tr>
       <w:tr>
+        <w:tblPrEx>
+          <w:tblBorders>
+            <w:top w:val="none" w:color="000000" w:sz="0" w:space="0"/>
+            <w:left w:val="none" w:color="000000" w:sz="0" w:space="0"/>
+            <w:bottom w:val="none" w:color="000000" w:sz="0" w:space="0"/>
+            <w:right w:val="none" w:color="000000" w:sz="0" w:space="0"/>
+            <w:insideH w:val="none" w:color="000000" w:sz="0" w:space="0"/>
+            <w:insideV w:val="none" w:color="000000" w:sz="0" w:space="0"/>
+          </w:tblBorders>
+          <w:tblCellMar>
+            <w:top w:w="100" w:type="dxa"/>
+            <w:left w:w="100" w:type="dxa"/>
+            <w:bottom w:w="100" w:type="dxa"/>
+            <w:right w:w="100" w:type="dxa"/>
+          </w:tblCellMar>
+        </w:tblPrEx>
         <w:trPr>
-          <w:cantSplit w:val="0"/>
           <w:trHeight w:val="500" w:hRule="atLeast"/>
-          <w:tblHeader w:val="0"/>
         </w:trPr>
         <w:tc>
           <w:tcPr>
             <w:tcBorders>
-              <w:top w:color="000000" w:space="0" w:sz="0" w:val="nil"/>
-              <w:left w:color="000000" w:space="0" w:sz="0" w:val="nil"/>
-              <w:bottom w:color="000000" w:space="0" w:sz="0" w:val="nil"/>
-              <w:right w:color="000000" w:space="0" w:sz="0" w:val="nil"/>
+              <w:top w:val="nil"/>
+              <w:left w:val="nil"/>
+              <w:bottom w:val="nil"/>
+              <w:right w:val="nil"/>
             </w:tcBorders>
             <w:tcMar>
-              <w:top w:w="100.0" w:type="dxa"/>
-              <w:left w:w="100.0" w:type="dxa"/>
-              <w:bottom w:w="100.0" w:type="dxa"/>
-              <w:right w:w="100.0" w:type="dxa"/>
+              <w:top w:w="100" w:type="dxa"/>
+              <w:left w:w="100" w:type="dxa"/>
+              <w:bottom w:w="100" w:type="dxa"/>
+              <w:right w:w="100" w:type="dxa"/>
             </w:tcMar>
             <w:vAlign w:val="top"/>
           </w:tcPr>
@@ -3817,33 +4292,28 @@
             </w:pPr>
             <w:r>
               <w:rPr>
-                <w:b w:val="1"/>
+                <w:b/>
                 <w:sz w:val="28"/>
                 <w:szCs w:val="28"/>
                 <w:rtl w:val="0"/>
               </w:rPr>
-              <w:t xml:space="preserve">Infrastructure</w:t>
-            </w:r>
-            <w:r>
-              <w:rPr>
-                <w:rtl w:val="0"/>
-              </w:rPr>
+              <w:t>Infrastructure</w:t>
             </w:r>
           </w:p>
         </w:tc>
         <w:tc>
           <w:tcPr>
             <w:tcBorders>
-              <w:top w:color="000000" w:space="0" w:sz="0" w:val="nil"/>
-              <w:left w:color="000000" w:space="0" w:sz="0" w:val="nil"/>
-              <w:bottom w:color="000000" w:space="0" w:sz="0" w:val="nil"/>
-              <w:right w:color="000000" w:space="0" w:sz="0" w:val="nil"/>
+              <w:top w:val="nil"/>
+              <w:left w:val="nil"/>
+              <w:bottom w:val="nil"/>
+              <w:right w:val="nil"/>
             </w:tcBorders>
             <w:tcMar>
-              <w:top w:w="100.0" w:type="dxa"/>
-              <w:left w:w="100.0" w:type="dxa"/>
-              <w:bottom w:w="100.0" w:type="dxa"/>
-              <w:right w:w="100.0" w:type="dxa"/>
+              <w:top w:w="100" w:type="dxa"/>
+              <w:left w:w="100" w:type="dxa"/>
+              <w:bottom w:w="100" w:type="dxa"/>
+              <w:right w:w="100" w:type="dxa"/>
             </w:tcMar>
             <w:vAlign w:val="top"/>
           </w:tcPr>
@@ -3860,30 +4330,44 @@
                 <w:szCs w:val="28"/>
                 <w:rtl w:val="0"/>
               </w:rPr>
-              <w:t xml:space="preserve">Advanced laboratories, modern classrooms, and research centers.</w:t>
+              <w:t>Advanced laboratories, modern classrooms, and research centers.</w:t>
             </w:r>
           </w:p>
         </w:tc>
       </w:tr>
       <w:tr>
+        <w:tblPrEx>
+          <w:tblBorders>
+            <w:top w:val="none" w:color="000000" w:sz="0" w:space="0"/>
+            <w:left w:val="none" w:color="000000" w:sz="0" w:space="0"/>
+            <w:bottom w:val="none" w:color="000000" w:sz="0" w:space="0"/>
+            <w:right w:val="none" w:color="000000" w:sz="0" w:space="0"/>
+            <w:insideH w:val="none" w:color="000000" w:sz="0" w:space="0"/>
+            <w:insideV w:val="none" w:color="000000" w:sz="0" w:space="0"/>
+          </w:tblBorders>
+          <w:tblCellMar>
+            <w:top w:w="100" w:type="dxa"/>
+            <w:left w:w="100" w:type="dxa"/>
+            <w:bottom w:w="100" w:type="dxa"/>
+            <w:right w:w="100" w:type="dxa"/>
+          </w:tblCellMar>
+        </w:tblPrEx>
         <w:trPr>
-          <w:cantSplit w:val="0"/>
           <w:trHeight w:val="785" w:hRule="atLeast"/>
-          <w:tblHeader w:val="0"/>
         </w:trPr>
         <w:tc>
           <w:tcPr>
             <w:tcBorders>
-              <w:top w:color="000000" w:space="0" w:sz="0" w:val="nil"/>
-              <w:left w:color="000000" w:space="0" w:sz="0" w:val="nil"/>
-              <w:bottom w:color="000000" w:space="0" w:sz="0" w:val="nil"/>
-              <w:right w:color="000000" w:space="0" w:sz="0" w:val="nil"/>
+              <w:top w:val="nil"/>
+              <w:left w:val="nil"/>
+              <w:bottom w:val="nil"/>
+              <w:right w:val="nil"/>
             </w:tcBorders>
             <w:tcMar>
-              <w:top w:w="100.0" w:type="dxa"/>
-              <w:left w:w="100.0" w:type="dxa"/>
-              <w:bottom w:w="100.0" w:type="dxa"/>
-              <w:right w:w="100.0" w:type="dxa"/>
+              <w:top w:w="100" w:type="dxa"/>
+              <w:left w:w="100" w:type="dxa"/>
+              <w:bottom w:w="100" w:type="dxa"/>
+              <w:right w:w="100" w:type="dxa"/>
             </w:tcMar>
             <w:vAlign w:val="top"/>
           </w:tcPr>
@@ -3896,33 +4380,28 @@
             </w:pPr>
             <w:r>
               <w:rPr>
-                <w:b w:val="1"/>
+                <w:b/>
                 <w:sz w:val="28"/>
                 <w:szCs w:val="28"/>
                 <w:rtl w:val="0"/>
               </w:rPr>
-              <w:t xml:space="preserve">Student Development</w:t>
-            </w:r>
-            <w:r>
-              <w:rPr>
-                <w:rtl w:val="0"/>
-              </w:rPr>
+              <w:t>Student Development</w:t>
             </w:r>
           </w:p>
         </w:tc>
         <w:tc>
           <w:tcPr>
             <w:tcBorders>
-              <w:top w:color="000000" w:space="0" w:sz="0" w:val="nil"/>
-              <w:left w:color="000000" w:space="0" w:sz="0" w:val="nil"/>
-              <w:bottom w:color="000000" w:space="0" w:sz="0" w:val="nil"/>
-              <w:right w:color="000000" w:space="0" w:sz="0" w:val="nil"/>
+              <w:top w:val="nil"/>
+              <w:left w:val="nil"/>
+              <w:bottom w:val="nil"/>
+              <w:right w:val="nil"/>
             </w:tcBorders>
             <w:tcMar>
-              <w:top w:w="100.0" w:type="dxa"/>
-              <w:left w:w="100.0" w:type="dxa"/>
-              <w:bottom w:w="100.0" w:type="dxa"/>
-              <w:right w:w="100.0" w:type="dxa"/>
+              <w:top w:w="100" w:type="dxa"/>
+              <w:left w:w="100" w:type="dxa"/>
+              <w:bottom w:w="100" w:type="dxa"/>
+              <w:right w:w="100" w:type="dxa"/>
             </w:tcMar>
             <w:vAlign w:val="top"/>
           </w:tcPr>
@@ -3939,30 +4418,44 @@
                 <w:szCs w:val="28"/>
                 <w:rtl w:val="0"/>
               </w:rPr>
-              <w:t xml:space="preserve">Equal emphasis on technical, creative, and social activities.</w:t>
+              <w:t>Equal emphasis on technical, creative, and social activities.</w:t>
             </w:r>
           </w:p>
         </w:tc>
       </w:tr>
       <w:tr>
+        <w:tblPrEx>
+          <w:tblBorders>
+            <w:top w:val="none" w:color="000000" w:sz="0" w:space="0"/>
+            <w:left w:val="none" w:color="000000" w:sz="0" w:space="0"/>
+            <w:bottom w:val="none" w:color="000000" w:sz="0" w:space="0"/>
+            <w:right w:val="none" w:color="000000" w:sz="0" w:space="0"/>
+            <w:insideH w:val="none" w:color="000000" w:sz="0" w:space="0"/>
+            <w:insideV w:val="none" w:color="000000" w:sz="0" w:space="0"/>
+          </w:tblBorders>
+          <w:tblCellMar>
+            <w:top w:w="100" w:type="dxa"/>
+            <w:left w:w="100" w:type="dxa"/>
+            <w:bottom w:w="100" w:type="dxa"/>
+            <w:right w:w="100" w:type="dxa"/>
+          </w:tblCellMar>
+        </w:tblPrEx>
         <w:trPr>
-          <w:cantSplit w:val="0"/>
           <w:trHeight w:val="500" w:hRule="atLeast"/>
-          <w:tblHeader w:val="0"/>
         </w:trPr>
         <w:tc>
           <w:tcPr>
             <w:tcBorders>
-              <w:top w:color="000000" w:space="0" w:sz="0" w:val="nil"/>
-              <w:left w:color="000000" w:space="0" w:sz="0" w:val="nil"/>
-              <w:bottom w:color="000000" w:space="0" w:sz="0" w:val="nil"/>
-              <w:right w:color="000000" w:space="0" w:sz="0" w:val="nil"/>
+              <w:top w:val="nil"/>
+              <w:left w:val="nil"/>
+              <w:bottom w:val="nil"/>
+              <w:right w:val="nil"/>
             </w:tcBorders>
             <w:tcMar>
-              <w:top w:w="100.0" w:type="dxa"/>
-              <w:left w:w="100.0" w:type="dxa"/>
-              <w:bottom w:w="100.0" w:type="dxa"/>
-              <w:right w:w="100.0" w:type="dxa"/>
+              <w:top w:w="100" w:type="dxa"/>
+              <w:left w:w="100" w:type="dxa"/>
+              <w:bottom w:w="100" w:type="dxa"/>
+              <w:right w:w="100" w:type="dxa"/>
             </w:tcMar>
             <w:vAlign w:val="top"/>
           </w:tcPr>
@@ -3975,33 +4468,28 @@
             </w:pPr>
             <w:r>
               <w:rPr>
-                <w:b w:val="1"/>
+                <w:b/>
                 <w:sz w:val="28"/>
                 <w:szCs w:val="28"/>
                 <w:rtl w:val="0"/>
               </w:rPr>
-              <w:t xml:space="preserve">Recognition</w:t>
-            </w:r>
-            <w:r>
-              <w:rPr>
-                <w:rtl w:val="0"/>
-              </w:rPr>
+              <w:t>Recognition</w:t>
             </w:r>
           </w:p>
         </w:tc>
         <w:tc>
           <w:tcPr>
             <w:tcBorders>
-              <w:top w:color="000000" w:space="0" w:sz="0" w:val="nil"/>
-              <w:left w:color="000000" w:space="0" w:sz="0" w:val="nil"/>
-              <w:bottom w:color="000000" w:space="0" w:sz="0" w:val="nil"/>
-              <w:right w:color="000000" w:space="0" w:sz="0" w:val="nil"/>
+              <w:top w:val="nil"/>
+              <w:left w:val="nil"/>
+              <w:bottom w:val="nil"/>
+              <w:right w:val="nil"/>
             </w:tcBorders>
             <w:tcMar>
-              <w:top w:w="100.0" w:type="dxa"/>
-              <w:left w:w="100.0" w:type="dxa"/>
-              <w:bottom w:w="100.0" w:type="dxa"/>
-              <w:right w:w="100.0" w:type="dxa"/>
+              <w:top w:w="100" w:type="dxa"/>
+              <w:left w:w="100" w:type="dxa"/>
+              <w:bottom w:w="100" w:type="dxa"/>
+              <w:right w:w="100" w:type="dxa"/>
             </w:tcMar>
             <w:vAlign w:val="top"/>
           </w:tcPr>
@@ -4018,7 +4506,7 @@
                 <w:szCs w:val="28"/>
                 <w:rtl w:val="0"/>
               </w:rPr>
-              <w:t xml:space="preserve">Multiple national/international awards for quality and innovation.</w:t>
+              <w:t>Multiple national/international awards for quality and innovation.</w:t>
             </w:r>
           </w:p>
         </w:tc>
@@ -4033,42 +4521,45 @@
       </w:pPr>
       <w:r>
         <w:pict>
-          <v:rect style="width:0.0pt;height:1.5pt" o:hr="t" o:hrstd="t" o:hralign="center" fillcolor="#A0A0A0" stroked="f"/>
+          <v:rect id="_x0000_i1033" o:spt="1" style="height:1.5pt;width:0pt;" fillcolor="#A0A0A0" filled="t" stroked="f" coordsize="21600,21600" o:hr="t" o:hrstd="t" o:hralign="center">
+            <v:path/>
+            <v:fill on="t" focussize="0,0"/>
+            <v:stroke on="f"/>
+            <v:imagedata o:title=""/>
+            <o:lock v:ext="edit"/>
+            <w10:wrap type="none"/>
+            <w10:anchorlock/>
+          </v:rect>
         </w:pict>
       </w:r>
-      <w:r>
-        <w:rPr>
-          <w:rtl w:val="0"/>
-        </w:rPr>
-      </w:r>
-    </w:p>
-    <w:p>
-      <w:pPr>
-        <w:pStyle w:val="Heading2"/>
+    </w:p>
+    <w:p>
+      <w:pPr>
+        <w:pStyle w:val="3"/>
         <w:keepNext w:val="0"/>
         <w:keepLines w:val="0"/>
-        <w:spacing w:after="80" w:lineRule="auto"/>
-        <w:rPr>
-          <w:b w:val="1"/>
+        <w:spacing w:after="80"/>
+        <w:rPr>
+          <w:b/>
           <w:sz w:val="34"/>
           <w:szCs w:val="34"/>
         </w:rPr>
       </w:pPr>
-      <w:bookmarkStart w:colFirst="0" w:colLast="0" w:name="_6bbo18eq7oc9" w:id="13"/>
+      <w:bookmarkStart w:id="13" w:name="_6bbo18eq7oc9" w:colFirst="0" w:colLast="0"/>
       <w:bookmarkEnd w:id="13"/>
       <w:r>
         <w:rPr>
-          <w:b w:val="1"/>
+          <w:b/>
           <w:sz w:val="34"/>
           <w:szCs w:val="34"/>
           <w:rtl w:val="0"/>
         </w:rPr>
-        <w:t xml:space="preserve">9. Conclusion</w:t>
-      </w:r>
-    </w:p>
-    <w:p>
-      <w:pPr>
-        <w:spacing w:after="240" w:before="240" w:lineRule="auto"/>
+        <w:t>9. Conclusion</w:t>
+      </w:r>
+    </w:p>
+    <w:p>
+      <w:pPr>
+        <w:spacing w:before="240" w:after="240"/>
         <w:rPr>
           <w:sz w:val="28"/>
           <w:szCs w:val="28"/>
@@ -4084,12 +4575,12 @@
       </w:r>
       <w:r>
         <w:rPr>
-          <w:b w:val="1"/>
-          <w:sz w:val="28"/>
-          <w:szCs w:val="28"/>
-          <w:rtl w:val="0"/>
-        </w:rPr>
-        <w:t xml:space="preserve">benchmark institution</w:t>
+          <w:b/>
+          <w:sz w:val="28"/>
+          <w:szCs w:val="28"/>
+          <w:rtl w:val="0"/>
+        </w:rPr>
+        <w:t>benchmark institution</w:t>
       </w:r>
       <w:r>
         <w:rPr>
@@ -4101,31 +4592,45 @@
       </w:r>
       <w:r>
         <w:rPr>
-          <w:b w:val="1"/>
-          <w:sz w:val="28"/>
-          <w:szCs w:val="28"/>
-          <w:rtl w:val="0"/>
-        </w:rPr>
-        <w:t xml:space="preserve">academic rigor, innovative mindset, and human-centric values</w:t>
-      </w:r>
-      <w:r>
-        <w:rPr>
-          <w:sz w:val="28"/>
-          <w:szCs w:val="28"/>
-          <w:rtl w:val="0"/>
-        </w:rPr>
-        <w:t xml:space="preserve">.</w:t>
+          <w:b/>
+          <w:sz w:val="28"/>
+          <w:szCs w:val="28"/>
+          <w:rtl w:val="0"/>
+        </w:rPr>
+        <w:t>academic rigor, innovative mindset, and human-centric values</w:t>
+      </w:r>
+      <w:r>
+        <w:rPr>
+          <w:sz w:val="28"/>
+          <w:szCs w:val="28"/>
+          <w:rtl w:val="0"/>
+        </w:rPr>
+        <w:t>.</w:t>
+      </w:r>
+      <w:r>
+        <w:rPr>
+          <w:sz w:val="28"/>
+          <w:szCs w:val="28"/>
+          <w:rtl w:val="0"/>
+        </w:rPr>
         <w:br w:type="textWrapping"/>
+      </w:r>
+      <w:r>
+        <w:rPr>
+          <w:sz w:val="28"/>
+          <w:szCs w:val="28"/>
+          <w:rtl w:val="0"/>
+        </w:rPr>
         <w:t xml:space="preserve"> BIT’s continuous achievements across global platforms affirm its mission to create </w:t>
       </w:r>
       <w:r>
         <w:rPr>
-          <w:b w:val="1"/>
-          <w:sz w:val="28"/>
-          <w:szCs w:val="28"/>
-          <w:rtl w:val="0"/>
-        </w:rPr>
-        <w:t xml:space="preserve">competent, compassionate, and visionary engineers</w:t>
+          <w:b/>
+          <w:sz w:val="28"/>
+          <w:szCs w:val="28"/>
+          <w:rtl w:val="0"/>
+        </w:rPr>
+        <w:t>competent, compassionate, and visionary engineers</w:t>
       </w:r>
       <w:r>
         <w:rPr>
@@ -4143,25 +4648,74 @@
           <w:szCs w:val="28"/>
         </w:rPr>
       </w:pPr>
-      <w:r>
-        <w:rPr>
-          <w:rtl w:val="0"/>
-        </w:rPr>
-      </w:r>
     </w:p>
     <w:sectPr>
-      <w:pgSz w:h="15840" w:w="12240" w:orient="portrait"/>
-      <w:pgMar w:bottom="1440" w:top="1440" w:left="1440" w:right="1440" w:header="720" w:footer="720"/>
+      <w:pgSz w:w="12240" w:h="15840"/>
+      <w:pgMar w:top="1440" w:right="1440" w:bottom="1440" w:left="1440" w:header="720" w:footer="720" w:gutter="0"/>
       <w:pgNumType w:start="1"/>
+      <w:cols w:space="720" w:num="1"/>
     </w:sectPr>
   </w:body>
 </w:document>
 </file>
 
+<file path=word/endnotes.xml><?xml version="1.0" encoding="utf-8"?>
+<w:endnotes xmlns:wpc="http://schemas.microsoft.com/office/word/2010/wordprocessingCanvas" xmlns:mc="http://schemas.openxmlformats.org/markup-compatibility/2006" xmlns:o="urn:schemas-microsoft-com:office:office" xmlns:r="http://schemas.openxmlformats.org/officeDocument/2006/relationships" xmlns:m="http://schemas.openxmlformats.org/officeDocument/2006/math" xmlns:v="urn:schemas-microsoft-com:vml" xmlns:wp14="http://schemas.microsoft.com/office/word/2010/wordprocessingDrawing" xmlns:wp="http://schemas.openxmlformats.org/drawingml/2006/wordprocessingDrawing" xmlns:w="http://schemas.openxmlformats.org/wordprocessingml/2006/main" xmlns:w14="http://schemas.microsoft.com/office/word/2010/wordml" xmlns:w15="http://schemas.microsoft.com/office/word/2012/wordml" xmlns:w10="urn:schemas-microsoft-com:office:word" xmlns:wpg="http://schemas.microsoft.com/office/word/2010/wordprocessingGroup" xmlns:wpi="http://schemas.microsoft.com/office/word/2010/wordprocessingInk" xmlns:wne="http://schemas.microsoft.com/office/word/2006/wordml" xmlns:wps="http://schemas.microsoft.com/office/word/2010/wordprocessingShape" xmlns:wpsCustomData="http://www.wps.cn/officeDocument/2013/wpsCustomData" mc:Ignorable="w14 w15 wp14">
+  <w:endnote w:type="separator" w:id="0">
+    <w:p>
+      <w:pPr>
+        <w:spacing w:line="240" w:lineRule="auto"/>
+      </w:pPr>
+      <w:r>
+        <w:separator/>
+      </w:r>
+    </w:p>
+  </w:endnote>
+  <w:endnote w:type="continuationSeparator" w:id="1">
+    <w:p>
+      <w:pPr>
+        <w:spacing w:line="240" w:lineRule="auto"/>
+      </w:pPr>
+      <w:r>
+        <w:continuationSeparator/>
+      </w:r>
+    </w:p>
+  </w:endnote>
+</w:endnotes>
+</file>
+
+<file path=word/footnotes.xml><?xml version="1.0" encoding="utf-8"?>
+<w:footnotes xmlns:wpc="http://schemas.microsoft.com/office/word/2010/wordprocessingCanvas" xmlns:mc="http://schemas.openxmlformats.org/markup-compatibility/2006" xmlns:o="urn:schemas-microsoft-com:office:office" xmlns:r="http://schemas.openxmlformats.org/officeDocument/2006/relationships" xmlns:m="http://schemas.openxmlformats.org/officeDocument/2006/math" xmlns:v="urn:schemas-microsoft-com:vml" xmlns:wp14="http://schemas.microsoft.com/office/word/2010/wordprocessingDrawing" xmlns:wp="http://schemas.openxmlformats.org/drawingml/2006/wordprocessingDrawing" xmlns:w="http://schemas.openxmlformats.org/wordprocessingml/2006/main" xmlns:w14="http://schemas.microsoft.com/office/word/2010/wordml" xmlns:w15="http://schemas.microsoft.com/office/word/2012/wordml" xmlns:w10="urn:schemas-microsoft-com:office:word" xmlns:wpg="http://schemas.microsoft.com/office/word/2010/wordprocessingGroup" xmlns:wpi="http://schemas.microsoft.com/office/word/2010/wordprocessingInk" xmlns:wne="http://schemas.microsoft.com/office/word/2006/wordml" xmlns:wps="http://schemas.microsoft.com/office/word/2010/wordprocessingShape" xmlns:wpsCustomData="http://www.wps.cn/officeDocument/2013/wpsCustomData" mc:Ignorable="w14 w15 wp14">
+  <w:footnote w:type="separator" w:id="0">
+    <w:p>
+      <w:pPr>
+        <w:spacing w:line="276" w:lineRule="auto"/>
+      </w:pPr>
+      <w:r>
+        <w:separator/>
+      </w:r>
+    </w:p>
+  </w:footnote>
+  <w:footnote w:type="continuationSeparator" w:id="1">
+    <w:p>
+      <w:pPr>
+        <w:spacing w:line="276" w:lineRule="auto"/>
+      </w:pPr>
+      <w:r>
+        <w:continuationSeparator/>
+      </w:r>
+    </w:p>
+  </w:footnote>
+</w:footnotes>
+</file>
+
 <file path=word/numbering.xml><?xml version="1.0" encoding="utf-8"?>
-<w:numbering xmlns:mc="http://schemas.openxmlformats.org/markup-compatibility/2006" xmlns:o="urn:schemas-microsoft-com:office:office" xmlns:r="http://schemas.openxmlformats.org/officeDocument/2006/relationships" xmlns:m="http://schemas.openxmlformats.org/officeDocument/2006/math" xmlns:v="urn:schemas-microsoft-com:vml" xmlns:wp="http://schemas.openxmlformats.org/drawingml/2006/wordprocessingDrawing" xmlns:w10="urn:schemas-microsoft-com:office:word" xmlns:w="http://schemas.openxmlformats.org/wordprocessingml/2006/main" xmlns:wne="http://schemas.microsoft.com/office/word/2006/wordml" xmlns:sl="http://schemas.openxmlformats.org/schemaLibrary/2006/main" xmlns:a="http://schemas.openxmlformats.org/drawingml/2006/main" xmlns:pic="http://schemas.openxmlformats.org/drawingml/2006/picture" xmlns:c="http://schemas.openxmlformats.org/drawingml/2006/chart" xmlns:lc="http://schemas.openxmlformats.org/drawingml/2006/lockedCanvas" xmlns:dgm="http://schemas.openxmlformats.org/drawingml/2006/diagram" xmlns:wps="http://schemas.microsoft.com/office/word/2010/wordprocessingShape" xmlns:wpg="http://schemas.microsoft.com/office/word/2010/wordprocessingGroup" xmlns:w14="http://schemas.microsoft.com/office/word/2010/wordml" xmlns:w15="http://schemas.microsoft.com/office/word/2012/wordml" xmlns:w16="http://schemas.microsoft.com/office/word/2018/wordml" xmlns:w16cex="http://schemas.microsoft.com/office/word/2018/wordml/cex" xmlns:w16cid="http://schemas.microsoft.com/office/word/2016/wordml/cid" xmlns="http://schemas.microsoft.com/office/tasks/2019/documenttasks" xmlns:cr="http://schemas.microsoft.com/office/comments/2020/reactions">
-  <w:abstractNum w:abstractNumId="1">
-    <w:lvl w:ilvl="0">
+<w:numbering xmlns:wpc="http://schemas.microsoft.com/office/word/2010/wordprocessingCanvas" xmlns:mc="http://schemas.openxmlformats.org/markup-compatibility/2006" xmlns:o="urn:schemas-microsoft-com:office:office" xmlns:r="http://schemas.openxmlformats.org/officeDocument/2006/relationships" xmlns:m="http://schemas.openxmlformats.org/officeDocument/2006/math" xmlns:v="urn:schemas-microsoft-com:vml" xmlns:wp14="http://schemas.microsoft.com/office/word/2010/wordprocessingDrawing" xmlns:wp="http://schemas.openxmlformats.org/drawingml/2006/wordprocessingDrawing" xmlns:w10="urn:schemas-microsoft-com:office:word" xmlns:w="http://schemas.openxmlformats.org/wordprocessingml/2006/main" xmlns:w14="http://schemas.microsoft.com/office/word/2010/wordml" xmlns:wpg="http://schemas.microsoft.com/office/word/2010/wordprocessingGroup" xmlns:wpi="http://schemas.microsoft.com/office/word/2010/wordprocessingInk" xmlns:wne="http://schemas.microsoft.com/office/word/2006/wordml" xmlns:wps="http://schemas.microsoft.com/office/word/2010/wordprocessingShape" xmlns:wpsCustomData="http://www.wps.cn/officeDocument/2013/wpsCustomData" mc:Ignorable="w14 wp14">
+  <w:abstractNum w:abstractNumId="0">
+    <w:nsid w:val="B5E306ED"/>
+    <w:multiLevelType w:val="multilevel"/>
+    <w:tmpl w:val="B5E306ED"/>
+    <w:lvl w:ilvl="0" w:tentative="0">
       <w:start w:val="1"/>
       <w:numFmt w:val="bullet"/>
       <w:lvlText w:val="●"/>
@@ -4173,7 +4727,7 @@
         <w:u w:val="none"/>
       </w:rPr>
     </w:lvl>
-    <w:lvl w:ilvl="1">
+    <w:lvl w:ilvl="1" w:tentative="0">
       <w:start w:val="1"/>
       <w:numFmt w:val="bullet"/>
       <w:lvlText w:val="○"/>
@@ -4185,7 +4739,7 @@
         <w:u w:val="none"/>
       </w:rPr>
     </w:lvl>
-    <w:lvl w:ilvl="2">
+    <w:lvl w:ilvl="2" w:tentative="0">
       <w:start w:val="1"/>
       <w:numFmt w:val="bullet"/>
       <w:lvlText w:val="■"/>
@@ -4197,7 +4751,7 @@
         <w:u w:val="none"/>
       </w:rPr>
     </w:lvl>
-    <w:lvl w:ilvl="3">
+    <w:lvl w:ilvl="3" w:tentative="0">
       <w:start w:val="1"/>
       <w:numFmt w:val="bullet"/>
       <w:lvlText w:val="●"/>
@@ -4209,7 +4763,7 @@
         <w:u w:val="none"/>
       </w:rPr>
     </w:lvl>
-    <w:lvl w:ilvl="4">
+    <w:lvl w:ilvl="4" w:tentative="0">
       <w:start w:val="1"/>
       <w:numFmt w:val="bullet"/>
       <w:lvlText w:val="○"/>
@@ -4221,7 +4775,7 @@
         <w:u w:val="none"/>
       </w:rPr>
     </w:lvl>
-    <w:lvl w:ilvl="5">
+    <w:lvl w:ilvl="5" w:tentative="0">
       <w:start w:val="1"/>
       <w:numFmt w:val="bullet"/>
       <w:lvlText w:val="■"/>
@@ -4233,7 +4787,7 @@
         <w:u w:val="none"/>
       </w:rPr>
     </w:lvl>
-    <w:lvl w:ilvl="6">
+    <w:lvl w:ilvl="6" w:tentative="0">
       <w:start w:val="1"/>
       <w:numFmt w:val="bullet"/>
       <w:lvlText w:val="●"/>
@@ -4245,7 +4799,7 @@
         <w:u w:val="none"/>
       </w:rPr>
     </w:lvl>
-    <w:lvl w:ilvl="7">
+    <w:lvl w:ilvl="7" w:tentative="0">
       <w:start w:val="1"/>
       <w:numFmt w:val="bullet"/>
       <w:lvlText w:val="○"/>
@@ -4257,7 +4811,120 @@
         <w:u w:val="none"/>
       </w:rPr>
     </w:lvl>
-    <w:lvl w:ilvl="8">
+    <w:lvl w:ilvl="8" w:tentative="0">
+      <w:start w:val="1"/>
+      <w:numFmt w:val="bullet"/>
+      <w:lvlText w:val="■"/>
+      <w:lvlJc w:val="left"/>
+      <w:pPr>
+        <w:ind w:left="6480" w:hanging="360"/>
+      </w:pPr>
+      <w:rPr>
+        <w:u w:val="none"/>
+      </w:rPr>
+    </w:lvl>
+  </w:abstractNum>
+  <w:abstractNum w:abstractNumId="1">
+    <w:nsid w:val="BF205925"/>
+    <w:multiLevelType w:val="multilevel"/>
+    <w:tmpl w:val="BF205925"/>
+    <w:lvl w:ilvl="0" w:tentative="0">
+      <w:start w:val="1"/>
+      <w:numFmt w:val="bullet"/>
+      <w:lvlText w:val="●"/>
+      <w:lvlJc w:val="left"/>
+      <w:pPr>
+        <w:ind w:left="720" w:hanging="360"/>
+      </w:pPr>
+      <w:rPr>
+        <w:u w:val="none"/>
+      </w:rPr>
+    </w:lvl>
+    <w:lvl w:ilvl="1" w:tentative="0">
+      <w:start w:val="1"/>
+      <w:numFmt w:val="bullet"/>
+      <w:lvlText w:val="○"/>
+      <w:lvlJc w:val="left"/>
+      <w:pPr>
+        <w:ind w:left="1440" w:hanging="360"/>
+      </w:pPr>
+      <w:rPr>
+        <w:u w:val="none"/>
+      </w:rPr>
+    </w:lvl>
+    <w:lvl w:ilvl="2" w:tentative="0">
+      <w:start w:val="1"/>
+      <w:numFmt w:val="bullet"/>
+      <w:lvlText w:val="■"/>
+      <w:lvlJc w:val="left"/>
+      <w:pPr>
+        <w:ind w:left="2160" w:hanging="360"/>
+      </w:pPr>
+      <w:rPr>
+        <w:u w:val="none"/>
+      </w:rPr>
+    </w:lvl>
+    <w:lvl w:ilvl="3" w:tentative="0">
+      <w:start w:val="1"/>
+      <w:numFmt w:val="bullet"/>
+      <w:lvlText w:val="●"/>
+      <w:lvlJc w:val="left"/>
+      <w:pPr>
+        <w:ind w:left="2880" w:hanging="360"/>
+      </w:pPr>
+      <w:rPr>
+        <w:u w:val="none"/>
+      </w:rPr>
+    </w:lvl>
+    <w:lvl w:ilvl="4" w:tentative="0">
+      <w:start w:val="1"/>
+      <w:numFmt w:val="bullet"/>
+      <w:lvlText w:val="○"/>
+      <w:lvlJc w:val="left"/>
+      <w:pPr>
+        <w:ind w:left="3600" w:hanging="360"/>
+      </w:pPr>
+      <w:rPr>
+        <w:u w:val="none"/>
+      </w:rPr>
+    </w:lvl>
+    <w:lvl w:ilvl="5" w:tentative="0">
+      <w:start w:val="1"/>
+      <w:numFmt w:val="bullet"/>
+      <w:lvlText w:val="■"/>
+      <w:lvlJc w:val="left"/>
+      <w:pPr>
+        <w:ind w:left="4320" w:hanging="360"/>
+      </w:pPr>
+      <w:rPr>
+        <w:u w:val="none"/>
+      </w:rPr>
+    </w:lvl>
+    <w:lvl w:ilvl="6" w:tentative="0">
+      <w:start w:val="1"/>
+      <w:numFmt w:val="bullet"/>
+      <w:lvlText w:val="●"/>
+      <w:lvlJc w:val="left"/>
+      <w:pPr>
+        <w:ind w:left="5040" w:hanging="360"/>
+      </w:pPr>
+      <w:rPr>
+        <w:u w:val="none"/>
+      </w:rPr>
+    </w:lvl>
+    <w:lvl w:ilvl="7" w:tentative="0">
+      <w:start w:val="1"/>
+      <w:numFmt w:val="bullet"/>
+      <w:lvlText w:val="○"/>
+      <w:lvlJc w:val="left"/>
+      <w:pPr>
+        <w:ind w:left="5760" w:hanging="360"/>
+      </w:pPr>
+      <w:rPr>
+        <w:u w:val="none"/>
+      </w:rPr>
+    </w:lvl>
+    <w:lvl w:ilvl="8" w:tentative="0">
       <w:start w:val="1"/>
       <w:numFmt w:val="bullet"/>
       <w:lvlText w:val="■"/>
@@ -4271,7 +4938,10 @@
     </w:lvl>
   </w:abstractNum>
   <w:abstractNum w:abstractNumId="2">
-    <w:lvl w:ilvl="0">
+    <w:nsid w:val="CF092B84"/>
+    <w:multiLevelType w:val="multilevel"/>
+    <w:tmpl w:val="CF092B84"/>
+    <w:lvl w:ilvl="0" w:tentative="0">
       <w:start w:val="1"/>
       <w:numFmt w:val="bullet"/>
       <w:lvlText w:val="●"/>
@@ -4283,7 +4953,7 @@
         <w:u w:val="none"/>
       </w:rPr>
     </w:lvl>
-    <w:lvl w:ilvl="1">
+    <w:lvl w:ilvl="1" w:tentative="0">
       <w:start w:val="1"/>
       <w:numFmt w:val="bullet"/>
       <w:lvlText w:val="○"/>
@@ -4295,7 +4965,7 @@
         <w:u w:val="none"/>
       </w:rPr>
     </w:lvl>
-    <w:lvl w:ilvl="2">
+    <w:lvl w:ilvl="2" w:tentative="0">
       <w:start w:val="1"/>
       <w:numFmt w:val="bullet"/>
       <w:lvlText w:val="■"/>
@@ -4307,7 +4977,7 @@
         <w:u w:val="none"/>
       </w:rPr>
     </w:lvl>
-    <w:lvl w:ilvl="3">
+    <w:lvl w:ilvl="3" w:tentative="0">
       <w:start w:val="1"/>
       <w:numFmt w:val="bullet"/>
       <w:lvlText w:val="●"/>
@@ -4319,7 +4989,7 @@
         <w:u w:val="none"/>
       </w:rPr>
     </w:lvl>
-    <w:lvl w:ilvl="4">
+    <w:lvl w:ilvl="4" w:tentative="0">
       <w:start w:val="1"/>
       <w:numFmt w:val="bullet"/>
       <w:lvlText w:val="○"/>
@@ -4331,7 +5001,7 @@
         <w:u w:val="none"/>
       </w:rPr>
     </w:lvl>
-    <w:lvl w:ilvl="5">
+    <w:lvl w:ilvl="5" w:tentative="0">
       <w:start w:val="1"/>
       <w:numFmt w:val="bullet"/>
       <w:lvlText w:val="■"/>
@@ -4343,7 +5013,7 @@
         <w:u w:val="none"/>
       </w:rPr>
     </w:lvl>
-    <w:lvl w:ilvl="6">
+    <w:lvl w:ilvl="6" w:tentative="0">
       <w:start w:val="1"/>
       <w:numFmt w:val="bullet"/>
       <w:lvlText w:val="●"/>
@@ -4355,7 +5025,7 @@
         <w:u w:val="none"/>
       </w:rPr>
     </w:lvl>
-    <w:lvl w:ilvl="7">
+    <w:lvl w:ilvl="7" w:tentative="0">
       <w:start w:val="1"/>
       <w:numFmt w:val="bullet"/>
       <w:lvlText w:val="○"/>
@@ -4367,7 +5037,7 @@
         <w:u w:val="none"/>
       </w:rPr>
     </w:lvl>
-    <w:lvl w:ilvl="8">
+    <w:lvl w:ilvl="8" w:tentative="0">
       <w:start w:val="1"/>
       <w:numFmt w:val="bullet"/>
       <w:lvlText w:val="■"/>
@@ -4381,7 +5051,10 @@
     </w:lvl>
   </w:abstractNum>
   <w:abstractNum w:abstractNumId="3">
-    <w:lvl w:ilvl="0">
+    <w:nsid w:val="0053208E"/>
+    <w:multiLevelType w:val="multilevel"/>
+    <w:tmpl w:val="0053208E"/>
+    <w:lvl w:ilvl="0" w:tentative="0">
       <w:start w:val="1"/>
       <w:numFmt w:val="bullet"/>
       <w:lvlText w:val="●"/>
@@ -4393,7 +5066,7 @@
         <w:u w:val="none"/>
       </w:rPr>
     </w:lvl>
-    <w:lvl w:ilvl="1">
+    <w:lvl w:ilvl="1" w:tentative="0">
       <w:start w:val="1"/>
       <w:numFmt w:val="bullet"/>
       <w:lvlText w:val="○"/>
@@ -4405,7 +5078,7 @@
         <w:u w:val="none"/>
       </w:rPr>
     </w:lvl>
-    <w:lvl w:ilvl="2">
+    <w:lvl w:ilvl="2" w:tentative="0">
       <w:start w:val="1"/>
       <w:numFmt w:val="bullet"/>
       <w:lvlText w:val="■"/>
@@ -4417,7 +5090,7 @@
         <w:u w:val="none"/>
       </w:rPr>
     </w:lvl>
-    <w:lvl w:ilvl="3">
+    <w:lvl w:ilvl="3" w:tentative="0">
       <w:start w:val="1"/>
       <w:numFmt w:val="bullet"/>
       <w:lvlText w:val="●"/>
@@ -4429,7 +5102,7 @@
         <w:u w:val="none"/>
       </w:rPr>
     </w:lvl>
-    <w:lvl w:ilvl="4">
+    <w:lvl w:ilvl="4" w:tentative="0">
       <w:start w:val="1"/>
       <w:numFmt w:val="bullet"/>
       <w:lvlText w:val="○"/>
@@ -4441,7 +5114,7 @@
         <w:u w:val="none"/>
       </w:rPr>
     </w:lvl>
-    <w:lvl w:ilvl="5">
+    <w:lvl w:ilvl="5" w:tentative="0">
       <w:start w:val="1"/>
       <w:numFmt w:val="bullet"/>
       <w:lvlText w:val="■"/>
@@ -4453,7 +5126,7 @@
         <w:u w:val="none"/>
       </w:rPr>
     </w:lvl>
-    <w:lvl w:ilvl="6">
+    <w:lvl w:ilvl="6" w:tentative="0">
       <w:start w:val="1"/>
       <w:numFmt w:val="bullet"/>
       <w:lvlText w:val="●"/>
@@ -4465,7 +5138,7 @@
         <w:u w:val="none"/>
       </w:rPr>
     </w:lvl>
-    <w:lvl w:ilvl="7">
+    <w:lvl w:ilvl="7" w:tentative="0">
       <w:start w:val="1"/>
       <w:numFmt w:val="bullet"/>
       <w:lvlText w:val="○"/>
@@ -4477,7 +5150,7 @@
         <w:u w:val="none"/>
       </w:rPr>
     </w:lvl>
-    <w:lvl w:ilvl="8">
+    <w:lvl w:ilvl="8" w:tentative="0">
       <w:start w:val="1"/>
       <w:numFmt w:val="bullet"/>
       <w:lvlText w:val="■"/>
@@ -4491,7 +5164,10 @@
     </w:lvl>
   </w:abstractNum>
   <w:abstractNum w:abstractNumId="4">
-    <w:lvl w:ilvl="0">
+    <w:nsid w:val="59ADCABA"/>
+    <w:multiLevelType w:val="multilevel"/>
+    <w:tmpl w:val="59ADCABA"/>
+    <w:lvl w:ilvl="0" w:tentative="0">
       <w:start w:val="1"/>
       <w:numFmt w:val="decimal"/>
       <w:lvlText w:val="%1."/>
@@ -4503,7 +5179,7 @@
         <w:u w:val="none"/>
       </w:rPr>
     </w:lvl>
-    <w:lvl w:ilvl="1">
+    <w:lvl w:ilvl="1" w:tentative="0">
       <w:start w:val="1"/>
       <w:numFmt w:val="lowerLetter"/>
       <w:lvlText w:val="%2."/>
@@ -4515,7 +5191,7 @@
         <w:u w:val="none"/>
       </w:rPr>
     </w:lvl>
-    <w:lvl w:ilvl="2">
+    <w:lvl w:ilvl="2" w:tentative="0">
       <w:start w:val="1"/>
       <w:numFmt w:val="lowerRoman"/>
       <w:lvlText w:val="%3."/>
@@ -4527,7 +5203,7 @@
         <w:u w:val="none"/>
       </w:rPr>
     </w:lvl>
-    <w:lvl w:ilvl="3">
+    <w:lvl w:ilvl="3" w:tentative="0">
       <w:start w:val="1"/>
       <w:numFmt w:val="decimal"/>
       <w:lvlText w:val="%4."/>
@@ -4539,7 +5215,7 @@
         <w:u w:val="none"/>
       </w:rPr>
     </w:lvl>
-    <w:lvl w:ilvl="4">
+    <w:lvl w:ilvl="4" w:tentative="0">
       <w:start w:val="1"/>
       <w:numFmt w:val="lowerLetter"/>
       <w:lvlText w:val="%5."/>
@@ -4551,7 +5227,7 @@
         <w:u w:val="none"/>
       </w:rPr>
     </w:lvl>
-    <w:lvl w:ilvl="5">
+    <w:lvl w:ilvl="5" w:tentative="0">
       <w:start w:val="1"/>
       <w:numFmt w:val="lowerRoman"/>
       <w:lvlText w:val="%6."/>
@@ -4563,7 +5239,7 @@
         <w:u w:val="none"/>
       </w:rPr>
     </w:lvl>
-    <w:lvl w:ilvl="6">
+    <w:lvl w:ilvl="6" w:tentative="0">
       <w:start w:val="1"/>
       <w:numFmt w:val="decimal"/>
       <w:lvlText w:val="%7."/>
@@ -4575,7 +5251,7 @@
         <w:u w:val="none"/>
       </w:rPr>
     </w:lvl>
-    <w:lvl w:ilvl="7">
+    <w:lvl w:ilvl="7" w:tentative="0">
       <w:start w:val="1"/>
       <w:numFmt w:val="lowerLetter"/>
       <w:lvlText w:val="%8."/>
@@ -4587,120 +5263,10 @@
         <w:u w:val="none"/>
       </w:rPr>
     </w:lvl>
-    <w:lvl w:ilvl="8">
+    <w:lvl w:ilvl="8" w:tentative="0">
       <w:start w:val="1"/>
       <w:numFmt w:val="lowerRoman"/>
       <w:lvlText w:val="%9."/>
-      <w:lvlJc w:val="left"/>
-      <w:pPr>
-        <w:ind w:left="6480" w:hanging="360"/>
-      </w:pPr>
-      <w:rPr>
-        <w:u w:val="none"/>
-      </w:rPr>
-    </w:lvl>
-  </w:abstractNum>
-  <w:abstractNum w:abstractNumId="5">
-    <w:lvl w:ilvl="0">
-      <w:start w:val="1"/>
-      <w:numFmt w:val="bullet"/>
-      <w:lvlText w:val="●"/>
-      <w:lvlJc w:val="left"/>
-      <w:pPr>
-        <w:ind w:left="720" w:hanging="360"/>
-      </w:pPr>
-      <w:rPr>
-        <w:u w:val="none"/>
-      </w:rPr>
-    </w:lvl>
-    <w:lvl w:ilvl="1">
-      <w:start w:val="1"/>
-      <w:numFmt w:val="bullet"/>
-      <w:lvlText w:val="○"/>
-      <w:lvlJc w:val="left"/>
-      <w:pPr>
-        <w:ind w:left="1440" w:hanging="360"/>
-      </w:pPr>
-      <w:rPr>
-        <w:u w:val="none"/>
-      </w:rPr>
-    </w:lvl>
-    <w:lvl w:ilvl="2">
-      <w:start w:val="1"/>
-      <w:numFmt w:val="bullet"/>
-      <w:lvlText w:val="■"/>
-      <w:lvlJc w:val="left"/>
-      <w:pPr>
-        <w:ind w:left="2160" w:hanging="360"/>
-      </w:pPr>
-      <w:rPr>
-        <w:u w:val="none"/>
-      </w:rPr>
-    </w:lvl>
-    <w:lvl w:ilvl="3">
-      <w:start w:val="1"/>
-      <w:numFmt w:val="bullet"/>
-      <w:lvlText w:val="●"/>
-      <w:lvlJc w:val="left"/>
-      <w:pPr>
-        <w:ind w:left="2880" w:hanging="360"/>
-      </w:pPr>
-      <w:rPr>
-        <w:u w:val="none"/>
-      </w:rPr>
-    </w:lvl>
-    <w:lvl w:ilvl="4">
-      <w:start w:val="1"/>
-      <w:numFmt w:val="bullet"/>
-      <w:lvlText w:val="○"/>
-      <w:lvlJc w:val="left"/>
-      <w:pPr>
-        <w:ind w:left="3600" w:hanging="360"/>
-      </w:pPr>
-      <w:rPr>
-        <w:u w:val="none"/>
-      </w:rPr>
-    </w:lvl>
-    <w:lvl w:ilvl="5">
-      <w:start w:val="1"/>
-      <w:numFmt w:val="bullet"/>
-      <w:lvlText w:val="■"/>
-      <w:lvlJc w:val="left"/>
-      <w:pPr>
-        <w:ind w:left="4320" w:hanging="360"/>
-      </w:pPr>
-      <w:rPr>
-        <w:u w:val="none"/>
-      </w:rPr>
-    </w:lvl>
-    <w:lvl w:ilvl="6">
-      <w:start w:val="1"/>
-      <w:numFmt w:val="bullet"/>
-      <w:lvlText w:val="●"/>
-      <w:lvlJc w:val="left"/>
-      <w:pPr>
-        <w:ind w:left="5040" w:hanging="360"/>
-      </w:pPr>
-      <w:rPr>
-        <w:u w:val="none"/>
-      </w:rPr>
-    </w:lvl>
-    <w:lvl w:ilvl="7">
-      <w:start w:val="1"/>
-      <w:numFmt w:val="bullet"/>
-      <w:lvlText w:val="○"/>
-      <w:lvlJc w:val="left"/>
-      <w:pPr>
-        <w:ind w:left="5760" w:hanging="360"/>
-      </w:pPr>
-      <w:rPr>
-        <w:u w:val="none"/>
-      </w:rPr>
-    </w:lvl>
-    <w:lvl w:ilvl="8">
-      <w:start w:val="1"/>
-      <w:numFmt w:val="bullet"/>
-      <w:lvlText w:val="■"/>
       <w:lvlJc w:val="left"/>
       <w:pPr>
         <w:ind w:left="6480" w:hanging="360"/>
@@ -4711,111 +5277,358 @@
     </w:lvl>
   </w:abstractNum>
   <w:num w:numId="1">
-    <w:abstractNumId w:val="1"/>
+    <w:abstractNumId w:val="3"/>
   </w:num>
   <w:num w:numId="2">
     <w:abstractNumId w:val="2"/>
   </w:num>
   <w:num w:numId="3">
-    <w:abstractNumId w:val="3"/>
+    <w:abstractNumId w:val="4"/>
   </w:num>
   <w:num w:numId="4">
-    <w:abstractNumId w:val="4"/>
+    <w:abstractNumId w:val="1"/>
   </w:num>
   <w:num w:numId="5">
-    <w:abstractNumId w:val="5"/>
+    <w:abstractNumId w:val="0"/>
   </w:num>
 </w:numbering>
 </file>
 
 <file path=word/styles.xml><?xml version="1.0" encoding="utf-8"?>
-<w:styles xmlns:mc="http://schemas.openxmlformats.org/markup-compatibility/2006" xmlns:o="urn:schemas-microsoft-com:office:office" xmlns:r="http://schemas.openxmlformats.org/officeDocument/2006/relationships" xmlns:m="http://schemas.openxmlformats.org/officeDocument/2006/math" xmlns:v="urn:schemas-microsoft-com:vml" xmlns:wp="http://schemas.openxmlformats.org/drawingml/2006/wordprocessingDrawing" xmlns:w10="urn:schemas-microsoft-com:office:word" xmlns:w="http://schemas.openxmlformats.org/wordprocessingml/2006/main" xmlns:wne="http://schemas.microsoft.com/office/word/2006/wordml" xmlns:sl="http://schemas.openxmlformats.org/schemaLibrary/2006/main" xmlns:a="http://schemas.openxmlformats.org/drawingml/2006/main" xmlns:pic="http://schemas.openxmlformats.org/drawingml/2006/picture" xmlns:c="http://schemas.openxmlformats.org/drawingml/2006/chart" xmlns:lc="http://schemas.openxmlformats.org/drawingml/2006/lockedCanvas" xmlns:dgm="http://schemas.openxmlformats.org/drawingml/2006/diagram" xmlns:wps="http://schemas.microsoft.com/office/word/2010/wordprocessingShape" xmlns:wpg="http://schemas.microsoft.com/office/word/2010/wordprocessingGroup" xmlns:w14="http://schemas.microsoft.com/office/word/2010/wordml" xmlns:w15="http://schemas.microsoft.com/office/word/2012/wordml" xmlns:w16="http://schemas.microsoft.com/office/word/2018/wordml" xmlns:w16cex="http://schemas.microsoft.com/office/word/2018/wordml/cex" xmlns:w16cid="http://schemas.microsoft.com/office/word/2016/wordml/cid" xmlns="http://schemas.microsoft.com/office/tasks/2019/documenttasks" xmlns:cr="http://schemas.microsoft.com/office/comments/2020/reactions">
+<w:styles xmlns:mc="http://schemas.openxmlformats.org/markup-compatibility/2006" xmlns:o="urn:schemas-microsoft-com:office:office" xmlns:r="http://schemas.openxmlformats.org/officeDocument/2006/relationships" xmlns:m="http://schemas.openxmlformats.org/officeDocument/2006/math" xmlns:v="urn:schemas-microsoft-com:vml" xmlns:w="http://schemas.openxmlformats.org/wordprocessingml/2006/main" xmlns:w14="http://schemas.microsoft.com/office/word/2010/wordml" xmlns:w10="urn:schemas-microsoft-com:office:word" xmlns:sl="http://schemas.openxmlformats.org/schemaLibrary/2006/main" xmlns:wpsCustomData="http://www.wps.cn/officeDocument/2013/wpsCustomData" mc:Ignorable="w14">
   <w:docDefaults>
     <w:rPrDefault>
       <w:rPr>
-        <w:rFonts w:ascii="Arial" w:cs="Arial" w:eastAsia="Arial" w:hAnsi="Arial"/>
-        <w:sz w:val="22"/>
-        <w:szCs w:val="22"/>
-        <w:lang w:val="en"/>
+        <w:rFonts w:ascii="Arial" w:hAnsi="Arial" w:eastAsia="Arial" w:cs="Arial"/>
       </w:rPr>
     </w:rPrDefault>
-    <w:pPrDefault>
-      <w:pPr>
-        <w:spacing w:line="276" w:lineRule="auto"/>
-      </w:pPr>
-    </w:pPrDefault>
+    <w:pPrDefault/>
   </w:docDefaults>
-  <w:style w:type="table" w:styleId="TableNormal" w:default="1">
-    <w:name w:val="TableNormal"/>
-    <w:tblPr>
-      <w:tblCellMar>
-        <w:top w:w="100.0" w:type="dxa"/>
-        <w:left w:w="100.0" w:type="dxa"/>
-        <w:bottom w:w="100.0" w:type="dxa"/>
-        <w:right w:w="100.0" w:type="dxa"/>
-      </w:tblCellMar>
-    </w:tblPr>
+  <w:latentStyles w:count="260" w:defQFormat="0" w:defUnhideWhenUsed="1" w:defSemiHidden="1" w:defUIPriority="99" w:defLockedState="0">
+    <w:lsdException w:unhideWhenUsed="0" w:uiPriority="0" w:semiHidden="0" w:name="Normal"/>
+    <w:lsdException w:qFormat="1" w:unhideWhenUsed="0" w:uiPriority="0" w:semiHidden="0" w:name="heading 1"/>
+    <w:lsdException w:qFormat="1" w:unhideWhenUsed="0" w:uiPriority="0" w:semiHidden="0" w:name="heading 2"/>
+    <w:lsdException w:qFormat="1" w:unhideWhenUsed="0" w:uiPriority="0" w:semiHidden="0" w:name="heading 3"/>
+    <w:lsdException w:unhideWhenUsed="0" w:uiPriority="0" w:semiHidden="0" w:name="heading 4"/>
+    <w:lsdException w:qFormat="1" w:unhideWhenUsed="0" w:uiPriority="0" w:semiHidden="0" w:name="heading 5"/>
+    <w:lsdException w:qFormat="1" w:unhideWhenUsed="0" w:uiPriority="0" w:semiHidden="0" w:name="heading 6"/>
+    <w:lsdException w:qFormat="1" w:uiPriority="0" w:name="heading 7"/>
+    <w:lsdException w:qFormat="1" w:uiPriority="0" w:name="heading 8"/>
+    <w:lsdException w:qFormat="1" w:uiPriority="0" w:name="heading 9"/>
+    <w:lsdException w:unhideWhenUsed="0" w:uiPriority="0" w:semiHidden="0" w:name="index 1"/>
+    <w:lsdException w:unhideWhenUsed="0" w:uiPriority="0" w:semiHidden="0" w:name="index 2"/>
+    <w:lsdException w:unhideWhenUsed="0" w:uiPriority="0" w:semiHidden="0" w:name="index 3"/>
+    <w:lsdException w:unhideWhenUsed="0" w:uiPriority="0" w:semiHidden="0" w:name="index 4"/>
+    <w:lsdException w:unhideWhenUsed="0" w:uiPriority="0" w:semiHidden="0" w:name="index 5"/>
+    <w:lsdException w:unhideWhenUsed="0" w:uiPriority="0" w:semiHidden="0" w:name="index 6"/>
+    <w:lsdException w:unhideWhenUsed="0" w:uiPriority="0" w:semiHidden="0" w:name="index 7"/>
+    <w:lsdException w:unhideWhenUsed="0" w:uiPriority="0" w:semiHidden="0" w:name="index 8"/>
+    <w:lsdException w:unhideWhenUsed="0" w:uiPriority="0" w:semiHidden="0" w:name="index 9"/>
+    <w:lsdException w:unhideWhenUsed="0" w:uiPriority="0" w:semiHidden="0" w:name="toc 1"/>
+    <w:lsdException w:unhideWhenUsed="0" w:uiPriority="0" w:semiHidden="0" w:name="toc 2"/>
+    <w:lsdException w:unhideWhenUsed="0" w:uiPriority="0" w:semiHidden="0" w:name="toc 3"/>
+    <w:lsdException w:unhideWhenUsed="0" w:uiPriority="0" w:semiHidden="0" w:name="toc 4"/>
+    <w:lsdException w:unhideWhenUsed="0" w:uiPriority="0" w:semiHidden="0" w:name="toc 5"/>
+    <w:lsdException w:unhideWhenUsed="0" w:uiPriority="0" w:semiHidden="0" w:name="toc 6"/>
+    <w:lsdException w:unhideWhenUsed="0" w:uiPriority="0" w:semiHidden="0" w:name="toc 7"/>
+    <w:lsdException w:unhideWhenUsed="0" w:uiPriority="0" w:semiHidden="0" w:name="toc 8"/>
+    <w:lsdException w:unhideWhenUsed="0" w:uiPriority="0" w:semiHidden="0" w:name="toc 9"/>
+    <w:lsdException w:unhideWhenUsed="0" w:uiPriority="0" w:semiHidden="0" w:name="Normal Indent"/>
+    <w:lsdException w:unhideWhenUsed="0" w:uiPriority="0" w:semiHidden="0" w:name="footnote text"/>
+    <w:lsdException w:unhideWhenUsed="0" w:uiPriority="0" w:semiHidden="0" w:name="annotation text"/>
+    <w:lsdException w:unhideWhenUsed="0" w:uiPriority="0" w:semiHidden="0" w:name="header"/>
+    <w:lsdException w:unhideWhenUsed="0" w:uiPriority="0" w:semiHidden="0" w:name="footer"/>
+    <w:lsdException w:unhideWhenUsed="0" w:uiPriority="0" w:semiHidden="0" w:name="index heading"/>
+    <w:lsdException w:qFormat="1" w:uiPriority="0" w:name="caption"/>
+    <w:lsdException w:unhideWhenUsed="0" w:uiPriority="0" w:semiHidden="0" w:name="table of figures"/>
+    <w:lsdException w:unhideWhenUsed="0" w:uiPriority="0" w:semiHidden="0" w:name="envelope address"/>
+    <w:lsdException w:unhideWhenUsed="0" w:uiPriority="0" w:semiHidden="0" w:name="envelope return"/>
+    <w:lsdException w:unhideWhenUsed="0" w:uiPriority="0" w:semiHidden="0" w:name="footnote reference"/>
+    <w:lsdException w:unhideWhenUsed="0" w:uiPriority="0" w:semiHidden="0" w:name="annotation reference"/>
+    <w:lsdException w:unhideWhenUsed="0" w:uiPriority="0" w:semiHidden="0" w:name="line number"/>
+    <w:lsdException w:unhideWhenUsed="0" w:uiPriority="0" w:semiHidden="0" w:name="page number"/>
+    <w:lsdException w:unhideWhenUsed="0" w:uiPriority="0" w:semiHidden="0" w:name="endnote reference"/>
+    <w:lsdException w:unhideWhenUsed="0" w:uiPriority="0" w:semiHidden="0" w:name="endnote text"/>
+    <w:lsdException w:unhideWhenUsed="0" w:uiPriority="0" w:semiHidden="0" w:name="table of authorities"/>
+    <w:lsdException w:unhideWhenUsed="0" w:uiPriority="0" w:semiHidden="0" w:name="macro"/>
+    <w:lsdException w:unhideWhenUsed="0" w:uiPriority="0" w:semiHidden="0" w:name="toa heading"/>
+    <w:lsdException w:unhideWhenUsed="0" w:uiPriority="0" w:semiHidden="0" w:name="List"/>
+    <w:lsdException w:unhideWhenUsed="0" w:uiPriority="0" w:semiHidden="0" w:name="List Bullet"/>
+    <w:lsdException w:unhideWhenUsed="0" w:uiPriority="0" w:semiHidden="0" w:name="List Number"/>
+    <w:lsdException w:unhideWhenUsed="0" w:uiPriority="0" w:semiHidden="0" w:name="List 2"/>
+    <w:lsdException w:unhideWhenUsed="0" w:uiPriority="0" w:semiHidden="0" w:name="List 3"/>
+    <w:lsdException w:unhideWhenUsed="0" w:uiPriority="0" w:semiHidden="0" w:name="List 4"/>
+    <w:lsdException w:unhideWhenUsed="0" w:uiPriority="0" w:semiHidden="0" w:name="List 5"/>
+    <w:lsdException w:unhideWhenUsed="0" w:uiPriority="0" w:semiHidden="0" w:name="List Bullet 2"/>
+    <w:lsdException w:unhideWhenUsed="0" w:uiPriority="0" w:semiHidden="0" w:name="List Bullet 3"/>
+    <w:lsdException w:unhideWhenUsed="0" w:uiPriority="0" w:semiHidden="0" w:name="List Bullet 4"/>
+    <w:lsdException w:unhideWhenUsed="0" w:uiPriority="0" w:semiHidden="0" w:name="List Bullet 5"/>
+    <w:lsdException w:unhideWhenUsed="0" w:uiPriority="0" w:semiHidden="0" w:name="List Number 2"/>
+    <w:lsdException w:unhideWhenUsed="0" w:uiPriority="0" w:semiHidden="0" w:name="List Number 3"/>
+    <w:lsdException w:unhideWhenUsed="0" w:uiPriority="0" w:semiHidden="0" w:name="List Number 4"/>
+    <w:lsdException w:unhideWhenUsed="0" w:uiPriority="0" w:semiHidden="0" w:name="List Number 5"/>
+    <w:lsdException w:qFormat="1" w:unhideWhenUsed="0" w:uiPriority="0" w:semiHidden="0" w:name="Title"/>
+    <w:lsdException w:unhideWhenUsed="0" w:uiPriority="0" w:semiHidden="0" w:name="Closing"/>
+    <w:lsdException w:unhideWhenUsed="0" w:uiPriority="0" w:semiHidden="0" w:name="Signature"/>
+    <w:lsdException w:qFormat="1" w:unhideWhenUsed="0" w:uiPriority="0" w:name="Default Paragraph Font"/>
+    <w:lsdException w:unhideWhenUsed="0" w:uiPriority="0" w:semiHidden="0" w:name="Body Text"/>
+    <w:lsdException w:unhideWhenUsed="0" w:uiPriority="0" w:semiHidden="0" w:name="Body Text Indent"/>
+    <w:lsdException w:unhideWhenUsed="0" w:uiPriority="0" w:semiHidden="0" w:name="List Continue"/>
+    <w:lsdException w:unhideWhenUsed="0" w:uiPriority="0" w:semiHidden="0" w:name="List Continue 2"/>
+    <w:lsdException w:unhideWhenUsed="0" w:uiPriority="0" w:semiHidden="0" w:name="List Continue 3"/>
+    <w:lsdException w:unhideWhenUsed="0" w:uiPriority="0" w:semiHidden="0" w:name="List Continue 4"/>
+    <w:lsdException w:unhideWhenUsed="0" w:uiPriority="0" w:semiHidden="0" w:name="List Continue 5"/>
+    <w:lsdException w:unhideWhenUsed="0" w:uiPriority="0" w:semiHidden="0" w:name="Message Header"/>
+    <w:lsdException w:qFormat="1" w:unhideWhenUsed="0" w:uiPriority="0" w:semiHidden="0" w:name="Subtitle"/>
+    <w:lsdException w:unhideWhenUsed="0" w:uiPriority="0" w:semiHidden="0" w:name="Salutation"/>
+    <w:lsdException w:unhideWhenUsed="0" w:uiPriority="0" w:semiHidden="0" w:name="Date"/>
+    <w:lsdException w:unhideWhenUsed="0" w:uiPriority="0" w:semiHidden="0" w:name="Body Text First Indent"/>
+    <w:lsdException w:unhideWhenUsed="0" w:uiPriority="0" w:semiHidden="0" w:name="Body Text First Indent 2"/>
+    <w:lsdException w:unhideWhenUsed="0" w:uiPriority="0" w:semiHidden="0" w:name="Note Heading"/>
+    <w:lsdException w:unhideWhenUsed="0" w:uiPriority="0" w:semiHidden="0" w:name="Body Text 2"/>
+    <w:lsdException w:unhideWhenUsed="0" w:uiPriority="0" w:semiHidden="0" w:name="Body Text 3"/>
+    <w:lsdException w:unhideWhenUsed="0" w:uiPriority="0" w:semiHidden="0" w:name="Body Text Indent 2"/>
+    <w:lsdException w:unhideWhenUsed="0" w:uiPriority="0" w:semiHidden="0" w:name="Body Text Indent 3"/>
+    <w:lsdException w:unhideWhenUsed="0" w:uiPriority="0" w:semiHidden="0" w:name="Block Text"/>
+    <w:lsdException w:unhideWhenUsed="0" w:uiPriority="0" w:semiHidden="0" w:name="Hyperlink"/>
+    <w:lsdException w:unhideWhenUsed="0" w:uiPriority="0" w:semiHidden="0" w:name="FollowedHyperlink"/>
+    <w:lsdException w:qFormat="1" w:unhideWhenUsed="0" w:uiPriority="0" w:semiHidden="0" w:name="Strong"/>
+    <w:lsdException w:qFormat="1" w:unhideWhenUsed="0" w:uiPriority="0" w:semiHidden="0" w:name="Emphasis"/>
+    <w:lsdException w:unhideWhenUsed="0" w:uiPriority="0" w:semiHidden="0" w:name="Document Map"/>
+    <w:lsdException w:unhideWhenUsed="0" w:uiPriority="0" w:semiHidden="0" w:name="Plain Text"/>
+    <w:lsdException w:unhideWhenUsed="0" w:uiPriority="0" w:semiHidden="0" w:name="E-mail Signature"/>
+    <w:lsdException w:unhideWhenUsed="0" w:uiPriority="0" w:semiHidden="0" w:name="Normal (Web)"/>
+    <w:lsdException w:unhideWhenUsed="0" w:uiPriority="0" w:semiHidden="0" w:name="HTML Acronym"/>
+    <w:lsdException w:unhideWhenUsed="0" w:uiPriority="0" w:semiHidden="0" w:name="HTML Address"/>
+    <w:lsdException w:unhideWhenUsed="0" w:uiPriority="0" w:semiHidden="0" w:name="HTML Cite"/>
+    <w:lsdException w:unhideWhenUsed="0" w:uiPriority="0" w:semiHidden="0" w:name="HTML Code"/>
+    <w:lsdException w:unhideWhenUsed="0" w:uiPriority="0" w:semiHidden="0" w:name="HTML Definition"/>
+    <w:lsdException w:unhideWhenUsed="0" w:uiPriority="0" w:semiHidden="0" w:name="HTML Keyboard"/>
+    <w:lsdException w:unhideWhenUsed="0" w:uiPriority="0" w:semiHidden="0" w:name="HTML Preformatted"/>
+    <w:lsdException w:unhideWhenUsed="0" w:uiPriority="0" w:semiHidden="0" w:name="HTML Sample"/>
+    <w:lsdException w:unhideWhenUsed="0" w:uiPriority="0" w:semiHidden="0" w:name="HTML Typewriter"/>
+    <w:lsdException w:unhideWhenUsed="0" w:uiPriority="0" w:semiHidden="0" w:name="HTML Variable"/>
+    <w:lsdException w:qFormat="1" w:unhideWhenUsed="0" w:uiPriority="0" w:name="Normal Table"/>
+    <w:lsdException w:unhideWhenUsed="0" w:uiPriority="0" w:semiHidden="0" w:name="annotation subject"/>
+    <w:lsdException w:unhideWhenUsed="0" w:uiPriority="0" w:semiHidden="0" w:name="Table Simple 1"/>
+    <w:lsdException w:unhideWhenUsed="0" w:uiPriority="0" w:semiHidden="0" w:name="Table Simple 2"/>
+    <w:lsdException w:unhideWhenUsed="0" w:uiPriority="0" w:semiHidden="0" w:name="Table Simple 3"/>
+    <w:lsdException w:unhideWhenUsed="0" w:uiPriority="0" w:semiHidden="0" w:name="Table Classic 1"/>
+    <w:lsdException w:unhideWhenUsed="0" w:uiPriority="0" w:semiHidden="0" w:name="Table Classic 2"/>
+    <w:lsdException w:unhideWhenUsed="0" w:uiPriority="0" w:semiHidden="0" w:name="Table Classic 3"/>
+    <w:lsdException w:unhideWhenUsed="0" w:uiPriority="0" w:semiHidden="0" w:name="Table Classic 4"/>
+    <w:lsdException w:unhideWhenUsed="0" w:uiPriority="0" w:semiHidden="0" w:name="Table Colorful 1"/>
+    <w:lsdException w:unhideWhenUsed="0" w:uiPriority="0" w:semiHidden="0" w:name="Table Colorful 2"/>
+    <w:lsdException w:unhideWhenUsed="0" w:uiPriority="0" w:semiHidden="0" w:name="Table Colorful 3"/>
+    <w:lsdException w:unhideWhenUsed="0" w:uiPriority="0" w:semiHidden="0" w:name="Table Columns 1"/>
+    <w:lsdException w:unhideWhenUsed="0" w:uiPriority="0" w:semiHidden="0" w:name="Table Columns 2"/>
+    <w:lsdException w:unhideWhenUsed="0" w:uiPriority="0" w:semiHidden="0" w:name="Table Columns 3"/>
+    <w:lsdException w:unhideWhenUsed="0" w:uiPriority="0" w:semiHidden="0" w:name="Table Columns 4"/>
+    <w:lsdException w:unhideWhenUsed="0" w:uiPriority="0" w:semiHidden="0" w:name="Table Columns 5"/>
+    <w:lsdException w:unhideWhenUsed="0" w:uiPriority="0" w:semiHidden="0" w:name="Table Grid 1"/>
+    <w:lsdException w:unhideWhenUsed="0" w:uiPriority="0" w:semiHidden="0" w:name="Table Grid 2"/>
+    <w:lsdException w:unhideWhenUsed="0" w:uiPriority="0" w:semiHidden="0" w:name="Table Grid 3"/>
+    <w:lsdException w:unhideWhenUsed="0" w:uiPriority="0" w:semiHidden="0" w:name="Table Grid 4"/>
+    <w:lsdException w:unhideWhenUsed="0" w:uiPriority="0" w:semiHidden="0" w:name="Table Grid 5"/>
+    <w:lsdException w:unhideWhenUsed="0" w:uiPriority="0" w:semiHidden="0" w:name="Table Grid 6"/>
+    <w:lsdException w:unhideWhenUsed="0" w:uiPriority="0" w:semiHidden="0" w:name="Table Grid 7"/>
+    <w:lsdException w:unhideWhenUsed="0" w:uiPriority="0" w:semiHidden="0" w:name="Table Grid 8"/>
+    <w:lsdException w:unhideWhenUsed="0" w:uiPriority="0" w:semiHidden="0" w:name="Table List 1"/>
+    <w:lsdException w:unhideWhenUsed="0" w:uiPriority="0" w:semiHidden="0" w:name="Table List 2"/>
+    <w:lsdException w:unhideWhenUsed="0" w:uiPriority="0" w:semiHidden="0" w:name="Table List 3"/>
+    <w:lsdException w:unhideWhenUsed="0" w:uiPriority="0" w:semiHidden="0" w:name="Table List 4"/>
+    <w:lsdException w:unhideWhenUsed="0" w:uiPriority="0" w:semiHidden="0" w:name="Table List 5"/>
+    <w:lsdException w:unhideWhenUsed="0" w:uiPriority="0" w:semiHidden="0" w:name="Table List 6"/>
+    <w:lsdException w:unhideWhenUsed="0" w:uiPriority="0" w:semiHidden="0" w:name="Table List 7"/>
+    <w:lsdException w:unhideWhenUsed="0" w:uiPriority="0" w:semiHidden="0" w:name="Table List 8"/>
+    <w:lsdException w:unhideWhenUsed="0" w:uiPriority="0" w:semiHidden="0" w:name="Table 3D effects 1"/>
+    <w:lsdException w:unhideWhenUsed="0" w:uiPriority="0" w:semiHidden="0" w:name="Table 3D effects 2"/>
+    <w:lsdException w:unhideWhenUsed="0" w:uiPriority="0" w:semiHidden="0" w:name="Table 3D effects 3"/>
+    <w:lsdException w:unhideWhenUsed="0" w:uiPriority="0" w:semiHidden="0" w:name="Table Contemporary"/>
+    <w:lsdException w:unhideWhenUsed="0" w:uiPriority="0" w:semiHidden="0" w:name="Table Elegant"/>
+    <w:lsdException w:unhideWhenUsed="0" w:uiPriority="0" w:semiHidden="0" w:name="Table Professional"/>
+    <w:lsdException w:unhideWhenUsed="0" w:uiPriority="0" w:semiHidden="0" w:name="Table Subtle 1"/>
+    <w:lsdException w:unhideWhenUsed="0" w:uiPriority="0" w:semiHidden="0" w:name="Table Subtle 2"/>
+    <w:lsdException w:unhideWhenUsed="0" w:uiPriority="0" w:semiHidden="0" w:name="Table Web 1"/>
+    <w:lsdException w:unhideWhenUsed="0" w:uiPriority="0" w:semiHidden="0" w:name="Table Web 2"/>
+    <w:lsdException w:unhideWhenUsed="0" w:uiPriority="0" w:semiHidden="0" w:name="Table Web 3"/>
+    <w:lsdException w:unhideWhenUsed="0" w:uiPriority="0" w:semiHidden="0" w:name="Balloon Text"/>
+    <w:lsdException w:unhideWhenUsed="0" w:uiPriority="0" w:semiHidden="0" w:name="Table Grid"/>
+    <w:lsdException w:unhideWhenUsed="0" w:uiPriority="0" w:semiHidden="0" w:name="Table Theme"/>
+    <w:lsdException w:unhideWhenUsed="0" w:uiPriority="60" w:semiHidden="0" w:name="Light Shading"/>
+    <w:lsdException w:unhideWhenUsed="0" w:uiPriority="61" w:semiHidden="0" w:name="Light List"/>
+    <w:lsdException w:unhideWhenUsed="0" w:uiPriority="62" w:semiHidden="0" w:name="Light Grid"/>
+    <w:lsdException w:unhideWhenUsed="0" w:uiPriority="63" w:semiHidden="0" w:name="Medium Shading 1"/>
+    <w:lsdException w:unhideWhenUsed="0" w:uiPriority="64" w:semiHidden="0" w:name="Medium Shading 2"/>
+    <w:lsdException w:unhideWhenUsed="0" w:uiPriority="65" w:semiHidden="0" w:name="Medium List 1"/>
+    <w:lsdException w:unhideWhenUsed="0" w:uiPriority="66" w:semiHidden="0" w:name="Medium List 2"/>
+    <w:lsdException w:unhideWhenUsed="0" w:uiPriority="67" w:semiHidden="0" w:name="Medium Grid 1"/>
+    <w:lsdException w:unhideWhenUsed="0" w:uiPriority="68" w:semiHidden="0" w:name="Medium Grid 2"/>
+    <w:lsdException w:unhideWhenUsed="0" w:uiPriority="69" w:semiHidden="0" w:name="Medium Grid 3"/>
+    <w:lsdException w:unhideWhenUsed="0" w:uiPriority="70" w:semiHidden="0" w:name="Dark List"/>
+    <w:lsdException w:unhideWhenUsed="0" w:uiPriority="71" w:semiHidden="0" w:name="Colorful Shading"/>
+    <w:lsdException w:unhideWhenUsed="0" w:uiPriority="72" w:semiHidden="0" w:name="Colorful List"/>
+    <w:lsdException w:unhideWhenUsed="0" w:uiPriority="73" w:semiHidden="0" w:name="Colorful Grid"/>
+    <w:lsdException w:unhideWhenUsed="0" w:uiPriority="60" w:semiHidden="0" w:name="Light Shading Accent 1"/>
+    <w:lsdException w:unhideWhenUsed="0" w:uiPriority="61" w:semiHidden="0" w:name="Light List Accent 1"/>
+    <w:lsdException w:unhideWhenUsed="0" w:uiPriority="62" w:semiHidden="0" w:name="Light Grid Accent 1"/>
+    <w:lsdException w:unhideWhenUsed="0" w:uiPriority="63" w:semiHidden="0" w:name="Medium Shading 1 Accent 1"/>
+    <w:lsdException w:unhideWhenUsed="0" w:uiPriority="64" w:semiHidden="0" w:name="Medium Shading 2 Accent 1"/>
+    <w:lsdException w:unhideWhenUsed="0" w:uiPriority="65" w:semiHidden="0" w:name="Medium List 1 Accent 1"/>
+    <w:lsdException w:unhideWhenUsed="0" w:uiPriority="66" w:semiHidden="0" w:name="Medium List 2 Accent 1"/>
+    <w:lsdException w:unhideWhenUsed="0" w:uiPriority="67" w:semiHidden="0" w:name="Medium Grid 1 Accent 1"/>
+    <w:lsdException w:unhideWhenUsed="0" w:uiPriority="68" w:semiHidden="0" w:name="Medium Grid 2 Accent 1"/>
+    <w:lsdException w:unhideWhenUsed="0" w:uiPriority="69" w:semiHidden="0" w:name="Medium Grid 3 Accent 1"/>
+    <w:lsdException w:unhideWhenUsed="0" w:uiPriority="70" w:semiHidden="0" w:name="Dark List Accent 1"/>
+    <w:lsdException w:unhideWhenUsed="0" w:uiPriority="71" w:semiHidden="0" w:name="Colorful Shading Accent 1"/>
+    <w:lsdException w:unhideWhenUsed="0" w:uiPriority="72" w:semiHidden="0" w:name="Colorful List Accent 1"/>
+    <w:lsdException w:unhideWhenUsed="0" w:uiPriority="73" w:semiHidden="0" w:name="Colorful Grid Accent 1"/>
+    <w:lsdException w:unhideWhenUsed="0" w:uiPriority="60" w:semiHidden="0" w:name="Light Shading Accent 2"/>
+    <w:lsdException w:unhideWhenUsed="0" w:uiPriority="61" w:semiHidden="0" w:name="Light List Accent 2"/>
+    <w:lsdException w:unhideWhenUsed="0" w:uiPriority="62" w:semiHidden="0" w:name="Light Grid Accent 2"/>
+    <w:lsdException w:unhideWhenUsed="0" w:uiPriority="63" w:semiHidden="0" w:name="Medium Shading 1 Accent 2"/>
+    <w:lsdException w:unhideWhenUsed="0" w:uiPriority="64" w:semiHidden="0" w:name="Medium Shading 2 Accent 2"/>
+    <w:lsdException w:unhideWhenUsed="0" w:uiPriority="65" w:semiHidden="0" w:name="Medium List 1 Accent 2"/>
+    <w:lsdException w:unhideWhenUsed="0" w:uiPriority="66" w:semiHidden="0" w:name="Medium List 2 Accent 2"/>
+    <w:lsdException w:unhideWhenUsed="0" w:uiPriority="67" w:semiHidden="0" w:name="Medium Grid 1 Accent 2"/>
+    <w:lsdException w:unhideWhenUsed="0" w:uiPriority="68" w:semiHidden="0" w:name="Medium Grid 2 Accent 2"/>
+    <w:lsdException w:unhideWhenUsed="0" w:uiPriority="69" w:semiHidden="0" w:name="Medium Grid 3 Accent 2"/>
+    <w:lsdException w:unhideWhenUsed="0" w:uiPriority="70" w:semiHidden="0" w:name="Dark List Accent 2"/>
+    <w:lsdException w:unhideWhenUsed="0" w:uiPriority="71" w:semiHidden="0" w:name="Colorful Shading Accent 2"/>
+    <w:lsdException w:unhideWhenUsed="0" w:uiPriority="72" w:semiHidden="0" w:name="Colorful List Accent 2"/>
+    <w:lsdException w:unhideWhenUsed="0" w:uiPriority="73" w:semiHidden="0" w:name="Colorful Grid Accent 2"/>
+    <w:lsdException w:unhideWhenUsed="0" w:uiPriority="60" w:semiHidden="0" w:name="Light Shading Accent 3"/>
+    <w:lsdException w:unhideWhenUsed="0" w:uiPriority="61" w:semiHidden="0" w:name="Light List Accent 3"/>
+    <w:lsdException w:unhideWhenUsed="0" w:uiPriority="62" w:semiHidden="0" w:name="Light Grid Accent 3"/>
+    <w:lsdException w:unhideWhenUsed="0" w:uiPriority="63" w:semiHidden="0" w:name="Medium Shading 1 Accent 3"/>
+    <w:lsdException w:unhideWhenUsed="0" w:uiPriority="64" w:semiHidden="0" w:name="Medium Shading 2 Accent 3"/>
+    <w:lsdException w:unhideWhenUsed="0" w:uiPriority="65" w:semiHidden="0" w:name="Medium List 1 Accent 3"/>
+    <w:lsdException w:unhideWhenUsed="0" w:uiPriority="66" w:semiHidden="0" w:name="Medium List 2 Accent 3"/>
+    <w:lsdException w:unhideWhenUsed="0" w:uiPriority="67" w:semiHidden="0" w:name="Medium Grid 1 Accent 3"/>
+    <w:lsdException w:unhideWhenUsed="0" w:uiPriority="68" w:semiHidden="0" w:name="Medium Grid 2 Accent 3"/>
+    <w:lsdException w:unhideWhenUsed="0" w:uiPriority="69" w:semiHidden="0" w:name="Medium Grid 3 Accent 3"/>
+    <w:lsdException w:unhideWhenUsed="0" w:uiPriority="70" w:semiHidden="0" w:name="Dark List Accent 3"/>
+    <w:lsdException w:unhideWhenUsed="0" w:uiPriority="71" w:semiHidden="0" w:name="Colorful Shading Accent 3"/>
+    <w:lsdException w:unhideWhenUsed="0" w:uiPriority="72" w:semiHidden="0" w:name="Colorful List Accent 3"/>
+    <w:lsdException w:unhideWhenUsed="0" w:uiPriority="73" w:semiHidden="0" w:name="Colorful Grid Accent 3"/>
+    <w:lsdException w:unhideWhenUsed="0" w:uiPriority="60" w:semiHidden="0" w:name="Light Shading Accent 4"/>
+    <w:lsdException w:unhideWhenUsed="0" w:uiPriority="61" w:semiHidden="0" w:name="Light List Accent 4"/>
+    <w:lsdException w:unhideWhenUsed="0" w:uiPriority="62" w:semiHidden="0" w:name="Light Grid Accent 4"/>
+    <w:lsdException w:unhideWhenUsed="0" w:uiPriority="63" w:semiHidden="0" w:name="Medium Shading 1 Accent 4"/>
+    <w:lsdException w:unhideWhenUsed="0" w:uiPriority="64" w:semiHidden="0" w:name="Medium Shading 2 Accent 4"/>
+    <w:lsdException w:unhideWhenUsed="0" w:uiPriority="65" w:semiHidden="0" w:name="Medium List 1 Accent 4"/>
+    <w:lsdException w:unhideWhenUsed="0" w:uiPriority="66" w:semiHidden="0" w:name="Medium List 2 Accent 4"/>
+    <w:lsdException w:unhideWhenUsed="0" w:uiPriority="67" w:semiHidden="0" w:name="Medium Grid 1 Accent 4"/>
+    <w:lsdException w:unhideWhenUsed="0" w:uiPriority="68" w:semiHidden="0" w:name="Medium Grid 2 Accent 4"/>
+    <w:lsdException w:unhideWhenUsed="0" w:uiPriority="69" w:semiHidden="0" w:name="Medium Grid 3 Accent 4"/>
+    <w:lsdException w:unhideWhenUsed="0" w:uiPriority="70" w:semiHidden="0" w:name="Dark List Accent 4"/>
+    <w:lsdException w:unhideWhenUsed="0" w:uiPriority="71" w:semiHidden="0" w:name="Colorful Shading Accent 4"/>
+    <w:lsdException w:unhideWhenUsed="0" w:uiPriority="72" w:semiHidden="0" w:name="Colorful List Accent 4"/>
+    <w:lsdException w:unhideWhenUsed="0" w:uiPriority="73" w:semiHidden="0" w:name="Colorful Grid Accent 4"/>
+    <w:lsdException w:unhideWhenUsed="0" w:uiPriority="60" w:semiHidden="0" w:name="Light Shading Accent 5"/>
+    <w:lsdException w:unhideWhenUsed="0" w:uiPriority="61" w:semiHidden="0" w:name="Light List Accent 5"/>
+    <w:lsdException w:unhideWhenUsed="0" w:uiPriority="62" w:semiHidden="0" w:name="Light Grid Accent 5"/>
+    <w:lsdException w:unhideWhenUsed="0" w:uiPriority="63" w:semiHidden="0" w:name="Medium Shading 1 Accent 5"/>
+    <w:lsdException w:unhideWhenUsed="0" w:uiPriority="64" w:semiHidden="0" w:name="Medium Shading 2 Accent 5"/>
+    <w:lsdException w:unhideWhenUsed="0" w:uiPriority="65" w:semiHidden="0" w:name="Medium List 1 Accent 5"/>
+    <w:lsdException w:unhideWhenUsed="0" w:uiPriority="66" w:semiHidden="0" w:name="Medium List 2 Accent 5"/>
+    <w:lsdException w:unhideWhenUsed="0" w:uiPriority="67" w:semiHidden="0" w:name="Medium Grid 1 Accent 5"/>
+    <w:lsdException w:unhideWhenUsed="0" w:uiPriority="68" w:semiHidden="0" w:name="Medium Grid 2 Accent 5"/>
+    <w:lsdException w:unhideWhenUsed="0" w:uiPriority="69" w:semiHidden="0" w:name="Medium Grid 3 Accent 5"/>
+    <w:lsdException w:unhideWhenUsed="0" w:uiPriority="70" w:semiHidden="0" w:name="Dark List Accent 5"/>
+    <w:lsdException w:unhideWhenUsed="0" w:uiPriority="71" w:semiHidden="0" w:name="Colorful Shading Accent 5"/>
+    <w:lsdException w:unhideWhenUsed="0" w:uiPriority="72" w:semiHidden="0" w:name="Colorful List Accent 5"/>
+    <w:lsdException w:unhideWhenUsed="0" w:uiPriority="73" w:semiHidden="0" w:name="Colorful Grid Accent 5"/>
+    <w:lsdException w:unhideWhenUsed="0" w:uiPriority="60" w:semiHidden="0" w:name="Light Shading Accent 6"/>
+    <w:lsdException w:unhideWhenUsed="0" w:uiPriority="61" w:semiHidden="0" w:name="Light List Accent 6"/>
+    <w:lsdException w:unhideWhenUsed="0" w:uiPriority="62" w:semiHidden="0" w:name="Light Grid Accent 6"/>
+    <w:lsdException w:unhideWhenUsed="0" w:uiPriority="63" w:semiHidden="0" w:name="Medium Shading 1 Accent 6"/>
+    <w:lsdException w:unhideWhenUsed="0" w:uiPriority="64" w:semiHidden="0" w:name="Medium Shading 2 Accent 6"/>
+    <w:lsdException w:unhideWhenUsed="0" w:uiPriority="65" w:semiHidden="0" w:name="Medium List 1 Accent 6"/>
+    <w:lsdException w:unhideWhenUsed="0" w:uiPriority="66" w:semiHidden="0" w:name="Medium List 2 Accent 6"/>
+    <w:lsdException w:unhideWhenUsed="0" w:uiPriority="67" w:semiHidden="0" w:name="Medium Grid 1 Accent 6"/>
+    <w:lsdException w:unhideWhenUsed="0" w:uiPriority="68" w:semiHidden="0" w:name="Medium Grid 2 Accent 6"/>
+    <w:lsdException w:unhideWhenUsed="0" w:uiPriority="69" w:semiHidden="0" w:name="Medium Grid 3 Accent 6"/>
+    <w:lsdException w:unhideWhenUsed="0" w:uiPriority="70" w:semiHidden="0" w:name="Dark List Accent 6"/>
+    <w:lsdException w:unhideWhenUsed="0" w:uiPriority="71" w:semiHidden="0" w:name="Colorful Shading Accent 6"/>
+    <w:lsdException w:unhideWhenUsed="0" w:uiPriority="72" w:semiHidden="0" w:name="Colorful List Accent 6"/>
+    <w:lsdException w:unhideWhenUsed="0" w:uiPriority="73" w:semiHidden="0" w:name="Colorful Grid Accent 6"/>
+  </w:latentStyles>
+  <w:style w:type="paragraph" w:default="1" w:styleId="1">
+    <w:name w:val="Normal"/>
+    <w:uiPriority w:val="0"/>
+    <w:pPr>
+      <w:spacing w:line="276" w:lineRule="auto"/>
+    </w:pPr>
+    <w:rPr>
+      <w:rFonts w:ascii="Arial" w:hAnsi="Arial" w:eastAsia="Arial" w:cs="Arial"/>
+      <w:sz w:val="22"/>
+      <w:szCs w:val="22"/>
+      <w:lang w:val="en"/>
+    </w:rPr>
   </w:style>
-  <w:style w:type="paragraph" w:styleId="Normal" w:default="1">
-    <w:name w:val="normal"/>
-  </w:style>
-  <w:style w:type="paragraph" w:styleId="Heading1">
+  <w:style w:type="paragraph" w:styleId="2">
     <w:name w:val="heading 1"/>
-    <w:basedOn w:val="Normal"/>
-    <w:next w:val="Normal"/>
+    <w:basedOn w:val="1"/>
+    <w:next w:val="1"/>
+    <w:qFormat/>
+    <w:uiPriority w:val="0"/>
     <w:pPr>
-      <w:keepNext w:val="1"/>
-      <w:keepLines w:val="1"/>
+      <w:keepNext/>
+      <w:keepLines/>
       <w:pageBreakBefore w:val="0"/>
-      <w:spacing w:after="120" w:before="400" w:lineRule="auto"/>
+      <w:spacing w:before="400" w:after="120"/>
     </w:pPr>
     <w:rPr>
       <w:sz w:val="40"/>
       <w:szCs w:val="40"/>
     </w:rPr>
   </w:style>
-  <w:style w:type="paragraph" w:styleId="Heading2">
+  <w:style w:type="paragraph" w:styleId="3">
     <w:name w:val="heading 2"/>
-    <w:basedOn w:val="Normal"/>
-    <w:next w:val="Normal"/>
+    <w:basedOn w:val="1"/>
+    <w:next w:val="1"/>
+    <w:qFormat/>
+    <w:uiPriority w:val="0"/>
     <w:pPr>
-      <w:keepNext w:val="1"/>
-      <w:keepLines w:val="1"/>
+      <w:keepNext/>
+      <w:keepLines/>
       <w:pageBreakBefore w:val="0"/>
-      <w:spacing w:after="120" w:before="360" w:lineRule="auto"/>
+      <w:spacing w:before="360" w:after="120"/>
     </w:pPr>
     <w:rPr>
-      <w:b w:val="0"/>
       <w:sz w:val="32"/>
       <w:szCs w:val="32"/>
     </w:rPr>
   </w:style>
-  <w:style w:type="paragraph" w:styleId="Heading3">
+  <w:style w:type="paragraph" w:styleId="4">
     <w:name w:val="heading 3"/>
-    <w:basedOn w:val="Normal"/>
-    <w:next w:val="Normal"/>
+    <w:basedOn w:val="1"/>
+    <w:next w:val="1"/>
+    <w:qFormat/>
+    <w:uiPriority w:val="0"/>
     <w:pPr>
-      <w:keepNext w:val="1"/>
-      <w:keepLines w:val="1"/>
+      <w:keepNext/>
+      <w:keepLines/>
       <w:pageBreakBefore w:val="0"/>
-      <w:spacing w:after="80" w:before="320" w:lineRule="auto"/>
+      <w:spacing w:before="320" w:after="80"/>
     </w:pPr>
     <w:rPr>
-      <w:b w:val="0"/>
       <w:color w:val="434343"/>
       <w:sz w:val="28"/>
       <w:szCs w:val="28"/>
     </w:rPr>
   </w:style>
-  <w:style w:type="paragraph" w:styleId="Heading4">
+  <w:style w:type="paragraph" w:styleId="5">
     <w:name w:val="heading 4"/>
-    <w:basedOn w:val="Normal"/>
-    <w:next w:val="Normal"/>
+    <w:basedOn w:val="1"/>
+    <w:next w:val="1"/>
+    <w:uiPriority w:val="0"/>
     <w:pPr>
-      <w:keepNext w:val="1"/>
-      <w:keepLines w:val="1"/>
+      <w:keepNext/>
+      <w:keepLines/>
       <w:pageBreakBefore w:val="0"/>
-      <w:spacing w:after="80" w:before="280" w:lineRule="auto"/>
+      <w:spacing w:before="280" w:after="80"/>
     </w:pPr>
     <w:rPr>
       <w:color w:val="666666"/>
@@ -4823,15 +5636,17 @@
       <w:szCs w:val="24"/>
     </w:rPr>
   </w:style>
-  <w:style w:type="paragraph" w:styleId="Heading5">
+  <w:style w:type="paragraph" w:styleId="6">
     <w:name w:val="heading 5"/>
-    <w:basedOn w:val="Normal"/>
-    <w:next w:val="Normal"/>
+    <w:basedOn w:val="1"/>
+    <w:next w:val="1"/>
+    <w:qFormat/>
+    <w:uiPriority w:val="0"/>
     <w:pPr>
-      <w:keepNext w:val="1"/>
-      <w:keepLines w:val="1"/>
+      <w:keepNext/>
+      <w:keepLines/>
       <w:pageBreakBefore w:val="0"/>
-      <w:spacing w:after="80" w:before="240" w:lineRule="auto"/>
+      <w:spacing w:before="240" w:after="80"/>
     </w:pPr>
     <w:rPr>
       <w:color w:val="666666"/>
@@ -4839,71 +5654,105 @@
       <w:szCs w:val="22"/>
     </w:rPr>
   </w:style>
-  <w:style w:type="paragraph" w:styleId="Heading6">
+  <w:style w:type="paragraph" w:styleId="7">
     <w:name w:val="heading 6"/>
-    <w:basedOn w:val="Normal"/>
-    <w:next w:val="Normal"/>
+    <w:basedOn w:val="1"/>
+    <w:next w:val="1"/>
+    <w:qFormat/>
+    <w:uiPriority w:val="0"/>
     <w:pPr>
-      <w:keepNext w:val="1"/>
-      <w:keepLines w:val="1"/>
+      <w:keepNext/>
+      <w:keepLines/>
       <w:pageBreakBefore w:val="0"/>
-      <w:spacing w:after="80" w:before="240" w:lineRule="auto"/>
+      <w:spacing w:before="240" w:after="80"/>
     </w:pPr>
     <w:rPr>
-      <w:i w:val="1"/>
+      <w:i/>
       <w:color w:val="666666"/>
       <w:sz w:val="22"/>
       <w:szCs w:val="22"/>
     </w:rPr>
   </w:style>
-  <w:style w:type="paragraph" w:styleId="Title">
+  <w:style w:type="character" w:default="1" w:styleId="8">
+    <w:name w:val="Default Paragraph Font"/>
+    <w:semiHidden/>
+    <w:qFormat/>
+    <w:uiPriority w:val="0"/>
+  </w:style>
+  <w:style w:type="table" w:default="1" w:styleId="9">
+    <w:name w:val="Normal Table"/>
+    <w:semiHidden/>
+    <w:qFormat/>
+    <w:uiPriority w:val="0"/>
+    <w:tblPr>
+      <w:tblCellMar>
+        <w:top w:w="0" w:type="dxa"/>
+        <w:left w:w="108" w:type="dxa"/>
+        <w:bottom w:w="0" w:type="dxa"/>
+        <w:right w:w="108" w:type="dxa"/>
+      </w:tblCellMar>
+    </w:tblPr>
+  </w:style>
+  <w:style w:type="paragraph" w:styleId="10">
+    <w:name w:val="Subtitle"/>
+    <w:basedOn w:val="1"/>
+    <w:next w:val="1"/>
+    <w:qFormat/>
+    <w:uiPriority w:val="0"/>
+    <w:pPr>
+      <w:keepNext/>
+      <w:keepLines/>
+      <w:pageBreakBefore w:val="0"/>
+      <w:spacing w:before="0" w:after="320"/>
+    </w:pPr>
+    <w:rPr>
+      <w:rFonts w:ascii="Arial" w:hAnsi="Arial" w:eastAsia="Arial" w:cs="Arial"/>
+      <w:color w:val="666666"/>
+      <w:sz w:val="30"/>
+      <w:szCs w:val="30"/>
+    </w:rPr>
+  </w:style>
+  <w:style w:type="paragraph" w:styleId="11">
     <w:name w:val="Title"/>
-    <w:basedOn w:val="Normal"/>
-    <w:next w:val="Normal"/>
+    <w:basedOn w:val="1"/>
+    <w:next w:val="1"/>
+    <w:qFormat/>
+    <w:uiPriority w:val="0"/>
     <w:pPr>
-      <w:keepNext w:val="1"/>
-      <w:keepLines w:val="1"/>
+      <w:keepNext/>
+      <w:keepLines/>
       <w:pageBreakBefore w:val="0"/>
-      <w:spacing w:after="60" w:before="0" w:lineRule="auto"/>
+      <w:spacing w:before="0" w:after="60"/>
     </w:pPr>
     <w:rPr>
       <w:sz w:val="52"/>
       <w:szCs w:val="52"/>
     </w:rPr>
   </w:style>
-  <w:style w:type="paragraph" w:styleId="Subtitle">
-    <w:name w:val="Subtitle"/>
-    <w:basedOn w:val="Normal"/>
-    <w:next w:val="Normal"/>
-    <w:pPr>
-      <w:keepNext w:val="1"/>
-      <w:keepLines w:val="1"/>
-      <w:pageBreakBefore w:val="0"/>
-      <w:spacing w:after="320" w:before="0" w:lineRule="auto"/>
-    </w:pPr>
-    <w:rPr>
-      <w:rFonts w:ascii="Arial" w:cs="Arial" w:eastAsia="Arial" w:hAnsi="Arial"/>
-      <w:i w:val="0"/>
-      <w:color w:val="666666"/>
-      <w:sz w:val="30"/>
-      <w:szCs w:val="30"/>
-    </w:rPr>
-  </w:style>
-  <w:style w:type="table" w:styleId="Table1">
-    <w:basedOn w:val="TableNormal"/>
+  <w:style w:type="table" w:customStyle="1" w:styleId="12">
+    <w:name w:val="TableNormal"/>
+    <w:uiPriority w:val="0"/>
     <w:tblPr>
-      <w:tblStyleRowBandSize w:val="1"/>
-      <w:tblStyleColBandSize w:val="1"/>
-      <w:tblCellMar/>
+      <w:tblCellMar>
+        <w:top w:w="100" w:type="dxa"/>
+        <w:left w:w="100" w:type="dxa"/>
+        <w:bottom w:w="100" w:type="dxa"/>
+        <w:right w:w="100" w:type="dxa"/>
+      </w:tblCellMar>
     </w:tblPr>
   </w:style>
-  <w:style w:type="table" w:styleId="Table2">
-    <w:basedOn w:val="TableNormal"/>
-    <w:tblPr>
-      <w:tblStyleRowBandSize w:val="1"/>
-      <w:tblStyleColBandSize w:val="1"/>
-      <w:tblCellMar/>
-    </w:tblPr>
+  <w:style w:type="table" w:customStyle="1" w:styleId="13">
+    <w:name w:val="_Style 10"/>
+    <w:basedOn w:val="12"/>
+    <w:uiPriority w:val="0"/>
+    <w:tblPr/>
+  </w:style>
+  <w:style w:type="table" w:customStyle="1" w:styleId="14">
+    <w:name w:val="_Style 11"/>
+    <w:basedOn w:val="12"/>
+    <w:qFormat/>
+    <w:uiPriority w:val="0"/>
+    <w:tblPr/>
   </w:style>
 </w:styles>
 </file>
@@ -5224,6 +6073,5 @@
       </a:style>
     </a:lnDef>
   </a:objectDefaults>
-  <a:extraClrSchemeLst/>
 </a:theme>
 </file>